--- a/manuscript/paper.docx
+++ b/manuscript/paper.docx
@@ -249,7 +249,7 @@
       </w:r>
       <w:proofErr w:type="spellEnd"/>
       <w:r>
-        <w:t xml:space="preserve"> DOI archiving and ORCID-linked attribution. The reproducibility assessment score increased from 30.0% (6/20) in the conventional workflow to 100.0% (20/20) in the integrated workflow. In the controlled reproduction task, the integrated workflow enabled clear identification of the correct version, citation target and responsible researcher, while the baseline required manual assumptions about version, dependency and artifact provenance. The results indicate that GitHub, </w:t>
+        <w:t xml:space="preserve"> DOI archiving and ORCID-linked attribution. The reproducibility assessment score increased from 29.2% (7/24) in the conventional workflow to 95.8% (23/24) in the integrated workflow. In the controlled reproduction task, the integrated workflow enabled clear identification of the correct version, citation target and responsible researcher, while the baseline required manual assumptions about version, dependency and artifact provenance. The results indicate that GitHub, </w:t>
       </w:r>
       <w:proofErr w:type="spellStart"/>
       <w:r>
@@ -522,9 +522,6 @@
     <w:p>
       <w:pPr>
         <w:pStyle w:val="MDPI21heading1"/>
-        <w:rPr>
-          <w:lang w:val="es-ES" w:eastAsia="es-ES_tradnl"/>
-        </w:rPr>
       </w:pPr>
       <w:r>
         <w:t>2. Materials and Methods</w:t>
@@ -557,6 +554,9 @@
         <w:jc w:val="center"/>
       </w:pPr>
       <w:r>
+        <w:rPr>
+          <w:noProof/>
+        </w:rPr>
         <w:drawing>
           <wp:inline distT="0" distB="0" distL="0" distR="0" wp14:anchorId="0C6AECEF" wp14:editId="204AAF6D">
             <wp:extent cx="5162864" cy="2237591"/>
@@ -781,6 +781,7 @@
       </w:pPr>
       <w:r>
         <w:rPr>
+          <w:noProof/>
           <w:lang w:val="es-ES" w:eastAsia="es-ES_tradnl"/>
         </w:rPr>
         <w:drawing>
@@ -971,6 +972,7 @@
       </w:pPr>
       <w:r>
         <w:rPr>
+          <w:noProof/>
           <w:lang w:val="es-ES" w:eastAsia="es-ES_tradnl"/>
         </w:rPr>
         <w:drawing>
@@ -1114,35 +1116,7 @@
           <w:szCs w:val="22"/>
           <w:lang w:bidi="en-US"/>
         </w:rPr>
-        <w:t xml:space="preserve">. Proposed integrated Open Science workflow linking GitHub-based research development and version control, </w:t>
-      </w:r>
-      <w:proofErr w:type="spellStart"/>
-      <w:r>
-        <w:rPr>
-          <w:rFonts w:ascii="Palatino Linotype" w:hAnsi="Palatino Linotype"/>
-          <w:iCs w:val="0"/>
-          <w:noProof/>
-          <w:snapToGrid w:val="0"/>
-          <w:color w:val="000000"/>
-          <w:sz w:val="20"/>
-          <w:szCs w:val="22"/>
-          <w:lang w:bidi="en-US"/>
-        </w:rPr>
-        <w:t>Zenodo</w:t>
-      </w:r>
-      <w:proofErr w:type="spellEnd"/>
-      <w:r>
-        <w:rPr>
-          <w:rFonts w:ascii="Palatino Linotype" w:hAnsi="Palatino Linotype"/>
-          <w:iCs w:val="0"/>
-          <w:noProof/>
-          <w:snapToGrid w:val="0"/>
-          <w:color w:val="000000"/>
-          <w:sz w:val="20"/>
-          <w:szCs w:val="22"/>
-          <w:lang w:bidi="en-US"/>
-        </w:rPr>
-        <w:t>-based archival preservation and persistent identification, and ORCID-based researcher attribution.</w:t>
+        <w:t>. Proposed integrated Open Science workflow linking GitHub-based research development and version control, Zenodo-based archival preservation and persistent identification, and ORCID-based researcher attribution.</w:t>
       </w:r>
     </w:p>
     <w:p>
@@ -1197,7 +1171,7 @@
         </w:rPr>
       </w:pPr>
       <w:r>
-        <w:t>Evaluation combined a reproducibility assessment matrix and a controlled reproduction task. Criteria included code availability, identifiable version, DOI, documentation, dependency specification, author identification, release identification, citation mechanism, long-term archive and reproduction instructions. Each criterion was scored using equal weighting, and completeness was calculated as the percentage of satisfied requirements. Reproduction tasks measured success, time, missing components, manual interventions, errors and whether the exact version could be identified.</w:t>
+        <w:t>Evaluation combined a reproducibility assessment matrix and a controlled reproduction task. Criteria included code availability, identifiable version, DOI, documentation, dependency specification, author identification, release identification, citation mechanism, long-term archive, reproduction instructions, traceability and discoverability. Each criterion was scored using equal weighting, and completeness was calculated as the percentage of satisfied requirements. Reproduction tasks measured success, time, missing components, manual interventions, errors and whether the exact version could be identified.</w:t>
       </w:r>
     </w:p>
     <w:p>
@@ -1724,7 +1698,7 @@
               <w:rPr>
                 <w:sz w:val="20"/>
               </w:rPr>
-              <w:t>2</w:t>
+              <w:t>1</w:t>
             </w:r>
           </w:p>
         </w:tc>
@@ -2060,6 +2034,152 @@
           <w:tcPr>
             <w:tcW w:w="0" w:type="auto"/>
             <w:tcBorders>
+              <w:top w:val="nil"/>
+              <w:bottom w:val="single" w:sz="4" w:space="0" w:color="auto"/>
+            </w:tcBorders>
+            <w:hideMark/>
+          </w:tcPr>
+          <w:p>
+            <w:pPr>
+              <w:rPr>
+                <w:sz w:val="20"/>
+              </w:rPr>
+            </w:pPr>
+            <w:r>
+              <w:rPr>
+                <w:sz w:val="20"/>
+              </w:rPr>
+              <w:t>Traceability</w:t>
+            </w:r>
+          </w:p>
+        </w:tc>
+        <w:tc>
+          <w:tcPr>
+            <w:tcW w:w="0" w:type="auto"/>
+            <w:tcBorders>
+              <w:top w:val="nil"/>
+              <w:bottom w:val="single" w:sz="4" w:space="0" w:color="auto"/>
+            </w:tcBorders>
+            <w:hideMark/>
+          </w:tcPr>
+          <w:p>
+            <w:pPr>
+              <w:jc w:val="center"/>
+              <w:rPr>
+                <w:sz w:val="20"/>
+              </w:rPr>
+            </w:pPr>
+            <w:r>
+              <w:rPr>
+                <w:sz w:val="20"/>
+              </w:rPr>
+              <w:t>0</w:t>
+            </w:r>
+          </w:p>
+        </w:tc>
+        <w:tc>
+          <w:tcPr>
+            <w:tcW w:w="0" w:type="auto"/>
+            <w:tcBorders>
+              <w:top w:val="nil"/>
+              <w:bottom w:val="single" w:sz="4" w:space="0" w:color="auto"/>
+            </w:tcBorders>
+            <w:hideMark/>
+          </w:tcPr>
+          <w:p>
+            <w:pPr>
+              <w:jc w:val="center"/>
+              <w:rPr>
+                <w:sz w:val="20"/>
+              </w:rPr>
+            </w:pPr>
+            <w:r>
+              <w:rPr>
+                <w:sz w:val="20"/>
+              </w:rPr>
+              <w:t>2</w:t>
+            </w:r>
+          </w:p>
+        </w:tc>
+      </w:tr>
+      <w:tr>
+        <w:tc>
+          <w:tcPr>
+            <w:tcW w:w="0" w:type="auto"/>
+            <w:tcBorders>
+              <w:top w:val="nil"/>
+              <w:bottom w:val="single" w:sz="4" w:space="0" w:color="auto"/>
+            </w:tcBorders>
+            <w:hideMark/>
+          </w:tcPr>
+          <w:p>
+            <w:pPr>
+              <w:rPr>
+                <w:sz w:val="20"/>
+              </w:rPr>
+            </w:pPr>
+            <w:r>
+              <w:rPr>
+                <w:sz w:val="20"/>
+              </w:rPr>
+              <w:t>Discoverability</w:t>
+            </w:r>
+          </w:p>
+        </w:tc>
+        <w:tc>
+          <w:tcPr>
+            <w:tcW w:w="0" w:type="auto"/>
+            <w:tcBorders>
+              <w:top w:val="nil"/>
+              <w:bottom w:val="single" w:sz="4" w:space="0" w:color="auto"/>
+            </w:tcBorders>
+            <w:hideMark/>
+          </w:tcPr>
+          <w:p>
+            <w:pPr>
+              <w:jc w:val="center"/>
+              <w:rPr>
+                <w:sz w:val="20"/>
+              </w:rPr>
+            </w:pPr>
+            <w:r>
+              <w:rPr>
+                <w:sz w:val="20"/>
+              </w:rPr>
+              <w:t>1</w:t>
+            </w:r>
+          </w:p>
+        </w:tc>
+        <w:tc>
+          <w:tcPr>
+            <w:tcW w:w="0" w:type="auto"/>
+            <w:tcBorders>
+              <w:top w:val="nil"/>
+              <w:bottom w:val="single" w:sz="4" w:space="0" w:color="auto"/>
+            </w:tcBorders>
+            <w:hideMark/>
+          </w:tcPr>
+          <w:p>
+            <w:pPr>
+              <w:jc w:val="center"/>
+              <w:rPr>
+                <w:sz w:val="20"/>
+              </w:rPr>
+            </w:pPr>
+            <w:r>
+              <w:rPr>
+                <w:sz w:val="20"/>
+              </w:rPr>
+              <w:t>2</w:t>
+            </w:r>
+          </w:p>
+        </w:tc>
+      </w:tr>
+      <w:tr>
+        <w:tc>
+          <w:tcPr>
+            <w:tcW w:w="0" w:type="auto"/>
+            <w:tcBorders>
               <w:top w:val="single" w:sz="4" w:space="0" w:color="auto"/>
               <w:bottom w:val="single" w:sz="4" w:space="0" w:color="auto"/>
             </w:tcBorders>
@@ -2103,16 +2223,9 @@
                 <w:bCs/>
                 <w:sz w:val="20"/>
               </w:rPr>
-              <w:t>6/20</w:t>
+              <w:t>7/24</w:t>
+              <w:br/>
             </w:r>
-          </w:p>
-          <w:p>
-            <w:pPr>
-              <w:jc w:val="center"/>
-              <w:rPr>
-                <w:sz w:val="20"/>
-              </w:rPr>
-            </w:pPr>
           </w:p>
         </w:tc>
         <w:tc>
@@ -2137,16 +2250,9 @@
                 <w:bCs/>
                 <w:sz w:val="20"/>
               </w:rPr>
-              <w:t>20/20</w:t>
+              <w:t>23/24</w:t>
+              <w:br/>
             </w:r>
-          </w:p>
-          <w:p>
-            <w:pPr>
-              <w:jc w:val="center"/>
-              <w:rPr>
-                <w:sz w:val="20"/>
-              </w:rPr>
-            </w:pPr>
           </w:p>
         </w:tc>
       </w:tr>
@@ -2196,16 +2302,9 @@
                 <w:bCs/>
                 <w:sz w:val="20"/>
               </w:rPr>
-              <w:t>30.0%</w:t>
+              <w:t>29.2%</w:t>
+              <w:br/>
             </w:r>
-          </w:p>
-          <w:p>
-            <w:pPr>
-              <w:jc w:val="center"/>
-              <w:rPr>
-                <w:sz w:val="20"/>
-              </w:rPr>
-            </w:pPr>
           </w:p>
         </w:tc>
         <w:tc>
@@ -2230,17 +2329,9 @@
                 <w:bCs/>
                 <w:sz w:val="20"/>
               </w:rPr>
-              <w:t>100.0%</w:t>
+              <w:t>95.8%</w:t>
+              <w:br/>
             </w:r>
-          </w:p>
-          <w:p>
-            <w:pPr>
-              <w:keepNext/>
-              <w:jc w:val="center"/>
-              <w:rPr>
-                <w:sz w:val="20"/>
-              </w:rPr>
-            </w:pPr>
           </w:p>
         </w:tc>
       </w:tr>
@@ -2360,11 +2451,10 @@
         </w:rPr>
       </w:pPr>
       <w:r>
-        <w:t xml:space="preserve">The comparison showed that the integrated workflow improved all evaluated dimensions relative to the baseline. The conventional workflow obtained 6 of 20 available points, corresponding to a reproducibility score of 30.0%. The integrated workflow obtained the maximum score of 20 of 20 </w:t>
-      </w:r>
-      <w:r>
-        <w:lastRenderedPageBreak/>
-        <w:t xml:space="preserve">points, corresponding to 100.0%. The conventional scenario provided partial support for code access, documentation, dependency information, author identification, citation and reproduction instructions, but it did not provide an identifiable release, DOI, archival record or explicit version-to-publication trace. By contrast, the integrated workflow directly supported these elements through GitHub releases, </w:t>
+        <w:t xml:space="preserve">The comparison showed that the integrated workflow improved all evaluated dimensions relative to the baseline. The conventional workflow obtained 7 of 24 available points, corresponding to a reproducibility score of 29.2%. The integrated workflow obtained a near-maximum score of 23 of 24 </w:t>
+      </w:r>
+      <w:r>
+        <w:t xml:space="preserve">points, corresponding to 95.8%. The conventional scenario provided partial support for code access, documentation, dependency information, author identification, citation and reproduction instructions, but it did not provide an identifiable release, DOI, archival record or explicit version-to-publication trace. By contrast, the integrated workflow directly supported these elements through GitHub releases, </w:t>
       </w:r>
       <w:proofErr w:type="spellStart"/>
       <w:r>
@@ -2413,7 +2503,7 @@
         </w:rPr>
       </w:pPr>
       <w:r>
-        <w:t>The principal finding is that the integrated workflow increased the reproducibility score from 30.0% to 100.0% compared with the conventional publication-</w:t>
+        <w:t>The principal finding is that the integrated workflow increased the reproducibility score from 29.2% to 95.8% compared with the conventional publication-</w:t>
       </w:r>
       <w:proofErr w:type="spellStart"/>
       <w:r>
@@ -2965,45 +3055,8 @@
           <w:lang w:val="es-ES_tradnl" w:eastAsia="en-US"/>
         </w:rPr>
         <w:tab/>
-        <w:t xml:space="preserve">G. Sandve, A. Nekrutenko, J. Taylor, y E. Hovig, «Ten Simple Rules for Reproducible </w:t>
-      </w:r>
-      <w:proofErr w:type="spellStart"/>
-      <w:r>
-        <w:rPr>
-          <w:rFonts w:eastAsia="SimSun"/>
-          <w:sz w:val="20"/>
-          <w:lang w:val="es-ES_tradnl" w:eastAsia="en-US"/>
-        </w:rPr>
-        <w:t>Computational</w:t>
-      </w:r>
-      <w:proofErr w:type="spellEnd"/>
-      <w:r>
-        <w:rPr>
-          <w:rFonts w:eastAsia="SimSun"/>
-          <w:sz w:val="20"/>
-          <w:lang w:val="es-ES_tradnl" w:eastAsia="en-US"/>
-        </w:rPr>
-        <w:t xml:space="preserve"> </w:t>
-      </w:r>
-      <w:proofErr w:type="spellStart"/>
-      <w:r>
-        <w:rPr>
-          <w:rFonts w:eastAsia="SimSun"/>
-          <w:sz w:val="20"/>
-          <w:lang w:val="es-ES_tradnl" w:eastAsia="en-US"/>
-        </w:rPr>
-        <w:t>Research</w:t>
-      </w:r>
-      <w:proofErr w:type="spellEnd"/>
-      <w:r>
-        <w:rPr>
-          <w:rFonts w:eastAsia="SimSun"/>
-          <w:sz w:val="20"/>
-          <w:lang w:val="es-ES_tradnl" w:eastAsia="en-US"/>
-        </w:rPr>
-        <w:t xml:space="preserve">», </w:t>
-      </w:r>
-      <w:proofErr w:type="spellStart"/>
+        <w:t xml:space="preserve">G. Sandve, A. Nekrutenko, J. Taylor, y E. Hovig, «Ten Simple Rules for Reproducible Computational Research», </w:t>
+      </w:r>
       <w:r>
         <w:rPr>
           <w:rFonts w:eastAsia="SimSun"/>
@@ -3012,9 +3065,43 @@
           <w:sz w:val="20"/>
           <w:lang w:val="es-ES_tradnl" w:eastAsia="en-US"/>
         </w:rPr>
-        <w:t>PLoS</w:t>
-      </w:r>
-      <w:proofErr w:type="spellEnd"/>
+        <w:t>PLoS Comput. Biol.</w:t>
+      </w:r>
+      <w:r>
+        <w:rPr>
+          <w:rFonts w:eastAsia="SimSun"/>
+          <w:sz w:val="20"/>
+          <w:lang w:val="es-ES_tradnl" w:eastAsia="en-US"/>
+        </w:rPr>
+        <w:t>, vol. 9, oct. 2013, doi: 10.1371/journal.pcbi.1003285.</w:t>
+      </w:r>
+    </w:p>
+    <w:p>
+      <w:pPr>
+        <w:pStyle w:val="Bibliografa"/>
+        <w:rPr>
+          <w:rFonts w:eastAsia="SimSun"/>
+          <w:sz w:val="20"/>
+          <w:lang w:val="es-ES_tradnl" w:eastAsia="en-US"/>
+        </w:rPr>
+      </w:pPr>
+      <w:r>
+        <w:rPr>
+          <w:rFonts w:eastAsia="SimSun"/>
+          <w:sz w:val="20"/>
+          <w:lang w:val="es-ES_tradnl" w:eastAsia="en-US"/>
+        </w:rPr>
+        <w:t>[2]</w:t>
+      </w:r>
+      <w:r>
+        <w:rPr>
+          <w:rFonts w:eastAsia="SimSun"/>
+          <w:sz w:val="20"/>
+          <w:lang w:val="es-ES_tradnl" w:eastAsia="en-US"/>
+        </w:rPr>
+        <w:tab/>
+        <w:t xml:space="preserve">M. Ziemann, P. Poulain, y A. Bora, «The five pillars of computational reproducibility: bioinformatics and beyond», </w:t>
+      </w:r>
       <w:r>
         <w:rPr>
           <w:rFonts w:eastAsia="SimSun"/>
@@ -3023,9 +3110,43 @@
           <w:sz w:val="20"/>
           <w:lang w:val="es-ES_tradnl" w:eastAsia="en-US"/>
         </w:rPr>
-        <w:t xml:space="preserve"> </w:t>
-      </w:r>
-      <w:proofErr w:type="spellStart"/>
+        <w:t>Brief. Bioinform.</w:t>
+      </w:r>
+      <w:r>
+        <w:rPr>
+          <w:rFonts w:eastAsia="SimSun"/>
+          <w:sz w:val="20"/>
+          <w:lang w:val="es-ES_tradnl" w:eastAsia="en-US"/>
+        </w:rPr>
+        <w:t>, vol. 24, sep. 2023, doi: 10.1093/bib/bbad375.</w:t>
+      </w:r>
+    </w:p>
+    <w:p>
+      <w:pPr>
+        <w:pStyle w:val="Bibliografa"/>
+        <w:rPr>
+          <w:rFonts w:eastAsia="SimSun"/>
+          <w:sz w:val="20"/>
+          <w:lang w:val="es-ES_tradnl" w:eastAsia="en-US"/>
+        </w:rPr>
+      </w:pPr>
+      <w:r>
+        <w:rPr>
+          <w:rFonts w:eastAsia="SimSun"/>
+          <w:sz w:val="20"/>
+          <w:lang w:val="es-ES_tradnl" w:eastAsia="en-US"/>
+        </w:rPr>
+        <w:t>[3]</w:t>
+      </w:r>
+      <w:r>
+        <w:rPr>
+          <w:rFonts w:eastAsia="SimSun"/>
+          <w:sz w:val="20"/>
+          <w:lang w:val="es-ES_tradnl" w:eastAsia="en-US"/>
+        </w:rPr>
+        <w:tab/>
+        <w:t xml:space="preserve">G. Wilson, J. Bryan, K. Cranston, J. Kitzes, L. Nederbragt, y T. Teal, «Good enough practices in scientific computing», </w:t>
+      </w:r>
       <w:r>
         <w:rPr>
           <w:rFonts w:eastAsia="SimSun"/>
@@ -3034,9 +3155,43 @@
           <w:sz w:val="20"/>
           <w:lang w:val="es-ES_tradnl" w:eastAsia="en-US"/>
         </w:rPr>
-        <w:t>Comput</w:t>
-      </w:r>
-      <w:proofErr w:type="spellEnd"/>
+        <w:t>PLoS Comput. Biol.</w:t>
+      </w:r>
+      <w:r>
+        <w:rPr>
+          <w:rFonts w:eastAsia="SimSun"/>
+          <w:sz w:val="20"/>
+          <w:lang w:val="es-ES_tradnl" w:eastAsia="en-US"/>
+        </w:rPr>
+        <w:t>, vol. 13, ago. 2016, doi: 10.1371/journal.pcbi.1005510.</w:t>
+      </w:r>
+    </w:p>
+    <w:p>
+      <w:pPr>
+        <w:pStyle w:val="Bibliografa"/>
+        <w:rPr>
+          <w:rFonts w:eastAsia="SimSun"/>
+          <w:sz w:val="20"/>
+          <w:lang w:val="es-ES_tradnl" w:eastAsia="en-US"/>
+        </w:rPr>
+      </w:pPr>
+      <w:r>
+        <w:rPr>
+          <w:rFonts w:eastAsia="SimSun"/>
+          <w:sz w:val="20"/>
+          <w:lang w:val="es-ES_tradnl" w:eastAsia="en-US"/>
+        </w:rPr>
+        <w:t>[4]</w:t>
+      </w:r>
+      <w:r>
+        <w:rPr>
+          <w:rFonts w:eastAsia="SimSun"/>
+          <w:sz w:val="20"/>
+          <w:lang w:val="es-ES_tradnl" w:eastAsia="en-US"/>
+        </w:rPr>
+        <w:tab/>
+        <w:t xml:space="preserve">J. Blischak, E. Davenport, y G. Wilson, «A Quick Introduction to Version Control with Git and GitHub», </w:t>
+      </w:r>
       <w:r>
         <w:rPr>
           <w:rFonts w:eastAsia="SimSun"/>
@@ -3045,15 +3200,15 @@
           <w:sz w:val="20"/>
           <w:lang w:val="es-ES_tradnl" w:eastAsia="en-US"/>
         </w:rPr>
-        <w:t>. Biol.</w:t>
-      </w:r>
-      <w:r>
-        <w:rPr>
-          <w:rFonts w:eastAsia="SimSun"/>
-          <w:sz w:val="20"/>
-          <w:lang w:val="es-ES_tradnl" w:eastAsia="en-US"/>
-        </w:rPr>
-        <w:t>, vol. 9, oct. 2013, doi: 10.1371/journal.pcbi.1003285.</w:t>
+        <w:t>PLoS Comput. Biol.</w:t>
+      </w:r>
+      <w:r>
+        <w:rPr>
+          <w:rFonts w:eastAsia="SimSun"/>
+          <w:sz w:val="20"/>
+          <w:lang w:val="es-ES_tradnl" w:eastAsia="en-US"/>
+        </w:rPr>
+        <w:t>, vol. 12, ene. 2016, doi: 10.1371/journal.pcbi.1004668.</w:t>
       </w:r>
     </w:p>
     <w:p>
@@ -3071,7 +3226,7 @@
           <w:sz w:val="20"/>
           <w:lang w:val="es-ES_tradnl" w:eastAsia="en-US"/>
         </w:rPr>
-        <w:t>[2]</w:t>
+        <w:t>[5]</w:t>
       </w:r>
       <w:r>
         <w:rPr>
@@ -3080,115 +3235,7 @@
           <w:lang w:val="es-ES_tradnl" w:eastAsia="en-US"/>
         </w:rPr>
         <w:tab/>
-        <w:t xml:space="preserve">M. Ziemann, P. Poulain, y A. Bora, «The </w:t>
-      </w:r>
-      <w:proofErr w:type="spellStart"/>
-      <w:r>
-        <w:rPr>
-          <w:rFonts w:eastAsia="SimSun"/>
-          <w:sz w:val="20"/>
-          <w:lang w:val="es-ES_tradnl" w:eastAsia="en-US"/>
-        </w:rPr>
-        <w:t>five</w:t>
-      </w:r>
-      <w:proofErr w:type="spellEnd"/>
-      <w:r>
-        <w:rPr>
-          <w:rFonts w:eastAsia="SimSun"/>
-          <w:sz w:val="20"/>
-          <w:lang w:val="es-ES_tradnl" w:eastAsia="en-US"/>
-        </w:rPr>
-        <w:t xml:space="preserve"> </w:t>
-      </w:r>
-      <w:proofErr w:type="spellStart"/>
-      <w:r>
-        <w:rPr>
-          <w:rFonts w:eastAsia="SimSun"/>
-          <w:sz w:val="20"/>
-          <w:lang w:val="es-ES_tradnl" w:eastAsia="en-US"/>
-        </w:rPr>
-        <w:t>pillars</w:t>
-      </w:r>
-      <w:proofErr w:type="spellEnd"/>
-      <w:r>
-        <w:rPr>
-          <w:rFonts w:eastAsia="SimSun"/>
-          <w:sz w:val="20"/>
-          <w:lang w:val="es-ES_tradnl" w:eastAsia="en-US"/>
-        </w:rPr>
-        <w:t xml:space="preserve"> of </w:t>
-      </w:r>
-      <w:proofErr w:type="spellStart"/>
-      <w:r>
-        <w:rPr>
-          <w:rFonts w:eastAsia="SimSun"/>
-          <w:sz w:val="20"/>
-          <w:lang w:val="es-ES_tradnl" w:eastAsia="en-US"/>
-        </w:rPr>
-        <w:t>computational</w:t>
-      </w:r>
-      <w:proofErr w:type="spellEnd"/>
-      <w:r>
-        <w:rPr>
-          <w:rFonts w:eastAsia="SimSun"/>
-          <w:sz w:val="20"/>
-          <w:lang w:val="es-ES_tradnl" w:eastAsia="en-US"/>
-        </w:rPr>
-        <w:t xml:space="preserve"> </w:t>
-      </w:r>
-      <w:proofErr w:type="spellStart"/>
-      <w:r>
-        <w:rPr>
-          <w:rFonts w:eastAsia="SimSun"/>
-          <w:sz w:val="20"/>
-          <w:lang w:val="es-ES_tradnl" w:eastAsia="en-US"/>
-        </w:rPr>
-        <w:t>reproducibility</w:t>
-      </w:r>
-      <w:proofErr w:type="spellEnd"/>
-      <w:r>
-        <w:rPr>
-          <w:rFonts w:eastAsia="SimSun"/>
-          <w:sz w:val="20"/>
-          <w:lang w:val="es-ES_tradnl" w:eastAsia="en-US"/>
-        </w:rPr>
-        <w:t xml:space="preserve">: </w:t>
-      </w:r>
-      <w:proofErr w:type="spellStart"/>
-      <w:r>
-        <w:rPr>
-          <w:rFonts w:eastAsia="SimSun"/>
-          <w:sz w:val="20"/>
-          <w:lang w:val="es-ES_tradnl" w:eastAsia="en-US"/>
-        </w:rPr>
-        <w:t>bioinformatics</w:t>
-      </w:r>
-      <w:proofErr w:type="spellEnd"/>
-      <w:r>
-        <w:rPr>
-          <w:rFonts w:eastAsia="SimSun"/>
-          <w:sz w:val="20"/>
-          <w:lang w:val="es-ES_tradnl" w:eastAsia="en-US"/>
-        </w:rPr>
-        <w:t xml:space="preserve"> and </w:t>
-      </w:r>
-      <w:proofErr w:type="spellStart"/>
-      <w:r>
-        <w:rPr>
-          <w:rFonts w:eastAsia="SimSun"/>
-          <w:sz w:val="20"/>
-          <w:lang w:val="es-ES_tradnl" w:eastAsia="en-US"/>
-        </w:rPr>
-        <w:t>beyond</w:t>
-      </w:r>
-      <w:proofErr w:type="spellEnd"/>
-      <w:r>
-        <w:rPr>
-          <w:rFonts w:eastAsia="SimSun"/>
-          <w:sz w:val="20"/>
-          <w:lang w:val="es-ES_tradnl" w:eastAsia="en-US"/>
-        </w:rPr>
-        <w:t xml:space="preserve">», </w:t>
+        <w:t xml:space="preserve">P. H. P. Braga </w:t>
       </w:r>
       <w:r>
         <w:rPr>
@@ -3198,9 +3245,16 @@
           <w:sz w:val="20"/>
           <w:lang w:val="es-ES_tradnl" w:eastAsia="en-US"/>
         </w:rPr>
-        <w:t xml:space="preserve">Brief. </w:t>
-      </w:r>
-      <w:proofErr w:type="spellStart"/>
+        <w:t>et al.</w:t>
+      </w:r>
+      <w:r>
+        <w:rPr>
+          <w:rFonts w:eastAsia="SimSun"/>
+          <w:sz w:val="20"/>
+          <w:lang w:val="es-ES_tradnl" w:eastAsia="en-US"/>
+        </w:rPr>
+        <w:t xml:space="preserve">, «Not just for programmers: How GitHub can accelerate collaborative and reproducible research in ecology and evolution», </w:t>
+      </w:r>
       <w:r>
         <w:rPr>
           <w:rFonts w:eastAsia="SimSun"/>
@@ -3209,9 +3263,70 @@
           <w:sz w:val="20"/>
           <w:lang w:val="es-ES_tradnl" w:eastAsia="en-US"/>
         </w:rPr>
-        <w:t>Bioinform</w:t>
-      </w:r>
-      <w:proofErr w:type="spellEnd"/>
+        <w:t>Methods Ecol. Evol.</w:t>
+      </w:r>
+      <w:r>
+        <w:rPr>
+          <w:rFonts w:eastAsia="SimSun"/>
+          <w:sz w:val="20"/>
+          <w:lang w:val="es-ES_tradnl" w:eastAsia="en-US"/>
+        </w:rPr>
+        <w:t>, vol. 14, pp. 1364-1380, abr. 2023, doi: 10.1111/2041-210x.14108.</w:t>
+      </w:r>
+    </w:p>
+    <w:p>
+      <w:pPr>
+        <w:pStyle w:val="Bibliografa"/>
+        <w:rPr>
+          <w:rFonts w:eastAsia="SimSun"/>
+          <w:sz w:val="20"/>
+          <w:lang w:val="es-ES_tradnl" w:eastAsia="en-US"/>
+        </w:rPr>
+      </w:pPr>
+      <w:r>
+        <w:rPr>
+          <w:rFonts w:eastAsia="SimSun"/>
+          <w:sz w:val="20"/>
+          <w:lang w:val="es-ES_tradnl" w:eastAsia="en-US"/>
+        </w:rPr>
+        <w:t>[6]</w:t>
+      </w:r>
+      <w:r>
+        <w:rPr>
+          <w:rFonts w:eastAsia="SimSun"/>
+          <w:sz w:val="20"/>
+          <w:lang w:val="es-ES_tradnl" w:eastAsia="en-US"/>
+        </w:rPr>
+        <w:tab/>
+        <w:t>K. Nowak y L. Nielsen, «Zenodo, a free and open platform for preserving and sharing research output.», may 2016, doi: 10.5281/zenodo.51902.</w:t>
+      </w:r>
+    </w:p>
+    <w:p>
+      <w:pPr>
+        <w:pStyle w:val="Bibliografa"/>
+        <w:rPr>
+          <w:rFonts w:eastAsia="SimSun"/>
+          <w:sz w:val="20"/>
+          <w:lang w:val="es-ES_tradnl" w:eastAsia="en-US"/>
+        </w:rPr>
+      </w:pPr>
+      <w:r>
+        <w:rPr>
+          <w:rFonts w:eastAsia="SimSun"/>
+          <w:sz w:val="20"/>
+          <w:lang w:val="es-ES_tradnl" w:eastAsia="en-US"/>
+        </w:rPr>
+        <w:t>[7]</w:t>
+      </w:r>
+      <w:r>
+        <w:rPr>
+          <w:rFonts w:eastAsia="SimSun"/>
+          <w:sz w:val="20"/>
+          <w:lang w:val="es-ES_tradnl" w:eastAsia="en-US"/>
+        </w:rPr>
+        <w:tab/>
+        <w:t xml:space="preserve">L. Haak, M. Fenner, L. Paglione, E. Pentz, y H. Ratner, «ORCID: a system to uniquely identify researchers», </w:t>
+      </w:r>
       <w:r>
         <w:rPr>
           <w:rFonts w:eastAsia="SimSun"/>
@@ -3220,33 +3335,15 @@
           <w:sz w:val="20"/>
           <w:lang w:val="es-ES_tradnl" w:eastAsia="en-US"/>
         </w:rPr>
-        <w:t>.</w:t>
-      </w:r>
-      <w:r>
-        <w:rPr>
-          <w:rFonts w:eastAsia="SimSun"/>
-          <w:sz w:val="20"/>
-          <w:lang w:val="es-ES_tradnl" w:eastAsia="en-US"/>
-        </w:rPr>
-        <w:t>, vol. 24, sep. 2023, doi: 10.1093/</w:t>
-      </w:r>
-      <w:proofErr w:type="spellStart"/>
-      <w:r>
-        <w:rPr>
-          <w:rFonts w:eastAsia="SimSun"/>
-          <w:sz w:val="20"/>
-          <w:lang w:val="es-ES_tradnl" w:eastAsia="en-US"/>
-        </w:rPr>
-        <w:t>bib</w:t>
-      </w:r>
-      <w:proofErr w:type="spellEnd"/>
-      <w:r>
-        <w:rPr>
-          <w:rFonts w:eastAsia="SimSun"/>
-          <w:sz w:val="20"/>
-          <w:lang w:val="es-ES_tradnl" w:eastAsia="en-US"/>
-        </w:rPr>
-        <w:t>/bbad375.</w:t>
+        <w:t>Learn. Publ.</w:t>
+      </w:r>
+      <w:r>
+        <w:rPr>
+          <w:rFonts w:eastAsia="SimSun"/>
+          <w:sz w:val="20"/>
+          <w:lang w:val="es-ES_tradnl" w:eastAsia="en-US"/>
+        </w:rPr>
+        <w:t>, vol. 25, oct. 2012, doi: 10.1087/20120404.</w:t>
       </w:r>
     </w:p>
     <w:p>
@@ -3264,7 +3361,7 @@
           <w:sz w:val="20"/>
           <w:lang w:val="es-ES_tradnl" w:eastAsia="en-US"/>
         </w:rPr>
-        <w:t>[3]</w:t>
+        <w:t>[8]</w:t>
       </w:r>
       <w:r>
         <w:rPr>
@@ -3273,99 +3370,8 @@
           <w:lang w:val="es-ES_tradnl" w:eastAsia="en-US"/>
         </w:rPr>
         <w:tab/>
-        <w:t xml:space="preserve">G. Wilson, J. Bryan, K. Cranston, J. Kitzes, L. </w:t>
-      </w:r>
-      <w:proofErr w:type="spellStart"/>
-      <w:r>
-        <w:rPr>
-          <w:rFonts w:eastAsia="SimSun"/>
-          <w:sz w:val="20"/>
-          <w:lang w:val="es-ES_tradnl" w:eastAsia="en-US"/>
-        </w:rPr>
-        <w:t>Nederbragt</w:t>
-      </w:r>
-      <w:proofErr w:type="spellEnd"/>
-      <w:r>
-        <w:rPr>
-          <w:rFonts w:eastAsia="SimSun"/>
-          <w:sz w:val="20"/>
-          <w:lang w:val="es-ES_tradnl" w:eastAsia="en-US"/>
-        </w:rPr>
-        <w:t xml:space="preserve">, y T. Teal, «Good </w:t>
-      </w:r>
-      <w:proofErr w:type="spellStart"/>
-      <w:r>
-        <w:rPr>
-          <w:rFonts w:eastAsia="SimSun"/>
-          <w:sz w:val="20"/>
-          <w:lang w:val="es-ES_tradnl" w:eastAsia="en-US"/>
-        </w:rPr>
-        <w:t>enough</w:t>
-      </w:r>
-      <w:proofErr w:type="spellEnd"/>
-      <w:r>
-        <w:rPr>
-          <w:rFonts w:eastAsia="SimSun"/>
-          <w:sz w:val="20"/>
-          <w:lang w:val="es-ES_tradnl" w:eastAsia="en-US"/>
-        </w:rPr>
-        <w:t xml:space="preserve"> </w:t>
-      </w:r>
-      <w:proofErr w:type="spellStart"/>
-      <w:r>
-        <w:rPr>
-          <w:rFonts w:eastAsia="SimSun"/>
-          <w:sz w:val="20"/>
-          <w:lang w:val="es-ES_tradnl" w:eastAsia="en-US"/>
-        </w:rPr>
-        <w:t>practices</w:t>
-      </w:r>
-      <w:proofErr w:type="spellEnd"/>
-      <w:r>
-        <w:rPr>
-          <w:rFonts w:eastAsia="SimSun"/>
-          <w:sz w:val="20"/>
-          <w:lang w:val="es-ES_tradnl" w:eastAsia="en-US"/>
-        </w:rPr>
-        <w:t xml:space="preserve"> in </w:t>
-      </w:r>
-      <w:proofErr w:type="spellStart"/>
-      <w:r>
-        <w:rPr>
-          <w:rFonts w:eastAsia="SimSun"/>
-          <w:sz w:val="20"/>
-          <w:lang w:val="es-ES_tradnl" w:eastAsia="en-US"/>
-        </w:rPr>
-        <w:t>scientific</w:t>
-      </w:r>
-      <w:proofErr w:type="spellEnd"/>
-      <w:r>
-        <w:rPr>
-          <w:rFonts w:eastAsia="SimSun"/>
-          <w:sz w:val="20"/>
-          <w:lang w:val="es-ES_tradnl" w:eastAsia="en-US"/>
-        </w:rPr>
-        <w:t xml:space="preserve"> </w:t>
-      </w:r>
-      <w:proofErr w:type="spellStart"/>
-      <w:r>
-        <w:rPr>
-          <w:rFonts w:eastAsia="SimSun"/>
-          <w:sz w:val="20"/>
-          <w:lang w:val="es-ES_tradnl" w:eastAsia="en-US"/>
-        </w:rPr>
-        <w:t>computing</w:t>
-      </w:r>
-      <w:proofErr w:type="spellEnd"/>
-      <w:r>
-        <w:rPr>
-          <w:rFonts w:eastAsia="SimSun"/>
-          <w:sz w:val="20"/>
-          <w:lang w:val="es-ES_tradnl" w:eastAsia="en-US"/>
-        </w:rPr>
-        <w:t xml:space="preserve">», </w:t>
-      </w:r>
-      <w:proofErr w:type="spellStart"/>
+        <w:t xml:space="preserve">L. Haak, A. Meadows, y J. Brown, «Using ORCID, DOI, and Other Open Identifiers in Research Evaluation», </w:t>
+      </w:r>
       <w:r>
         <w:rPr>
           <w:rFonts w:eastAsia="SimSun"/>
@@ -3374,9 +3380,43 @@
           <w:sz w:val="20"/>
           <w:lang w:val="es-ES_tradnl" w:eastAsia="en-US"/>
         </w:rPr>
-        <w:t>PLoS</w:t>
-      </w:r>
-      <w:proofErr w:type="spellEnd"/>
+        <w:t>Front. Res Metr. Anal</w:t>
+      </w:r>
+      <w:r>
+        <w:rPr>
+          <w:rFonts w:eastAsia="SimSun"/>
+          <w:sz w:val="20"/>
+          <w:lang w:val="es-ES_tradnl" w:eastAsia="en-US"/>
+        </w:rPr>
+        <w:t>, vol. 3, p. 28, oct. 2018, doi: 10.3389/frma.2018.00028.</w:t>
+      </w:r>
+    </w:p>
+    <w:p>
+      <w:pPr>
+        <w:pStyle w:val="Bibliografa"/>
+        <w:rPr>
+          <w:rFonts w:eastAsia="SimSun"/>
+          <w:sz w:val="20"/>
+          <w:lang w:val="es-ES_tradnl" w:eastAsia="en-US"/>
+        </w:rPr>
+      </w:pPr>
+      <w:r>
+        <w:rPr>
+          <w:rFonts w:eastAsia="SimSun"/>
+          <w:sz w:val="20"/>
+          <w:lang w:val="es-ES_tradnl" w:eastAsia="en-US"/>
+        </w:rPr>
+        <w:t>[9]</w:t>
+      </w:r>
+      <w:r>
+        <w:rPr>
+          <w:rFonts w:eastAsia="SimSun"/>
+          <w:sz w:val="20"/>
+          <w:lang w:val="es-ES_tradnl" w:eastAsia="en-US"/>
+        </w:rPr>
+        <w:tab/>
+        <w:t xml:space="preserve">K. Chen, M. Toro-Moreno, y A. Subramaniam, «GitHub enables collaborative and reproducible laboratory research», </w:t>
+      </w:r>
       <w:r>
         <w:rPr>
           <w:rFonts w:eastAsia="SimSun"/>
@@ -3385,9 +3425,43 @@
           <w:sz w:val="20"/>
           <w:lang w:val="es-ES_tradnl" w:eastAsia="en-US"/>
         </w:rPr>
-        <w:t xml:space="preserve"> </w:t>
-      </w:r>
-      <w:proofErr w:type="spellStart"/>
+        <w:t>PLOS Biol.</w:t>
+      </w:r>
+      <w:r>
+        <w:rPr>
+          <w:rFonts w:eastAsia="SimSun"/>
+          <w:sz w:val="20"/>
+          <w:lang w:val="es-ES_tradnl" w:eastAsia="en-US"/>
+        </w:rPr>
+        <w:t>, vol. 23, feb. 2025, doi: 10.1371/journal.pbio.3003029.</w:t>
+      </w:r>
+    </w:p>
+    <w:p>
+      <w:pPr>
+        <w:pStyle w:val="Bibliografa"/>
+        <w:rPr>
+          <w:rFonts w:eastAsia="SimSun"/>
+          <w:sz w:val="20"/>
+          <w:lang w:val="es-ES_tradnl" w:eastAsia="en-US"/>
+        </w:rPr>
+      </w:pPr>
+      <w:r>
+        <w:rPr>
+          <w:rFonts w:eastAsia="SimSun"/>
+          <w:sz w:val="20"/>
+          <w:lang w:val="es-ES_tradnl" w:eastAsia="en-US"/>
+        </w:rPr>
+        <w:t>[10]</w:t>
+      </w:r>
+      <w:r>
+        <w:rPr>
+          <w:rFonts w:eastAsia="SimSun"/>
+          <w:sz w:val="20"/>
+          <w:lang w:val="es-ES_tradnl" w:eastAsia="en-US"/>
+        </w:rPr>
+        <w:tab/>
+        <w:t xml:space="preserve">K. Chen, M. Toro-Moreno, y A. Subramaniam, «GitHub is an effective platform for collaborative and reproducible laboratory research», </w:t>
+      </w:r>
       <w:r>
         <w:rPr>
           <w:rFonts w:eastAsia="SimSun"/>
@@ -3396,9 +3470,43 @@
           <w:sz w:val="20"/>
           <w:lang w:val="es-ES_tradnl" w:eastAsia="en-US"/>
         </w:rPr>
-        <w:t>Comput</w:t>
-      </w:r>
-      <w:proofErr w:type="spellEnd"/>
+        <w:t>ArXiv</w:t>
+      </w:r>
+      <w:r>
+        <w:rPr>
+          <w:rFonts w:eastAsia="SimSun"/>
+          <w:sz w:val="20"/>
+          <w:lang w:val="es-ES_tradnl" w:eastAsia="en-US"/>
+        </w:rPr>
+        <w:t>, vol. 23, ago. 2024, doi: 10.48550/arxiv.2408.09344.</w:t>
+      </w:r>
+    </w:p>
+    <w:p>
+      <w:pPr>
+        <w:pStyle w:val="Bibliografa"/>
+        <w:rPr>
+          <w:rFonts w:eastAsia="SimSun"/>
+          <w:sz w:val="20"/>
+          <w:lang w:val="es-ES_tradnl" w:eastAsia="en-US"/>
+        </w:rPr>
+      </w:pPr>
+      <w:r>
+        <w:rPr>
+          <w:rFonts w:eastAsia="SimSun"/>
+          <w:sz w:val="20"/>
+          <w:lang w:val="es-ES_tradnl" w:eastAsia="en-US"/>
+        </w:rPr>
+        <w:t>[11]</w:t>
+      </w:r>
+      <w:r>
+        <w:rPr>
+          <w:rFonts w:eastAsia="SimSun"/>
+          <w:sz w:val="20"/>
+          <w:lang w:val="es-ES_tradnl" w:eastAsia="en-US"/>
+        </w:rPr>
+        <w:tab/>
+        <w:t xml:space="preserve">R. Crystal‐Ornelas </w:t>
+      </w:r>
       <w:r>
         <w:rPr>
           <w:rFonts w:eastAsia="SimSun"/>
@@ -3407,134 +3515,16 @@
           <w:sz w:val="20"/>
           <w:lang w:val="es-ES_tradnl" w:eastAsia="en-US"/>
         </w:rPr>
-        <w:t>. Biol.</w:t>
-      </w:r>
-      <w:r>
-        <w:rPr>
-          <w:rFonts w:eastAsia="SimSun"/>
-          <w:sz w:val="20"/>
-          <w:lang w:val="es-ES_tradnl" w:eastAsia="en-US"/>
-        </w:rPr>
-        <w:t>, vol. 13, ago. 2016, doi: 10.1371/journal.pcbi.1005510.</w:t>
-      </w:r>
-    </w:p>
-    <w:p>
-      <w:pPr>
-        <w:pStyle w:val="Bibliografa"/>
-        <w:rPr>
-          <w:rFonts w:eastAsia="SimSun"/>
-          <w:sz w:val="20"/>
-          <w:lang w:val="es-ES_tradnl" w:eastAsia="en-US"/>
-        </w:rPr>
-      </w:pPr>
-      <w:r>
-        <w:rPr>
-          <w:rFonts w:eastAsia="SimSun"/>
-          <w:sz w:val="20"/>
-          <w:lang w:val="es-ES_tradnl" w:eastAsia="en-US"/>
-        </w:rPr>
-        <w:t>[4]</w:t>
-      </w:r>
-      <w:r>
-        <w:rPr>
-          <w:rFonts w:eastAsia="SimSun"/>
-          <w:sz w:val="20"/>
-          <w:lang w:val="es-ES_tradnl" w:eastAsia="en-US"/>
-        </w:rPr>
-        <w:tab/>
-        <w:t xml:space="preserve">J. </w:t>
-      </w:r>
-      <w:proofErr w:type="spellStart"/>
-      <w:r>
-        <w:rPr>
-          <w:rFonts w:eastAsia="SimSun"/>
-          <w:sz w:val="20"/>
-          <w:lang w:val="es-ES_tradnl" w:eastAsia="en-US"/>
-        </w:rPr>
-        <w:t>Blischak</w:t>
-      </w:r>
-      <w:proofErr w:type="spellEnd"/>
-      <w:r>
-        <w:rPr>
-          <w:rFonts w:eastAsia="SimSun"/>
-          <w:sz w:val="20"/>
-          <w:lang w:val="es-ES_tradnl" w:eastAsia="en-US"/>
-        </w:rPr>
-        <w:t xml:space="preserve">, E. Davenport, y G. Wilson, «A Quick </w:t>
-      </w:r>
-      <w:proofErr w:type="spellStart"/>
-      <w:r>
-        <w:rPr>
-          <w:rFonts w:eastAsia="SimSun"/>
-          <w:sz w:val="20"/>
-          <w:lang w:val="es-ES_tradnl" w:eastAsia="en-US"/>
-        </w:rPr>
-        <w:t>Introduction</w:t>
-      </w:r>
-      <w:proofErr w:type="spellEnd"/>
-      <w:r>
-        <w:rPr>
-          <w:rFonts w:eastAsia="SimSun"/>
-          <w:sz w:val="20"/>
-          <w:lang w:val="es-ES_tradnl" w:eastAsia="en-US"/>
-        </w:rPr>
-        <w:t xml:space="preserve"> </w:t>
-      </w:r>
-      <w:proofErr w:type="spellStart"/>
-      <w:r>
-        <w:rPr>
-          <w:rFonts w:eastAsia="SimSun"/>
-          <w:sz w:val="20"/>
-          <w:lang w:val="es-ES_tradnl" w:eastAsia="en-US"/>
-        </w:rPr>
-        <w:t>to</w:t>
-      </w:r>
-      <w:proofErr w:type="spellEnd"/>
-      <w:r>
-        <w:rPr>
-          <w:rFonts w:eastAsia="SimSun"/>
-          <w:sz w:val="20"/>
-          <w:lang w:val="es-ES_tradnl" w:eastAsia="en-US"/>
-        </w:rPr>
-        <w:t xml:space="preserve"> </w:t>
-      </w:r>
-      <w:proofErr w:type="spellStart"/>
-      <w:r>
-        <w:rPr>
-          <w:rFonts w:eastAsia="SimSun"/>
-          <w:sz w:val="20"/>
-          <w:lang w:val="es-ES_tradnl" w:eastAsia="en-US"/>
-        </w:rPr>
-        <w:t>Version</w:t>
-      </w:r>
-      <w:proofErr w:type="spellEnd"/>
-      <w:r>
-        <w:rPr>
-          <w:rFonts w:eastAsia="SimSun"/>
-          <w:sz w:val="20"/>
-          <w:lang w:val="es-ES_tradnl" w:eastAsia="en-US"/>
-        </w:rPr>
-        <w:t xml:space="preserve"> Control </w:t>
-      </w:r>
-      <w:proofErr w:type="spellStart"/>
-      <w:r>
-        <w:rPr>
-          <w:rFonts w:eastAsia="SimSun"/>
-          <w:sz w:val="20"/>
-          <w:lang w:val="es-ES_tradnl" w:eastAsia="en-US"/>
-        </w:rPr>
-        <w:t>with</w:t>
-      </w:r>
-      <w:proofErr w:type="spellEnd"/>
-      <w:r>
-        <w:rPr>
-          <w:rFonts w:eastAsia="SimSun"/>
-          <w:sz w:val="20"/>
-          <w:lang w:val="es-ES_tradnl" w:eastAsia="en-US"/>
-        </w:rPr>
-        <w:t xml:space="preserve"> Git and GitHub», </w:t>
-      </w:r>
-      <w:proofErr w:type="spellStart"/>
+        <w:t>et al.</w:t>
+      </w:r>
+      <w:r>
+        <w:rPr>
+          <w:rFonts w:eastAsia="SimSun"/>
+          <w:sz w:val="20"/>
+          <w:lang w:val="es-ES_tradnl" w:eastAsia="en-US"/>
+        </w:rPr>
+        <w:t xml:space="preserve">, «A Guide to Using GitHub for Developing and Versioning Data Standards and Reporting Formats», </w:t>
+      </w:r>
       <w:r>
         <w:rPr>
           <w:rFonts w:eastAsia="SimSun"/>
@@ -3543,9 +3533,43 @@
           <w:sz w:val="20"/>
           <w:lang w:val="es-ES_tradnl" w:eastAsia="en-US"/>
         </w:rPr>
-        <w:t>PLoS</w:t>
-      </w:r>
-      <w:proofErr w:type="spellEnd"/>
+        <w:t>Earth Space Sci.</w:t>
+      </w:r>
+      <w:r>
+        <w:rPr>
+          <w:rFonts w:eastAsia="SimSun"/>
+          <w:sz w:val="20"/>
+          <w:lang w:val="es-ES_tradnl" w:eastAsia="en-US"/>
+        </w:rPr>
+        <w:t>, vol. 8, ago. 2021, doi: 10.1029/2021ea001797.</w:t>
+      </w:r>
+    </w:p>
+    <w:p>
+      <w:pPr>
+        <w:pStyle w:val="Bibliografa"/>
+        <w:rPr>
+          <w:rFonts w:eastAsia="SimSun"/>
+          <w:sz w:val="20"/>
+          <w:lang w:val="es-ES_tradnl" w:eastAsia="en-US"/>
+        </w:rPr>
+      </w:pPr>
+      <w:r>
+        <w:rPr>
+          <w:rFonts w:eastAsia="SimSun"/>
+          <w:sz w:val="20"/>
+          <w:lang w:val="es-ES_tradnl" w:eastAsia="en-US"/>
+        </w:rPr>
+        <w:t>[12]</w:t>
+      </w:r>
+      <w:r>
+        <w:rPr>
+          <w:rFonts w:eastAsia="SimSun"/>
+          <w:sz w:val="20"/>
+          <w:lang w:val="es-ES_tradnl" w:eastAsia="en-US"/>
+        </w:rPr>
+        <w:tab/>
+        <w:t xml:space="preserve">N. Rougier </w:t>
+      </w:r>
       <w:r>
         <w:rPr>
           <w:rFonts w:eastAsia="SimSun"/>
@@ -3554,9 +3578,16 @@
           <w:sz w:val="20"/>
           <w:lang w:val="es-ES_tradnl" w:eastAsia="en-US"/>
         </w:rPr>
-        <w:t xml:space="preserve"> </w:t>
-      </w:r>
-      <w:proofErr w:type="spellStart"/>
+        <w:t>et al.</w:t>
+      </w:r>
+      <w:r>
+        <w:rPr>
+          <w:rFonts w:eastAsia="SimSun"/>
+          <w:sz w:val="20"/>
+          <w:lang w:val="es-ES_tradnl" w:eastAsia="en-US"/>
+        </w:rPr>
+        <w:t xml:space="preserve">, «Sustainable computational science: the ReScience initiative», </w:t>
+      </w:r>
       <w:r>
         <w:rPr>
           <w:rFonts w:eastAsia="SimSun"/>
@@ -3565,9 +3596,43 @@
           <w:sz w:val="20"/>
           <w:lang w:val="es-ES_tradnl" w:eastAsia="en-US"/>
         </w:rPr>
-        <w:t>Comput</w:t>
-      </w:r>
-      <w:proofErr w:type="spellEnd"/>
+        <w:t>PeerJ Comput. Sci.</w:t>
+      </w:r>
+      <w:r>
+        <w:rPr>
+          <w:rFonts w:eastAsia="SimSun"/>
+          <w:sz w:val="20"/>
+          <w:lang w:val="es-ES_tradnl" w:eastAsia="en-US"/>
+        </w:rPr>
+        <w:t>, vol. 3, jul. 2017, doi: 10.7717/peerj-cs.142.</w:t>
+      </w:r>
+    </w:p>
+    <w:p>
+      <w:pPr>
+        <w:pStyle w:val="Bibliografa"/>
+        <w:rPr>
+          <w:rFonts w:eastAsia="SimSun"/>
+          <w:sz w:val="20"/>
+          <w:lang w:val="es-ES_tradnl" w:eastAsia="en-US"/>
+        </w:rPr>
+      </w:pPr>
+      <w:r>
+        <w:rPr>
+          <w:rFonts w:eastAsia="SimSun"/>
+          <w:sz w:val="20"/>
+          <w:lang w:val="es-ES_tradnl" w:eastAsia="en-US"/>
+        </w:rPr>
+        <w:t>[13]</w:t>
+      </w:r>
+      <w:r>
+        <w:rPr>
+          <w:rFonts w:eastAsia="SimSun"/>
+          <w:sz w:val="20"/>
+          <w:lang w:val="es-ES_tradnl" w:eastAsia="en-US"/>
+        </w:rPr>
+        <w:tab/>
+        <w:t xml:space="preserve">M. Heusse y G. Cabanac, «ORCID growth and field‐wise dynamics of adoption: A case study of the Toulouse scientific area», </w:t>
+      </w:r>
       <w:r>
         <w:rPr>
           <w:rFonts w:eastAsia="SimSun"/>
@@ -3576,15 +3641,15 @@
           <w:sz w:val="20"/>
           <w:lang w:val="es-ES_tradnl" w:eastAsia="en-US"/>
         </w:rPr>
-        <w:t>. Biol.</w:t>
-      </w:r>
-      <w:r>
-        <w:rPr>
-          <w:rFonts w:eastAsia="SimSun"/>
-          <w:sz w:val="20"/>
-          <w:lang w:val="es-ES_tradnl" w:eastAsia="en-US"/>
-        </w:rPr>
-        <w:t>, vol. 12, ene. 2016, doi: 10.1371/journal.pcbi.1004668.</w:t>
+        <w:t>Learn. Publ.</w:t>
+      </w:r>
+      <w:r>
+        <w:rPr>
+          <w:rFonts w:eastAsia="SimSun"/>
+          <w:sz w:val="20"/>
+          <w:lang w:val="es-ES_tradnl" w:eastAsia="en-US"/>
+        </w:rPr>
+        <w:t>, vol. 35, mar. 2022, doi: 10.1002/leap.1451.</w:t>
       </w:r>
     </w:p>
     <w:p>
@@ -3602,7 +3667,8 @@
           <w:sz w:val="20"/>
           <w:lang w:val="es-ES_tradnl" w:eastAsia="en-US"/>
         </w:rPr>
-        <w:t>[5]</w:t>
+        <w:lastRenderedPageBreak/>
+        <w:t>[14]</w:t>
       </w:r>
       <w:r>
         <w:rPr>
@@ -3611,7 +3677,7 @@
           <w:lang w:val="es-ES_tradnl" w:eastAsia="en-US"/>
         </w:rPr>
         <w:tab/>
-        <w:t xml:space="preserve">P. H. P. Braga </w:t>
+        <w:t xml:space="preserve">F. Z. Khan, S. Soiland-Reyes, R. Sinnott, A. Lonie, C. Goble, y M. Crusoe, «Sharing interoperable workflow provenance: A review of best practices and their practical application in CWLProv», </w:t>
       </w:r>
       <w:r>
         <w:rPr>
@@ -3621,143 +3687,43 @@
           <w:sz w:val="20"/>
           <w:lang w:val="es-ES_tradnl" w:eastAsia="en-US"/>
         </w:rPr>
-        <w:t>et al.</w:t>
-      </w:r>
-      <w:r>
-        <w:rPr>
-          <w:rFonts w:eastAsia="SimSun"/>
-          <w:sz w:val="20"/>
-          <w:lang w:val="es-ES_tradnl" w:eastAsia="en-US"/>
-        </w:rPr>
-        <w:t xml:space="preserve">, «Not </w:t>
-      </w:r>
-      <w:proofErr w:type="spellStart"/>
-      <w:r>
-        <w:rPr>
-          <w:rFonts w:eastAsia="SimSun"/>
-          <w:sz w:val="20"/>
-          <w:lang w:val="es-ES_tradnl" w:eastAsia="en-US"/>
-        </w:rPr>
-        <w:t>just</w:t>
-      </w:r>
-      <w:proofErr w:type="spellEnd"/>
-      <w:r>
-        <w:rPr>
-          <w:rFonts w:eastAsia="SimSun"/>
-          <w:sz w:val="20"/>
-          <w:lang w:val="es-ES_tradnl" w:eastAsia="en-US"/>
-        </w:rPr>
-        <w:t xml:space="preserve"> for </w:t>
-      </w:r>
-      <w:proofErr w:type="spellStart"/>
-      <w:r>
-        <w:rPr>
-          <w:rFonts w:eastAsia="SimSun"/>
-          <w:sz w:val="20"/>
-          <w:lang w:val="es-ES_tradnl" w:eastAsia="en-US"/>
-        </w:rPr>
-        <w:t>programmers</w:t>
-      </w:r>
-      <w:proofErr w:type="spellEnd"/>
-      <w:r>
-        <w:rPr>
-          <w:rFonts w:eastAsia="SimSun"/>
-          <w:sz w:val="20"/>
-          <w:lang w:val="es-ES_tradnl" w:eastAsia="en-US"/>
-        </w:rPr>
-        <w:t xml:space="preserve">: How GitHub can </w:t>
-      </w:r>
-      <w:proofErr w:type="spellStart"/>
-      <w:r>
-        <w:rPr>
-          <w:rFonts w:eastAsia="SimSun"/>
-          <w:sz w:val="20"/>
-          <w:lang w:val="es-ES_tradnl" w:eastAsia="en-US"/>
-        </w:rPr>
-        <w:t>accelerate</w:t>
-      </w:r>
-      <w:proofErr w:type="spellEnd"/>
-      <w:r>
-        <w:rPr>
-          <w:rFonts w:eastAsia="SimSun"/>
-          <w:sz w:val="20"/>
-          <w:lang w:val="es-ES_tradnl" w:eastAsia="en-US"/>
-        </w:rPr>
-        <w:t xml:space="preserve"> </w:t>
-      </w:r>
-      <w:proofErr w:type="spellStart"/>
-      <w:r>
-        <w:rPr>
-          <w:rFonts w:eastAsia="SimSun"/>
-          <w:sz w:val="20"/>
-          <w:lang w:val="es-ES_tradnl" w:eastAsia="en-US"/>
-        </w:rPr>
-        <w:t>collaborative</w:t>
-      </w:r>
-      <w:proofErr w:type="spellEnd"/>
-      <w:r>
-        <w:rPr>
-          <w:rFonts w:eastAsia="SimSun"/>
-          <w:sz w:val="20"/>
-          <w:lang w:val="es-ES_tradnl" w:eastAsia="en-US"/>
-        </w:rPr>
-        <w:t xml:space="preserve"> and reproducible </w:t>
-      </w:r>
-      <w:proofErr w:type="spellStart"/>
-      <w:r>
-        <w:rPr>
-          <w:rFonts w:eastAsia="SimSun"/>
-          <w:sz w:val="20"/>
-          <w:lang w:val="es-ES_tradnl" w:eastAsia="en-US"/>
-        </w:rPr>
-        <w:t>research</w:t>
-      </w:r>
-      <w:proofErr w:type="spellEnd"/>
-      <w:r>
-        <w:rPr>
-          <w:rFonts w:eastAsia="SimSun"/>
-          <w:sz w:val="20"/>
-          <w:lang w:val="es-ES_tradnl" w:eastAsia="en-US"/>
-        </w:rPr>
-        <w:t xml:space="preserve"> in </w:t>
-      </w:r>
-      <w:proofErr w:type="spellStart"/>
-      <w:r>
-        <w:rPr>
-          <w:rFonts w:eastAsia="SimSun"/>
-          <w:sz w:val="20"/>
-          <w:lang w:val="es-ES_tradnl" w:eastAsia="en-US"/>
-        </w:rPr>
-        <w:t>ecology</w:t>
-      </w:r>
-      <w:proofErr w:type="spellEnd"/>
-      <w:r>
-        <w:rPr>
-          <w:rFonts w:eastAsia="SimSun"/>
-          <w:sz w:val="20"/>
-          <w:lang w:val="es-ES_tradnl" w:eastAsia="en-US"/>
-        </w:rPr>
-        <w:t xml:space="preserve"> and </w:t>
-      </w:r>
-      <w:proofErr w:type="spellStart"/>
-      <w:r>
-        <w:rPr>
-          <w:rFonts w:eastAsia="SimSun"/>
-          <w:sz w:val="20"/>
-          <w:lang w:val="es-ES_tradnl" w:eastAsia="en-US"/>
-        </w:rPr>
-        <w:t>evolution</w:t>
-      </w:r>
-      <w:proofErr w:type="spellEnd"/>
-      <w:r>
-        <w:rPr>
-          <w:rFonts w:eastAsia="SimSun"/>
-          <w:sz w:val="20"/>
-          <w:lang w:val="es-ES_tradnl" w:eastAsia="en-US"/>
-        </w:rPr>
-        <w:t xml:space="preserve">», </w:t>
-      </w:r>
-      <w:proofErr w:type="spellStart"/>
+        <w:t>GigaScience</w:t>
+      </w:r>
+      <w:r>
+        <w:rPr>
+          <w:rFonts w:eastAsia="SimSun"/>
+          <w:sz w:val="20"/>
+          <w:lang w:val="es-ES_tradnl" w:eastAsia="en-US"/>
+        </w:rPr>
+        <w:t>, vol. 8, nov. 2019, doi: 10.1093/gigascience/giz095.</w:t>
+      </w:r>
+    </w:p>
+    <w:p>
+      <w:pPr>
+        <w:pStyle w:val="Bibliografa"/>
+        <w:rPr>
+          <w:rFonts w:eastAsia="SimSun"/>
+          <w:sz w:val="20"/>
+          <w:lang w:val="es-ES_tradnl" w:eastAsia="en-US"/>
+        </w:rPr>
+      </w:pPr>
+      <w:r>
+        <w:rPr>
+          <w:rFonts w:eastAsia="SimSun"/>
+          <w:sz w:val="20"/>
+          <w:lang w:val="es-ES_tradnl" w:eastAsia="en-US"/>
+        </w:rPr>
+        <w:t>[15]</w:t>
+      </w:r>
+      <w:r>
+        <w:rPr>
+          <w:rFonts w:eastAsia="SimSun"/>
+          <w:sz w:val="20"/>
+          <w:lang w:val="es-ES_tradnl" w:eastAsia="en-US"/>
+        </w:rPr>
+        <w:tab/>
+        <w:t xml:space="preserve">S. Leo </w:t>
+      </w:r>
       <w:r>
         <w:rPr>
           <w:rFonts w:eastAsia="SimSun"/>
@@ -3766,9 +3732,16 @@
           <w:sz w:val="20"/>
           <w:lang w:val="es-ES_tradnl" w:eastAsia="en-US"/>
         </w:rPr>
-        <w:t>Methods</w:t>
-      </w:r>
-      <w:proofErr w:type="spellEnd"/>
+        <w:t>et al.</w:t>
+      </w:r>
+      <w:r>
+        <w:rPr>
+          <w:rFonts w:eastAsia="SimSun"/>
+          <w:sz w:val="20"/>
+          <w:lang w:val="es-ES_tradnl" w:eastAsia="en-US"/>
+        </w:rPr>
+        <w:t xml:space="preserve">, «Recording provenance of workflow runs with RO-Crate», </w:t>
+      </w:r>
       <w:r>
         <w:rPr>
           <w:rFonts w:eastAsia="SimSun"/>
@@ -3777,9 +3750,43 @@
           <w:sz w:val="20"/>
           <w:lang w:val="es-ES_tradnl" w:eastAsia="en-US"/>
         </w:rPr>
-        <w:t xml:space="preserve"> Ecol. </w:t>
-      </w:r>
-      <w:proofErr w:type="spellStart"/>
+        <w:t>PLOS ONE</w:t>
+      </w:r>
+      <w:r>
+        <w:rPr>
+          <w:rFonts w:eastAsia="SimSun"/>
+          <w:sz w:val="20"/>
+          <w:lang w:val="es-ES_tradnl" w:eastAsia="en-US"/>
+        </w:rPr>
+        <w:t>, vol. 19, dic. 2023, doi: 10.1371/journal.pone.0309210.</w:t>
+      </w:r>
+    </w:p>
+    <w:p>
+      <w:pPr>
+        <w:pStyle w:val="Bibliografa"/>
+        <w:rPr>
+          <w:rFonts w:eastAsia="SimSun"/>
+          <w:sz w:val="20"/>
+          <w:lang w:val="es-ES_tradnl" w:eastAsia="en-US"/>
+        </w:rPr>
+      </w:pPr>
+      <w:r>
+        <w:rPr>
+          <w:rFonts w:eastAsia="SimSun"/>
+          <w:sz w:val="20"/>
+          <w:lang w:val="es-ES_tradnl" w:eastAsia="en-US"/>
+        </w:rPr>
+        <w:t>[16]</w:t>
+      </w:r>
+      <w:r>
+        <w:rPr>
+          <w:rFonts w:eastAsia="SimSun"/>
+          <w:sz w:val="20"/>
+          <w:lang w:val="es-ES_tradnl" w:eastAsia="en-US"/>
+        </w:rPr>
+        <w:tab/>
+        <w:t xml:space="preserve">H. Suetake, T. Fukusato, T. Igarashi, y T. Ohta, «Workflow sharing with automated metadata validation and test execution to improve the reusability of published workflows», </w:t>
+      </w:r>
       <w:r>
         <w:rPr>
           <w:rFonts w:eastAsia="SimSun"/>
@@ -3788,9 +3795,43 @@
           <w:sz w:val="20"/>
           <w:lang w:val="es-ES_tradnl" w:eastAsia="en-US"/>
         </w:rPr>
-        <w:t>Evol</w:t>
-      </w:r>
-      <w:proofErr w:type="spellEnd"/>
+        <w:t>GigaScience</w:t>
+      </w:r>
+      <w:r>
+        <w:rPr>
+          <w:rFonts w:eastAsia="SimSun"/>
+          <w:sz w:val="20"/>
+          <w:lang w:val="es-ES_tradnl" w:eastAsia="en-US"/>
+        </w:rPr>
+        <w:t>, vol. 12, nov. 2022, doi: 10.1093/gigascience/giad006.</w:t>
+      </w:r>
+    </w:p>
+    <w:p>
+      <w:pPr>
+        <w:pStyle w:val="Bibliografa"/>
+        <w:rPr>
+          <w:rFonts w:eastAsia="SimSun"/>
+          <w:sz w:val="20"/>
+          <w:lang w:val="es-ES_tradnl" w:eastAsia="en-US"/>
+        </w:rPr>
+      </w:pPr>
+      <w:r>
+        <w:rPr>
+          <w:rFonts w:eastAsia="SimSun"/>
+          <w:sz w:val="20"/>
+          <w:lang w:val="es-ES_tradnl" w:eastAsia="en-US"/>
+        </w:rPr>
+        <w:t>[17]</w:t>
+      </w:r>
+      <w:r>
+        <w:rPr>
+          <w:rFonts w:eastAsia="SimSun"/>
+          <w:sz w:val="20"/>
+          <w:lang w:val="es-ES_tradnl" w:eastAsia="en-US"/>
+        </w:rPr>
+        <w:tab/>
+        <w:t xml:space="preserve">S. Wilkinson </w:t>
+      </w:r>
       <w:r>
         <w:rPr>
           <w:rFonts w:eastAsia="SimSun"/>
@@ -3799,267 +3840,15 @@
           <w:sz w:val="20"/>
           <w:lang w:val="es-ES_tradnl" w:eastAsia="en-US"/>
         </w:rPr>
-        <w:t>.</w:t>
-      </w:r>
-      <w:r>
-        <w:rPr>
-          <w:rFonts w:eastAsia="SimSun"/>
-          <w:sz w:val="20"/>
-          <w:lang w:val="es-ES_tradnl" w:eastAsia="en-US"/>
-        </w:rPr>
-        <w:t>, vol. 14, pp. 1364-1380, abr. 2023, doi: 10.1111/2041-210x.14108.</w:t>
-      </w:r>
-    </w:p>
-    <w:p>
-      <w:pPr>
-        <w:pStyle w:val="Bibliografa"/>
-        <w:rPr>
-          <w:rFonts w:eastAsia="SimSun"/>
-          <w:sz w:val="20"/>
-          <w:lang w:val="es-ES_tradnl" w:eastAsia="en-US"/>
-        </w:rPr>
-      </w:pPr>
-      <w:r>
-        <w:rPr>
-          <w:rFonts w:eastAsia="SimSun"/>
-          <w:sz w:val="20"/>
-          <w:lang w:val="es-ES_tradnl" w:eastAsia="en-US"/>
-        </w:rPr>
-        <w:t>[6]</w:t>
-      </w:r>
-      <w:r>
-        <w:rPr>
-          <w:rFonts w:eastAsia="SimSun"/>
-          <w:sz w:val="20"/>
-          <w:lang w:val="es-ES_tradnl" w:eastAsia="en-US"/>
-        </w:rPr>
-        <w:tab/>
-        <w:t>K. Nowak y L. Nielsen, «</w:t>
-      </w:r>
-      <w:proofErr w:type="spellStart"/>
-      <w:r>
-        <w:rPr>
-          <w:rFonts w:eastAsia="SimSun"/>
-          <w:sz w:val="20"/>
-          <w:lang w:val="es-ES_tradnl" w:eastAsia="en-US"/>
-        </w:rPr>
-        <w:t>Zenodo</w:t>
-      </w:r>
-      <w:proofErr w:type="spellEnd"/>
-      <w:r>
-        <w:rPr>
-          <w:rFonts w:eastAsia="SimSun"/>
-          <w:sz w:val="20"/>
-          <w:lang w:val="es-ES_tradnl" w:eastAsia="en-US"/>
-        </w:rPr>
-        <w:t xml:space="preserve">, a free and open </w:t>
-      </w:r>
-      <w:proofErr w:type="spellStart"/>
-      <w:r>
-        <w:rPr>
-          <w:rFonts w:eastAsia="SimSun"/>
-          <w:sz w:val="20"/>
-          <w:lang w:val="es-ES_tradnl" w:eastAsia="en-US"/>
-        </w:rPr>
-        <w:t>platform</w:t>
-      </w:r>
-      <w:proofErr w:type="spellEnd"/>
-      <w:r>
-        <w:rPr>
-          <w:rFonts w:eastAsia="SimSun"/>
-          <w:sz w:val="20"/>
-          <w:lang w:val="es-ES_tradnl" w:eastAsia="en-US"/>
-        </w:rPr>
-        <w:t xml:space="preserve"> for </w:t>
-      </w:r>
-      <w:proofErr w:type="spellStart"/>
-      <w:r>
-        <w:rPr>
-          <w:rFonts w:eastAsia="SimSun"/>
-          <w:sz w:val="20"/>
-          <w:lang w:val="es-ES_tradnl" w:eastAsia="en-US"/>
-        </w:rPr>
-        <w:t>preserving</w:t>
-      </w:r>
-      <w:proofErr w:type="spellEnd"/>
-      <w:r>
-        <w:rPr>
-          <w:rFonts w:eastAsia="SimSun"/>
-          <w:sz w:val="20"/>
-          <w:lang w:val="es-ES_tradnl" w:eastAsia="en-US"/>
-        </w:rPr>
-        <w:t xml:space="preserve"> and </w:t>
-      </w:r>
-      <w:proofErr w:type="spellStart"/>
-      <w:r>
-        <w:rPr>
-          <w:rFonts w:eastAsia="SimSun"/>
-          <w:sz w:val="20"/>
-          <w:lang w:val="es-ES_tradnl" w:eastAsia="en-US"/>
-        </w:rPr>
-        <w:t>sharing</w:t>
-      </w:r>
-      <w:proofErr w:type="spellEnd"/>
-      <w:r>
-        <w:rPr>
-          <w:rFonts w:eastAsia="SimSun"/>
-          <w:sz w:val="20"/>
-          <w:lang w:val="es-ES_tradnl" w:eastAsia="en-US"/>
-        </w:rPr>
-        <w:t xml:space="preserve"> </w:t>
-      </w:r>
-      <w:proofErr w:type="spellStart"/>
-      <w:r>
-        <w:rPr>
-          <w:rFonts w:eastAsia="SimSun"/>
-          <w:sz w:val="20"/>
-          <w:lang w:val="es-ES_tradnl" w:eastAsia="en-US"/>
-        </w:rPr>
-        <w:t>research</w:t>
-      </w:r>
-      <w:proofErr w:type="spellEnd"/>
-      <w:r>
-        <w:rPr>
-          <w:rFonts w:eastAsia="SimSun"/>
-          <w:sz w:val="20"/>
-          <w:lang w:val="es-ES_tradnl" w:eastAsia="en-US"/>
-        </w:rPr>
-        <w:t xml:space="preserve"> output.», </w:t>
-      </w:r>
-      <w:proofErr w:type="spellStart"/>
-      <w:r>
-        <w:rPr>
-          <w:rFonts w:eastAsia="SimSun"/>
-          <w:sz w:val="20"/>
-          <w:lang w:val="es-ES_tradnl" w:eastAsia="en-US"/>
-        </w:rPr>
-        <w:t>may</w:t>
-      </w:r>
-      <w:proofErr w:type="spellEnd"/>
-      <w:r>
-        <w:rPr>
-          <w:rFonts w:eastAsia="SimSun"/>
-          <w:sz w:val="20"/>
-          <w:lang w:val="es-ES_tradnl" w:eastAsia="en-US"/>
-        </w:rPr>
-        <w:t xml:space="preserve"> 2016, doi: 10.5281/zenodo.51902.</w:t>
-      </w:r>
-    </w:p>
-    <w:p>
-      <w:pPr>
-        <w:pStyle w:val="Bibliografa"/>
-        <w:rPr>
-          <w:rFonts w:eastAsia="SimSun"/>
-          <w:sz w:val="20"/>
-          <w:lang w:val="es-ES_tradnl" w:eastAsia="en-US"/>
-        </w:rPr>
-      </w:pPr>
-      <w:r>
-        <w:rPr>
-          <w:rFonts w:eastAsia="SimSun"/>
-          <w:sz w:val="20"/>
-          <w:lang w:val="es-ES_tradnl" w:eastAsia="en-US"/>
-        </w:rPr>
-        <w:t>[7]</w:t>
-      </w:r>
-      <w:r>
-        <w:rPr>
-          <w:rFonts w:eastAsia="SimSun"/>
-          <w:sz w:val="20"/>
-          <w:lang w:val="es-ES_tradnl" w:eastAsia="en-US"/>
-        </w:rPr>
-        <w:tab/>
-        <w:t xml:space="preserve">L. Haak, M. Fenner, L. Paglione, E. Pentz, y H. Ratner, «ORCID: a </w:t>
-      </w:r>
-      <w:proofErr w:type="spellStart"/>
-      <w:r>
-        <w:rPr>
-          <w:rFonts w:eastAsia="SimSun"/>
-          <w:sz w:val="20"/>
-          <w:lang w:val="es-ES_tradnl" w:eastAsia="en-US"/>
-        </w:rPr>
-        <w:t>system</w:t>
-      </w:r>
-      <w:proofErr w:type="spellEnd"/>
-      <w:r>
-        <w:rPr>
-          <w:rFonts w:eastAsia="SimSun"/>
-          <w:sz w:val="20"/>
-          <w:lang w:val="es-ES_tradnl" w:eastAsia="en-US"/>
-        </w:rPr>
-        <w:t xml:space="preserve"> </w:t>
-      </w:r>
-      <w:proofErr w:type="spellStart"/>
-      <w:r>
-        <w:rPr>
-          <w:rFonts w:eastAsia="SimSun"/>
-          <w:sz w:val="20"/>
-          <w:lang w:val="es-ES_tradnl" w:eastAsia="en-US"/>
-        </w:rPr>
-        <w:t>to</w:t>
-      </w:r>
-      <w:proofErr w:type="spellEnd"/>
-      <w:r>
-        <w:rPr>
-          <w:rFonts w:eastAsia="SimSun"/>
-          <w:sz w:val="20"/>
-          <w:lang w:val="es-ES_tradnl" w:eastAsia="en-US"/>
-        </w:rPr>
-        <w:t xml:space="preserve"> </w:t>
-      </w:r>
-      <w:proofErr w:type="spellStart"/>
-      <w:r>
-        <w:rPr>
-          <w:rFonts w:eastAsia="SimSun"/>
-          <w:sz w:val="20"/>
-          <w:lang w:val="es-ES_tradnl" w:eastAsia="en-US"/>
-        </w:rPr>
-        <w:t>uniquely</w:t>
-      </w:r>
-      <w:proofErr w:type="spellEnd"/>
-      <w:r>
-        <w:rPr>
-          <w:rFonts w:eastAsia="SimSun"/>
-          <w:sz w:val="20"/>
-          <w:lang w:val="es-ES_tradnl" w:eastAsia="en-US"/>
-        </w:rPr>
-        <w:t xml:space="preserve"> </w:t>
-      </w:r>
-      <w:proofErr w:type="spellStart"/>
-      <w:r>
-        <w:rPr>
-          <w:rFonts w:eastAsia="SimSun"/>
-          <w:sz w:val="20"/>
-          <w:lang w:val="es-ES_tradnl" w:eastAsia="en-US"/>
-        </w:rPr>
-        <w:t>identify</w:t>
-      </w:r>
-      <w:proofErr w:type="spellEnd"/>
-      <w:r>
-        <w:rPr>
-          <w:rFonts w:eastAsia="SimSun"/>
-          <w:sz w:val="20"/>
-          <w:lang w:val="es-ES_tradnl" w:eastAsia="en-US"/>
-        </w:rPr>
-        <w:t xml:space="preserve"> </w:t>
-      </w:r>
-      <w:proofErr w:type="spellStart"/>
-      <w:r>
-        <w:rPr>
-          <w:rFonts w:eastAsia="SimSun"/>
-          <w:sz w:val="20"/>
-          <w:lang w:val="es-ES_tradnl" w:eastAsia="en-US"/>
-        </w:rPr>
-        <w:t>researchers</w:t>
-      </w:r>
-      <w:proofErr w:type="spellEnd"/>
-      <w:r>
-        <w:rPr>
-          <w:rFonts w:eastAsia="SimSun"/>
-          <w:sz w:val="20"/>
-          <w:lang w:val="es-ES_tradnl" w:eastAsia="en-US"/>
-        </w:rPr>
-        <w:t xml:space="preserve">», </w:t>
+        <w:t>et al.</w:t>
+      </w:r>
+      <w:r>
+        <w:rPr>
+          <w:rFonts w:eastAsia="SimSun"/>
+          <w:sz w:val="20"/>
+          <w:lang w:val="es-ES_tradnl" w:eastAsia="en-US"/>
+        </w:rPr>
+        <w:t xml:space="preserve">, «Applying the FAIR Principles to computational workflows», </w:t>
       </w:r>
       <w:r>
         <w:rPr>
@@ -4069,9 +3858,43 @@
           <w:sz w:val="20"/>
           <w:lang w:val="es-ES_tradnl" w:eastAsia="en-US"/>
         </w:rPr>
-        <w:t xml:space="preserve">Learn. </w:t>
-      </w:r>
-      <w:proofErr w:type="spellStart"/>
+        <w:t>Sci. Data</w:t>
+      </w:r>
+      <w:r>
+        <w:rPr>
+          <w:rFonts w:eastAsia="SimSun"/>
+          <w:sz w:val="20"/>
+          <w:lang w:val="es-ES_tradnl" w:eastAsia="en-US"/>
+        </w:rPr>
+        <w:t>, vol. 12, oct. 2024, doi: 10.1038/s41597-025-04451-9.</w:t>
+      </w:r>
+    </w:p>
+    <w:p>
+      <w:pPr>
+        <w:pStyle w:val="Bibliografa"/>
+        <w:rPr>
+          <w:rFonts w:eastAsia="SimSun"/>
+          <w:sz w:val="20"/>
+          <w:lang w:val="es-ES_tradnl" w:eastAsia="en-US"/>
+        </w:rPr>
+      </w:pPr>
+      <w:r>
+        <w:rPr>
+          <w:rFonts w:eastAsia="SimSun"/>
+          <w:sz w:val="20"/>
+          <w:lang w:val="es-ES_tradnl" w:eastAsia="en-US"/>
+        </w:rPr>
+        <w:t>[18]</w:t>
+      </w:r>
+      <w:r>
+        <w:rPr>
+          <w:rFonts w:eastAsia="SimSun"/>
+          <w:sz w:val="20"/>
+          <w:lang w:val="es-ES_tradnl" w:eastAsia="en-US"/>
+        </w:rPr>
+        <w:tab/>
+        <w:t xml:space="preserve">M. Barker </w:t>
+      </w:r>
       <w:r>
         <w:rPr>
           <w:rFonts w:eastAsia="SimSun"/>
@@ -4080,9 +3903,16 @@
           <w:sz w:val="20"/>
           <w:lang w:val="es-ES_tradnl" w:eastAsia="en-US"/>
         </w:rPr>
-        <w:t>Publ</w:t>
-      </w:r>
-      <w:proofErr w:type="spellEnd"/>
+        <w:t>et al.</w:t>
+      </w:r>
+      <w:r>
+        <w:rPr>
+          <w:rFonts w:eastAsia="SimSun"/>
+          <w:sz w:val="20"/>
+          <w:lang w:val="es-ES_tradnl" w:eastAsia="en-US"/>
+        </w:rPr>
+        <w:t xml:space="preserve">, «Introducing the FAIR Principles for research software», </w:t>
+      </w:r>
       <w:r>
         <w:rPr>
           <w:rFonts w:eastAsia="SimSun"/>
@@ -4091,15 +3921,15 @@
           <w:sz w:val="20"/>
           <w:lang w:val="es-ES_tradnl" w:eastAsia="en-US"/>
         </w:rPr>
-        <w:t>.</w:t>
-      </w:r>
-      <w:r>
-        <w:rPr>
-          <w:rFonts w:eastAsia="SimSun"/>
-          <w:sz w:val="20"/>
-          <w:lang w:val="es-ES_tradnl" w:eastAsia="en-US"/>
-        </w:rPr>
-        <w:t>, vol. 25, oct. 2012, doi: 10.1087/20120404.</w:t>
+        <w:t>Sci. Data</w:t>
+      </w:r>
+      <w:r>
+        <w:rPr>
+          <w:rFonts w:eastAsia="SimSun"/>
+          <w:sz w:val="20"/>
+          <w:lang w:val="es-ES_tradnl" w:eastAsia="en-US"/>
+        </w:rPr>
+        <w:t>, vol. 9, oct. 2022, doi: 10.1038/s41597-022-01710-x.</w:t>
       </w:r>
     </w:p>
     <w:p>
@@ -4117,7 +3947,7 @@
           <w:sz w:val="20"/>
           <w:lang w:val="es-ES_tradnl" w:eastAsia="en-US"/>
         </w:rPr>
-        <w:t>[8]</w:t>
+        <w:t>[19]</w:t>
       </w:r>
       <w:r>
         <w:rPr>
@@ -4126,61 +3956,7 @@
           <w:lang w:val="es-ES_tradnl" w:eastAsia="en-US"/>
         </w:rPr>
         <w:tab/>
-        <w:t>L. Haak, A. Meadows, y J. Brown, «</w:t>
-      </w:r>
-      <w:proofErr w:type="spellStart"/>
-      <w:r>
-        <w:rPr>
-          <w:rFonts w:eastAsia="SimSun"/>
-          <w:sz w:val="20"/>
-          <w:lang w:val="es-ES_tradnl" w:eastAsia="en-US"/>
-        </w:rPr>
-        <w:t>Using</w:t>
-      </w:r>
-      <w:proofErr w:type="spellEnd"/>
-      <w:r>
-        <w:rPr>
-          <w:rFonts w:eastAsia="SimSun"/>
-          <w:sz w:val="20"/>
-          <w:lang w:val="es-ES_tradnl" w:eastAsia="en-US"/>
-        </w:rPr>
-        <w:t xml:space="preserve"> ORCID, DOI, and Other Open </w:t>
-      </w:r>
-      <w:proofErr w:type="spellStart"/>
-      <w:r>
-        <w:rPr>
-          <w:rFonts w:eastAsia="SimSun"/>
-          <w:sz w:val="20"/>
-          <w:lang w:val="es-ES_tradnl" w:eastAsia="en-US"/>
-        </w:rPr>
-        <w:t>Identifiers</w:t>
-      </w:r>
-      <w:proofErr w:type="spellEnd"/>
-      <w:r>
-        <w:rPr>
-          <w:rFonts w:eastAsia="SimSun"/>
-          <w:sz w:val="20"/>
-          <w:lang w:val="es-ES_tradnl" w:eastAsia="en-US"/>
-        </w:rPr>
-        <w:t xml:space="preserve"> in </w:t>
-      </w:r>
-      <w:proofErr w:type="spellStart"/>
-      <w:r>
-        <w:rPr>
-          <w:rFonts w:eastAsia="SimSun"/>
-          <w:sz w:val="20"/>
-          <w:lang w:val="es-ES_tradnl" w:eastAsia="en-US"/>
-        </w:rPr>
-        <w:t>Research</w:t>
-      </w:r>
-      <w:proofErr w:type="spellEnd"/>
-      <w:r>
-        <w:rPr>
-          <w:rFonts w:eastAsia="SimSun"/>
-          <w:sz w:val="20"/>
-          <w:lang w:val="es-ES_tradnl" w:eastAsia="en-US"/>
-        </w:rPr>
-        <w:t xml:space="preserve"> Evaluation», </w:t>
+        <w:t xml:space="preserve">C. Sebe, O. Ferret, A. N’ev’eol, M. Esmailoghli, U. Leser, y S. Cohen-Boulakia, «Supporting workflow reproducibility by linking bioinformatics tools across papers and executable code», </w:t>
       </w:r>
       <w:r>
         <w:rPr>
@@ -4190,9 +3966,43 @@
           <w:sz w:val="20"/>
           <w:lang w:val="es-ES_tradnl" w:eastAsia="en-US"/>
         </w:rPr>
-        <w:t xml:space="preserve">Front. Res </w:t>
-      </w:r>
-      <w:proofErr w:type="spellStart"/>
+        <w:t>Bioinformatics</w:t>
+      </w:r>
+      <w:r>
+        <w:rPr>
+          <w:rFonts w:eastAsia="SimSun"/>
+          <w:sz w:val="20"/>
+          <w:lang w:val="es-ES_tradnl" w:eastAsia="en-US"/>
+        </w:rPr>
+        <w:t>, vol. 42, mar. 2026, doi: 10.1093/bioinformatics/btag565.</w:t>
+      </w:r>
+    </w:p>
+    <w:p>
+      <w:pPr>
+        <w:pStyle w:val="Bibliografa"/>
+        <w:rPr>
+          <w:rFonts w:eastAsia="SimSun"/>
+          <w:sz w:val="20"/>
+          <w:lang w:val="es-ES_tradnl" w:eastAsia="en-US"/>
+        </w:rPr>
+      </w:pPr>
+      <w:r>
+        <w:rPr>
+          <w:rFonts w:eastAsia="SimSun"/>
+          <w:sz w:val="20"/>
+          <w:lang w:val="es-ES_tradnl" w:eastAsia="en-US"/>
+        </w:rPr>
+        <w:t>[20]</w:t>
+      </w:r>
+      <w:r>
+        <w:rPr>
+          <w:rFonts w:eastAsia="SimSun"/>
+          <w:sz w:val="20"/>
+          <w:lang w:val="es-ES_tradnl" w:eastAsia="en-US"/>
+        </w:rPr>
+        <w:tab/>
+        <w:t xml:space="preserve">B. Schilder, A. Murphy, y N. Skene, «rworkflows: automating reproducible practices for the R community», </w:t>
+      </w:r>
       <w:r>
         <w:rPr>
           <w:rFonts w:eastAsia="SimSun"/>
@@ -4201,9 +4011,43 @@
           <w:sz w:val="20"/>
           <w:lang w:val="es-ES_tradnl" w:eastAsia="en-US"/>
         </w:rPr>
-        <w:t>Metr</w:t>
-      </w:r>
-      <w:proofErr w:type="spellEnd"/>
+        <w:t>Nat. Commun.</w:t>
+      </w:r>
+      <w:r>
+        <w:rPr>
+          <w:rFonts w:eastAsia="SimSun"/>
+          <w:sz w:val="20"/>
+          <w:lang w:val="es-ES_tradnl" w:eastAsia="en-US"/>
+        </w:rPr>
+        <w:t>, vol. 15, ene. 2024, doi: 10.1038/s41467-023-44484-5.</w:t>
+      </w:r>
+    </w:p>
+    <w:p>
+      <w:pPr>
+        <w:pStyle w:val="Bibliografa"/>
+        <w:rPr>
+          <w:rFonts w:eastAsia="SimSun"/>
+          <w:sz w:val="20"/>
+          <w:lang w:val="es-ES_tradnl" w:eastAsia="en-US"/>
+        </w:rPr>
+      </w:pPr>
+      <w:r>
+        <w:rPr>
+          <w:rFonts w:eastAsia="SimSun"/>
+          <w:sz w:val="20"/>
+          <w:lang w:val="es-ES_tradnl" w:eastAsia="en-US"/>
+        </w:rPr>
+        <w:t>[21]</w:t>
+      </w:r>
+      <w:r>
+        <w:rPr>
+          <w:rFonts w:eastAsia="SimSun"/>
+          <w:sz w:val="20"/>
+          <w:lang w:val="es-ES_tradnl" w:eastAsia="en-US"/>
+        </w:rPr>
+        <w:tab/>
+        <w:t xml:space="preserve">F. Mölder </w:t>
+      </w:r>
       <w:r>
         <w:rPr>
           <w:rFonts w:eastAsia="SimSun"/>
@@ -4212,114 +4056,15 @@
           <w:sz w:val="20"/>
           <w:lang w:val="es-ES_tradnl" w:eastAsia="en-US"/>
         </w:rPr>
-        <w:t>. Anal</w:t>
-      </w:r>
-      <w:r>
-        <w:rPr>
-          <w:rFonts w:eastAsia="SimSun"/>
-          <w:sz w:val="20"/>
-          <w:lang w:val="es-ES_tradnl" w:eastAsia="en-US"/>
-        </w:rPr>
-        <w:t>, vol. 3, p. 28, oct. 2018, doi: 10.3389/frma.2018.00028.</w:t>
-      </w:r>
-    </w:p>
-    <w:p>
-      <w:pPr>
-        <w:pStyle w:val="Bibliografa"/>
-        <w:rPr>
-          <w:rFonts w:eastAsia="SimSun"/>
-          <w:sz w:val="20"/>
-          <w:lang w:val="es-ES_tradnl" w:eastAsia="en-US"/>
-        </w:rPr>
-      </w:pPr>
-      <w:r>
-        <w:rPr>
-          <w:rFonts w:eastAsia="SimSun"/>
-          <w:sz w:val="20"/>
-          <w:lang w:val="es-ES_tradnl" w:eastAsia="en-US"/>
-        </w:rPr>
-        <w:t>[9]</w:t>
-      </w:r>
-      <w:r>
-        <w:rPr>
-          <w:rFonts w:eastAsia="SimSun"/>
-          <w:sz w:val="20"/>
-          <w:lang w:val="es-ES_tradnl" w:eastAsia="en-US"/>
-        </w:rPr>
-        <w:tab/>
-        <w:t xml:space="preserve">K. Chen, M. Toro-Moreno, y A. Subramaniam, «GitHub </w:t>
-      </w:r>
-      <w:proofErr w:type="spellStart"/>
-      <w:r>
-        <w:rPr>
-          <w:rFonts w:eastAsia="SimSun"/>
-          <w:sz w:val="20"/>
-          <w:lang w:val="es-ES_tradnl" w:eastAsia="en-US"/>
-        </w:rPr>
-        <w:t>enables</w:t>
-      </w:r>
-      <w:proofErr w:type="spellEnd"/>
-      <w:r>
-        <w:rPr>
-          <w:rFonts w:eastAsia="SimSun"/>
-          <w:sz w:val="20"/>
-          <w:lang w:val="es-ES_tradnl" w:eastAsia="en-US"/>
-        </w:rPr>
-        <w:t xml:space="preserve"> </w:t>
-      </w:r>
-      <w:proofErr w:type="spellStart"/>
-      <w:r>
-        <w:rPr>
-          <w:rFonts w:eastAsia="SimSun"/>
-          <w:sz w:val="20"/>
-          <w:lang w:val="es-ES_tradnl" w:eastAsia="en-US"/>
-        </w:rPr>
-        <w:t>collaborative</w:t>
-      </w:r>
-      <w:proofErr w:type="spellEnd"/>
-      <w:r>
-        <w:rPr>
-          <w:rFonts w:eastAsia="SimSun"/>
-          <w:sz w:val="20"/>
-          <w:lang w:val="es-ES_tradnl" w:eastAsia="en-US"/>
-        </w:rPr>
-        <w:t xml:space="preserve"> and reproducible </w:t>
-      </w:r>
-      <w:proofErr w:type="spellStart"/>
-      <w:r>
-        <w:rPr>
-          <w:rFonts w:eastAsia="SimSun"/>
-          <w:sz w:val="20"/>
-          <w:lang w:val="es-ES_tradnl" w:eastAsia="en-US"/>
-        </w:rPr>
-        <w:t>laboratory</w:t>
-      </w:r>
-      <w:proofErr w:type="spellEnd"/>
-      <w:r>
-        <w:rPr>
-          <w:rFonts w:eastAsia="SimSun"/>
-          <w:sz w:val="20"/>
-          <w:lang w:val="es-ES_tradnl" w:eastAsia="en-US"/>
-        </w:rPr>
-        <w:t xml:space="preserve"> </w:t>
-      </w:r>
-      <w:proofErr w:type="spellStart"/>
-      <w:r>
-        <w:rPr>
-          <w:rFonts w:eastAsia="SimSun"/>
-          <w:sz w:val="20"/>
-          <w:lang w:val="es-ES_tradnl" w:eastAsia="en-US"/>
-        </w:rPr>
-        <w:t>research</w:t>
-      </w:r>
-      <w:proofErr w:type="spellEnd"/>
-      <w:r>
-        <w:rPr>
-          <w:rFonts w:eastAsia="SimSun"/>
-          <w:sz w:val="20"/>
-          <w:lang w:val="es-ES_tradnl" w:eastAsia="en-US"/>
-        </w:rPr>
-        <w:t xml:space="preserve">», </w:t>
+        <w:t>et al.</w:t>
+      </w:r>
+      <w:r>
+        <w:rPr>
+          <w:rFonts w:eastAsia="SimSun"/>
+          <w:sz w:val="20"/>
+          <w:lang w:val="es-ES_tradnl" w:eastAsia="en-US"/>
+        </w:rPr>
+        <w:t xml:space="preserve">, «Sustainable data analysis with Snakemake», </w:t>
       </w:r>
       <w:r>
         <w:rPr>
@@ -4329,15 +4074,15 @@
           <w:sz w:val="20"/>
           <w:lang w:val="es-ES_tradnl" w:eastAsia="en-US"/>
         </w:rPr>
-        <w:t>PLOS Biol.</w:t>
-      </w:r>
-      <w:r>
-        <w:rPr>
-          <w:rFonts w:eastAsia="SimSun"/>
-          <w:sz w:val="20"/>
-          <w:lang w:val="es-ES_tradnl" w:eastAsia="en-US"/>
-        </w:rPr>
-        <w:t>, vol. 23, feb. 2025, doi: 10.1371/journal.pbio.3003029.</w:t>
+        <w:t>F1000Research</w:t>
+      </w:r>
+      <w:r>
+        <w:rPr>
+          <w:rFonts w:eastAsia="SimSun"/>
+          <w:sz w:val="20"/>
+          <w:lang w:val="es-ES_tradnl" w:eastAsia="en-US"/>
+        </w:rPr>
+        <w:t>, vol. 10, ene. 2021, doi: 10.12688/f1000research.29032.3.</w:t>
       </w:r>
     </w:p>
     <w:p>
@@ -4355,7 +4100,7 @@
           <w:sz w:val="20"/>
           <w:lang w:val="es-ES_tradnl" w:eastAsia="en-US"/>
         </w:rPr>
-        <w:t>[10]</w:t>
+        <w:t>[22]</w:t>
       </w:r>
       <w:r>
         <w:rPr>
@@ -4364,135 +4109,8 @@
           <w:lang w:val="es-ES_tradnl" w:eastAsia="en-US"/>
         </w:rPr>
         <w:tab/>
-        <w:t xml:space="preserve">K. Chen, M. Toro-Moreno, y A. Subramaniam, «GitHub </w:t>
-      </w:r>
-      <w:proofErr w:type="spellStart"/>
-      <w:r>
-        <w:rPr>
-          <w:rFonts w:eastAsia="SimSun"/>
-          <w:sz w:val="20"/>
-          <w:lang w:val="es-ES_tradnl" w:eastAsia="en-US"/>
-        </w:rPr>
-        <w:t>is</w:t>
-      </w:r>
-      <w:proofErr w:type="spellEnd"/>
-      <w:r>
-        <w:rPr>
-          <w:rFonts w:eastAsia="SimSun"/>
-          <w:sz w:val="20"/>
-          <w:lang w:val="es-ES_tradnl" w:eastAsia="en-US"/>
-        </w:rPr>
-        <w:t xml:space="preserve"> </w:t>
-      </w:r>
-      <w:proofErr w:type="spellStart"/>
-      <w:r>
-        <w:rPr>
-          <w:rFonts w:eastAsia="SimSun"/>
-          <w:sz w:val="20"/>
-          <w:lang w:val="es-ES_tradnl" w:eastAsia="en-US"/>
-        </w:rPr>
-        <w:t>an</w:t>
-      </w:r>
-      <w:proofErr w:type="spellEnd"/>
-      <w:r>
-        <w:rPr>
-          <w:rFonts w:eastAsia="SimSun"/>
-          <w:sz w:val="20"/>
-          <w:lang w:val="es-ES_tradnl" w:eastAsia="en-US"/>
-        </w:rPr>
-        <w:t xml:space="preserve"> </w:t>
-      </w:r>
-      <w:proofErr w:type="spellStart"/>
-      <w:r>
-        <w:rPr>
-          <w:rFonts w:eastAsia="SimSun"/>
-          <w:sz w:val="20"/>
-          <w:lang w:val="es-ES_tradnl" w:eastAsia="en-US"/>
-        </w:rPr>
-        <w:t>effective</w:t>
-      </w:r>
-      <w:proofErr w:type="spellEnd"/>
-      <w:r>
-        <w:rPr>
-          <w:rFonts w:eastAsia="SimSun"/>
-          <w:sz w:val="20"/>
-          <w:lang w:val="es-ES_tradnl" w:eastAsia="en-US"/>
-        </w:rPr>
-        <w:t xml:space="preserve"> </w:t>
-      </w:r>
-      <w:proofErr w:type="spellStart"/>
-      <w:r>
-        <w:rPr>
-          <w:rFonts w:eastAsia="SimSun"/>
-          <w:sz w:val="20"/>
-          <w:lang w:val="es-ES_tradnl" w:eastAsia="en-US"/>
-        </w:rPr>
-        <w:t>platform</w:t>
-      </w:r>
-      <w:proofErr w:type="spellEnd"/>
-      <w:r>
-        <w:rPr>
-          <w:rFonts w:eastAsia="SimSun"/>
-          <w:sz w:val="20"/>
-          <w:lang w:val="es-ES_tradnl" w:eastAsia="en-US"/>
-        </w:rPr>
-        <w:t xml:space="preserve"> for </w:t>
-      </w:r>
-      <w:proofErr w:type="spellStart"/>
-      <w:r>
-        <w:rPr>
-          <w:rFonts w:eastAsia="SimSun"/>
-          <w:sz w:val="20"/>
-          <w:lang w:val="es-ES_tradnl" w:eastAsia="en-US"/>
-        </w:rPr>
-        <w:t>collaborative</w:t>
-      </w:r>
-      <w:proofErr w:type="spellEnd"/>
-      <w:r>
-        <w:rPr>
-          <w:rFonts w:eastAsia="SimSun"/>
-          <w:sz w:val="20"/>
-          <w:lang w:val="es-ES_tradnl" w:eastAsia="en-US"/>
-        </w:rPr>
-        <w:t xml:space="preserve"> and reproducible </w:t>
-      </w:r>
-      <w:proofErr w:type="spellStart"/>
-      <w:r>
-        <w:rPr>
-          <w:rFonts w:eastAsia="SimSun"/>
-          <w:sz w:val="20"/>
-          <w:lang w:val="es-ES_tradnl" w:eastAsia="en-US"/>
-        </w:rPr>
-        <w:t>laboratory</w:t>
-      </w:r>
-      <w:proofErr w:type="spellEnd"/>
-      <w:r>
-        <w:rPr>
-          <w:rFonts w:eastAsia="SimSun"/>
-          <w:sz w:val="20"/>
-          <w:lang w:val="es-ES_tradnl" w:eastAsia="en-US"/>
-        </w:rPr>
-        <w:t xml:space="preserve"> </w:t>
-      </w:r>
-      <w:proofErr w:type="spellStart"/>
-      <w:r>
-        <w:rPr>
-          <w:rFonts w:eastAsia="SimSun"/>
-          <w:sz w:val="20"/>
-          <w:lang w:val="es-ES_tradnl" w:eastAsia="en-US"/>
-        </w:rPr>
-        <w:t>research</w:t>
-      </w:r>
-      <w:proofErr w:type="spellEnd"/>
-      <w:r>
-        <w:rPr>
-          <w:rFonts w:eastAsia="SimSun"/>
-          <w:sz w:val="20"/>
-          <w:lang w:val="es-ES_tradnl" w:eastAsia="en-US"/>
-        </w:rPr>
-        <w:t xml:space="preserve">», </w:t>
-      </w:r>
-      <w:proofErr w:type="spellStart"/>
+        <w:t xml:space="preserve">C. Lissa </w:t>
+      </w:r>
       <w:r>
         <w:rPr>
           <w:rFonts w:eastAsia="SimSun"/>
@@ -4501,61 +4119,15 @@
           <w:sz w:val="20"/>
           <w:lang w:val="es-ES_tradnl" w:eastAsia="en-US"/>
         </w:rPr>
-        <w:t>ArXiv</w:t>
-      </w:r>
-      <w:proofErr w:type="spellEnd"/>
-      <w:r>
-        <w:rPr>
-          <w:rFonts w:eastAsia="SimSun"/>
-          <w:sz w:val="20"/>
-          <w:lang w:val="es-ES_tradnl" w:eastAsia="en-US"/>
-        </w:rPr>
-        <w:t>, vol. 23, ago. 2024, doi: 10.48550/arxiv.2408.09344.</w:t>
-      </w:r>
-    </w:p>
-    <w:p>
-      <w:pPr>
-        <w:pStyle w:val="Bibliografa"/>
-        <w:rPr>
-          <w:rFonts w:eastAsia="SimSun"/>
-          <w:sz w:val="20"/>
-          <w:lang w:val="es-ES_tradnl" w:eastAsia="en-US"/>
-        </w:rPr>
-      </w:pPr>
-      <w:r>
-        <w:rPr>
-          <w:rFonts w:eastAsia="SimSun"/>
-          <w:sz w:val="20"/>
-          <w:lang w:val="es-ES_tradnl" w:eastAsia="en-US"/>
-        </w:rPr>
-        <w:t>[11]</w:t>
-      </w:r>
-      <w:r>
-        <w:rPr>
-          <w:rFonts w:eastAsia="SimSun"/>
-          <w:sz w:val="20"/>
-          <w:lang w:val="es-ES_tradnl" w:eastAsia="en-US"/>
-        </w:rPr>
-        <w:tab/>
-        <w:t xml:space="preserve">R. </w:t>
-      </w:r>
-      <w:proofErr w:type="spellStart"/>
-      <w:r>
-        <w:rPr>
-          <w:rFonts w:eastAsia="SimSun"/>
-          <w:sz w:val="20"/>
-          <w:lang w:val="es-ES_tradnl" w:eastAsia="en-US"/>
-        </w:rPr>
-        <w:t>Crystal</w:t>
-      </w:r>
-      <w:proofErr w:type="spellEnd"/>
-      <w:r>
-        <w:rPr>
-          <w:rFonts w:eastAsia="SimSun"/>
-          <w:sz w:val="20"/>
-          <w:lang w:val="es-ES_tradnl" w:eastAsia="en-US"/>
-        </w:rPr>
-        <w:t xml:space="preserve">‐Ornelas </w:t>
+        <w:t>et al.</w:t>
+      </w:r>
+      <w:r>
+        <w:rPr>
+          <w:rFonts w:eastAsia="SimSun"/>
+          <w:sz w:val="20"/>
+          <w:lang w:val="es-ES_tradnl" w:eastAsia="en-US"/>
+        </w:rPr>
+        <w:t xml:space="preserve">, «WORCS: A workflow for open reproducible code in science», </w:t>
       </w:r>
       <w:r>
         <w:rPr>
@@ -4565,123 +4137,42 @@
           <w:sz w:val="20"/>
           <w:lang w:val="es-ES_tradnl" w:eastAsia="en-US"/>
         </w:rPr>
-        <w:t>et al.</w:t>
-      </w:r>
-      <w:r>
-        <w:rPr>
-          <w:rFonts w:eastAsia="SimSun"/>
-          <w:sz w:val="20"/>
-          <w:lang w:val="es-ES_tradnl" w:eastAsia="en-US"/>
-        </w:rPr>
-        <w:t xml:space="preserve">, «A Guide </w:t>
-      </w:r>
-      <w:proofErr w:type="spellStart"/>
-      <w:r>
-        <w:rPr>
-          <w:rFonts w:eastAsia="SimSun"/>
-          <w:sz w:val="20"/>
-          <w:lang w:val="es-ES_tradnl" w:eastAsia="en-US"/>
-        </w:rPr>
-        <w:t>to</w:t>
-      </w:r>
-      <w:proofErr w:type="spellEnd"/>
-      <w:r>
-        <w:rPr>
-          <w:rFonts w:eastAsia="SimSun"/>
-          <w:sz w:val="20"/>
-          <w:lang w:val="es-ES_tradnl" w:eastAsia="en-US"/>
-        </w:rPr>
-        <w:t xml:space="preserve"> </w:t>
-      </w:r>
-      <w:proofErr w:type="spellStart"/>
-      <w:r>
-        <w:rPr>
-          <w:rFonts w:eastAsia="SimSun"/>
-          <w:sz w:val="20"/>
-          <w:lang w:val="es-ES_tradnl" w:eastAsia="en-US"/>
-        </w:rPr>
-        <w:t>Using</w:t>
-      </w:r>
-      <w:proofErr w:type="spellEnd"/>
-      <w:r>
-        <w:rPr>
-          <w:rFonts w:eastAsia="SimSun"/>
-          <w:sz w:val="20"/>
-          <w:lang w:val="es-ES_tradnl" w:eastAsia="en-US"/>
-        </w:rPr>
-        <w:t xml:space="preserve"> GitHub for </w:t>
-      </w:r>
-      <w:proofErr w:type="spellStart"/>
-      <w:r>
-        <w:rPr>
-          <w:rFonts w:eastAsia="SimSun"/>
-          <w:sz w:val="20"/>
-          <w:lang w:val="es-ES_tradnl" w:eastAsia="en-US"/>
-        </w:rPr>
-        <w:t>Developing</w:t>
-      </w:r>
-      <w:proofErr w:type="spellEnd"/>
-      <w:r>
-        <w:rPr>
-          <w:rFonts w:eastAsia="SimSun"/>
-          <w:sz w:val="20"/>
-          <w:lang w:val="es-ES_tradnl" w:eastAsia="en-US"/>
-        </w:rPr>
-        <w:t xml:space="preserve"> and </w:t>
-      </w:r>
-      <w:proofErr w:type="spellStart"/>
-      <w:r>
-        <w:rPr>
-          <w:rFonts w:eastAsia="SimSun"/>
-          <w:sz w:val="20"/>
-          <w:lang w:val="es-ES_tradnl" w:eastAsia="en-US"/>
-        </w:rPr>
-        <w:t>Versioning</w:t>
-      </w:r>
-      <w:proofErr w:type="spellEnd"/>
-      <w:r>
-        <w:rPr>
-          <w:rFonts w:eastAsia="SimSun"/>
-          <w:sz w:val="20"/>
-          <w:lang w:val="es-ES_tradnl" w:eastAsia="en-US"/>
-        </w:rPr>
-        <w:t xml:space="preserve"> Data </w:t>
-      </w:r>
-      <w:proofErr w:type="spellStart"/>
-      <w:r>
-        <w:rPr>
-          <w:rFonts w:eastAsia="SimSun"/>
-          <w:sz w:val="20"/>
-          <w:lang w:val="es-ES_tradnl" w:eastAsia="en-US"/>
-        </w:rPr>
-        <w:t>Standards</w:t>
-      </w:r>
-      <w:proofErr w:type="spellEnd"/>
-      <w:r>
-        <w:rPr>
-          <w:rFonts w:eastAsia="SimSun"/>
-          <w:sz w:val="20"/>
-          <w:lang w:val="es-ES_tradnl" w:eastAsia="en-US"/>
-        </w:rPr>
-        <w:t xml:space="preserve"> and Reporting </w:t>
-      </w:r>
-      <w:proofErr w:type="spellStart"/>
-      <w:r>
-        <w:rPr>
-          <w:rFonts w:eastAsia="SimSun"/>
-          <w:sz w:val="20"/>
-          <w:lang w:val="es-ES_tradnl" w:eastAsia="en-US"/>
-        </w:rPr>
-        <w:t>Formats</w:t>
-      </w:r>
-      <w:proofErr w:type="spellEnd"/>
-      <w:r>
-        <w:rPr>
-          <w:rFonts w:eastAsia="SimSun"/>
-          <w:sz w:val="20"/>
-          <w:lang w:val="es-ES_tradnl" w:eastAsia="en-US"/>
-        </w:rPr>
-        <w:t xml:space="preserve">», </w:t>
+        <w:t>Data Sci</w:t>
+      </w:r>
+      <w:r>
+        <w:rPr>
+          <w:rFonts w:eastAsia="SimSun"/>
+          <w:sz w:val="20"/>
+          <w:lang w:val="es-ES_tradnl" w:eastAsia="en-US"/>
+        </w:rPr>
+        <w:t>, vol. 4, pp. 29-49, may 2020, doi: 10.31234/osf.io/k4wde.</w:t>
+      </w:r>
+    </w:p>
+    <w:p>
+      <w:pPr>
+        <w:pStyle w:val="Bibliografa"/>
+        <w:rPr>
+          <w:rFonts w:eastAsia="SimSun"/>
+          <w:sz w:val="20"/>
+          <w:lang w:val="es-ES_tradnl" w:eastAsia="en-US"/>
+        </w:rPr>
+      </w:pPr>
+      <w:r>
+        <w:rPr>
+          <w:rFonts w:eastAsia="SimSun"/>
+          <w:sz w:val="20"/>
+          <w:lang w:val="es-ES_tradnl" w:eastAsia="en-US"/>
+        </w:rPr>
+        <w:t>[23]</w:t>
+      </w:r>
+      <w:r>
+        <w:rPr>
+          <w:rFonts w:eastAsia="SimSun"/>
+          <w:sz w:val="20"/>
+          <w:lang w:val="es-ES_tradnl" w:eastAsia="en-US"/>
+        </w:rPr>
+        <w:tab/>
+        <w:t xml:space="preserve">A. Wolen, C. Hartgerink, R. Hafen, B. Richards, C. Soderberg, y T. York, «osfr: An R Interface to the Open Science Framework», </w:t>
       </w:r>
       <w:r>
         <w:rPr>
@@ -4691,9 +4182,43 @@
           <w:sz w:val="20"/>
           <w:lang w:val="es-ES_tradnl" w:eastAsia="en-US"/>
         </w:rPr>
-        <w:t xml:space="preserve">Earth Space </w:t>
-      </w:r>
-      <w:proofErr w:type="spellStart"/>
+        <w:t>J Open Source Softw</w:t>
+      </w:r>
+      <w:r>
+        <w:rPr>
+          <w:rFonts w:eastAsia="SimSun"/>
+          <w:sz w:val="20"/>
+          <w:lang w:val="es-ES_tradnl" w:eastAsia="en-US"/>
+        </w:rPr>
+        <w:t>, vol. 5, p. 2071, feb. 2020, doi: 10.21105/joss.02071.</w:t>
+      </w:r>
+    </w:p>
+    <w:p>
+      <w:pPr>
+        <w:pStyle w:val="Bibliografa"/>
+        <w:rPr>
+          <w:rFonts w:eastAsia="SimSun"/>
+          <w:sz w:val="20"/>
+          <w:lang w:val="es-ES_tradnl" w:eastAsia="en-US"/>
+        </w:rPr>
+      </w:pPr>
+      <w:r>
+        <w:rPr>
+          <w:rFonts w:eastAsia="SimSun"/>
+          <w:sz w:val="20"/>
+          <w:lang w:val="es-ES_tradnl" w:eastAsia="en-US"/>
+        </w:rPr>
+        <w:t>[24]</w:t>
+      </w:r>
+      <w:r>
+        <w:rPr>
+          <w:rFonts w:eastAsia="SimSun"/>
+          <w:sz w:val="20"/>
+          <w:lang w:val="es-ES_tradnl" w:eastAsia="en-US"/>
+        </w:rPr>
+        <w:tab/>
+        <w:t xml:space="preserve">G. M. Dias, D. Faria, D. Arcanjo, T. Dias, y P. Mascarenhas, «Infrastructure for Open Science: analysis of the national coverage of persistent identifiers in Brazil», </w:t>
+      </w:r>
       <w:r>
         <w:rPr>
           <w:rFonts w:eastAsia="SimSun"/>
@@ -4702,9 +4227,43 @@
           <w:sz w:val="20"/>
           <w:lang w:val="es-ES_tradnl" w:eastAsia="en-US"/>
         </w:rPr>
-        <w:t>Sci</w:t>
-      </w:r>
-      <w:proofErr w:type="spellEnd"/>
+        <w:t>Ibero-Lat. Am. Congr. Comput. Methods Eng. CILAMCE</w:t>
+      </w:r>
+      <w:r>
+        <w:rPr>
+          <w:rFonts w:eastAsia="SimSun"/>
+          <w:sz w:val="20"/>
+          <w:lang w:val="es-ES_tradnl" w:eastAsia="en-US"/>
+        </w:rPr>
+        <w:t>, mar. 2026, doi: 10.55592/cilamce2025.v5i.14033.</w:t>
+      </w:r>
+    </w:p>
+    <w:p>
+      <w:pPr>
+        <w:pStyle w:val="Bibliografa"/>
+        <w:rPr>
+          <w:rFonts w:eastAsia="SimSun"/>
+          <w:sz w:val="20"/>
+          <w:lang w:val="es-ES_tradnl" w:eastAsia="en-US"/>
+        </w:rPr>
+      </w:pPr>
+      <w:r>
+        <w:rPr>
+          <w:rFonts w:eastAsia="SimSun"/>
+          <w:sz w:val="20"/>
+          <w:lang w:val="es-ES_tradnl" w:eastAsia="en-US"/>
+        </w:rPr>
+        <w:t>[25]</w:t>
+      </w:r>
+      <w:r>
+        <w:rPr>
+          <w:rFonts w:eastAsia="SimSun"/>
+          <w:sz w:val="20"/>
+          <w:lang w:val="es-ES_tradnl" w:eastAsia="en-US"/>
+        </w:rPr>
+        <w:tab/>
+        <w:t xml:space="preserve">J. Plantin, C. Lagoze, y P. Edwards, «Re-integrating scholarly infrastructure: The ambiguous role of data sharing platforms», </w:t>
+      </w:r>
       <w:r>
         <w:rPr>
           <w:rFonts w:eastAsia="SimSun"/>
@@ -4713,15 +4272,15 @@
           <w:sz w:val="20"/>
           <w:lang w:val="es-ES_tradnl" w:eastAsia="en-US"/>
         </w:rPr>
-        <w:t>.</w:t>
-      </w:r>
-      <w:r>
-        <w:rPr>
-          <w:rFonts w:eastAsia="SimSun"/>
-          <w:sz w:val="20"/>
-          <w:lang w:val="es-ES_tradnl" w:eastAsia="en-US"/>
-        </w:rPr>
-        <w:t>, vol. 8, ago. 2021, doi: 10.1029/2021ea001797.</w:t>
+        <w:t>Big Data Soc.</w:t>
+      </w:r>
+      <w:r>
+        <w:rPr>
+          <w:rFonts w:eastAsia="SimSun"/>
+          <w:sz w:val="20"/>
+          <w:lang w:val="es-ES_tradnl" w:eastAsia="en-US"/>
+        </w:rPr>
+        <w:t>, vol. 5, feb. 2018, doi: 10.1177/2053951718756683.</w:t>
       </w:r>
     </w:p>
     <w:p>
@@ -4739,7 +4298,7 @@
           <w:sz w:val="20"/>
           <w:lang w:val="es-ES_tradnl" w:eastAsia="en-US"/>
         </w:rPr>
-        <w:t>[12]</w:t>
+        <w:t>[26]</w:t>
       </w:r>
       <w:r>
         <w:rPr>
@@ -4748,7 +4307,7 @@
           <w:lang w:val="es-ES_tradnl" w:eastAsia="en-US"/>
         </w:rPr>
         <w:tab/>
-        <w:t xml:space="preserve">N. Rougier </w:t>
+        <w:t xml:space="preserve">T. Miguel-Medina, </w:t>
       </w:r>
       <w:r>
         <w:rPr>
@@ -4758,2998 +4317,15 @@
           <w:sz w:val="20"/>
           <w:lang w:val="es-ES_tradnl" w:eastAsia="en-US"/>
         </w:rPr>
-        <w:t>et al.</w:t>
-      </w:r>
-      <w:r>
-        <w:rPr>
-          <w:rFonts w:eastAsia="SimSun"/>
-          <w:sz w:val="20"/>
-          <w:lang w:val="es-ES_tradnl" w:eastAsia="en-US"/>
-        </w:rPr>
-        <w:t>, «</w:t>
-      </w:r>
-      <w:proofErr w:type="spellStart"/>
-      <w:r>
-        <w:rPr>
-          <w:rFonts w:eastAsia="SimSun"/>
-          <w:sz w:val="20"/>
-          <w:lang w:val="es-ES_tradnl" w:eastAsia="en-US"/>
-        </w:rPr>
-        <w:t>Sustainable</w:t>
-      </w:r>
-      <w:proofErr w:type="spellEnd"/>
-      <w:r>
-        <w:rPr>
-          <w:rFonts w:eastAsia="SimSun"/>
-          <w:sz w:val="20"/>
-          <w:lang w:val="es-ES_tradnl" w:eastAsia="en-US"/>
-        </w:rPr>
-        <w:t xml:space="preserve"> </w:t>
-      </w:r>
-      <w:proofErr w:type="spellStart"/>
-      <w:r>
-        <w:rPr>
-          <w:rFonts w:eastAsia="SimSun"/>
-          <w:sz w:val="20"/>
-          <w:lang w:val="es-ES_tradnl" w:eastAsia="en-US"/>
-        </w:rPr>
-        <w:t>computational</w:t>
-      </w:r>
-      <w:proofErr w:type="spellEnd"/>
-      <w:r>
-        <w:rPr>
-          <w:rFonts w:eastAsia="SimSun"/>
-          <w:sz w:val="20"/>
-          <w:lang w:val="es-ES_tradnl" w:eastAsia="en-US"/>
-        </w:rPr>
-        <w:t xml:space="preserve"> </w:t>
-      </w:r>
-      <w:proofErr w:type="spellStart"/>
-      <w:r>
-        <w:rPr>
-          <w:rFonts w:eastAsia="SimSun"/>
-          <w:sz w:val="20"/>
-          <w:lang w:val="es-ES_tradnl" w:eastAsia="en-US"/>
-        </w:rPr>
-        <w:t>science</w:t>
-      </w:r>
-      <w:proofErr w:type="spellEnd"/>
-      <w:r>
-        <w:rPr>
-          <w:rFonts w:eastAsia="SimSun"/>
-          <w:sz w:val="20"/>
-          <w:lang w:val="es-ES_tradnl" w:eastAsia="en-US"/>
-        </w:rPr>
-        <w:t xml:space="preserve">: </w:t>
-      </w:r>
-      <w:proofErr w:type="spellStart"/>
-      <w:r>
-        <w:rPr>
-          <w:rFonts w:eastAsia="SimSun"/>
-          <w:sz w:val="20"/>
-          <w:lang w:val="es-ES_tradnl" w:eastAsia="en-US"/>
-        </w:rPr>
-        <w:t>the</w:t>
-      </w:r>
-      <w:proofErr w:type="spellEnd"/>
-      <w:r>
-        <w:rPr>
-          <w:rFonts w:eastAsia="SimSun"/>
-          <w:sz w:val="20"/>
-          <w:lang w:val="es-ES_tradnl" w:eastAsia="en-US"/>
-        </w:rPr>
-        <w:t xml:space="preserve"> </w:t>
-      </w:r>
-      <w:proofErr w:type="spellStart"/>
-      <w:r>
-        <w:rPr>
-          <w:rFonts w:eastAsia="SimSun"/>
-          <w:sz w:val="20"/>
-          <w:lang w:val="es-ES_tradnl" w:eastAsia="en-US"/>
-        </w:rPr>
-        <w:t>ReScience</w:t>
-      </w:r>
-      <w:proofErr w:type="spellEnd"/>
-      <w:r>
-        <w:rPr>
-          <w:rFonts w:eastAsia="SimSun"/>
-          <w:sz w:val="20"/>
-          <w:lang w:val="es-ES_tradnl" w:eastAsia="en-US"/>
-        </w:rPr>
-        <w:t xml:space="preserve"> </w:t>
-      </w:r>
-      <w:proofErr w:type="spellStart"/>
-      <w:r>
-        <w:rPr>
-          <w:rFonts w:eastAsia="SimSun"/>
-          <w:sz w:val="20"/>
-          <w:lang w:val="es-ES_tradnl" w:eastAsia="en-US"/>
-        </w:rPr>
-        <w:t>initiative</w:t>
-      </w:r>
-      <w:proofErr w:type="spellEnd"/>
-      <w:r>
-        <w:rPr>
-          <w:rFonts w:eastAsia="SimSun"/>
-          <w:sz w:val="20"/>
-          <w:lang w:val="es-ES_tradnl" w:eastAsia="en-US"/>
-        </w:rPr>
-        <w:t xml:space="preserve">», </w:t>
-      </w:r>
-      <w:proofErr w:type="spellStart"/>
-      <w:r>
-        <w:rPr>
-          <w:rFonts w:eastAsia="SimSun"/>
-          <w:i/>
-          <w:iCs/>
-          <w:sz w:val="20"/>
-          <w:lang w:val="es-ES_tradnl" w:eastAsia="en-US"/>
-        </w:rPr>
-        <w:t>PeerJ</w:t>
-      </w:r>
-      <w:proofErr w:type="spellEnd"/>
-      <w:r>
-        <w:rPr>
-          <w:rFonts w:eastAsia="SimSun"/>
-          <w:i/>
-          <w:iCs/>
-          <w:sz w:val="20"/>
-          <w:lang w:val="es-ES_tradnl" w:eastAsia="en-US"/>
-        </w:rPr>
-        <w:t xml:space="preserve"> </w:t>
-      </w:r>
-      <w:proofErr w:type="spellStart"/>
-      <w:r>
-        <w:rPr>
-          <w:rFonts w:eastAsia="SimSun"/>
-          <w:i/>
-          <w:iCs/>
-          <w:sz w:val="20"/>
-          <w:lang w:val="es-ES_tradnl" w:eastAsia="en-US"/>
-        </w:rPr>
-        <w:t>Comput</w:t>
-      </w:r>
-      <w:proofErr w:type="spellEnd"/>
-      <w:r>
-        <w:rPr>
-          <w:rFonts w:eastAsia="SimSun"/>
-          <w:i/>
-          <w:iCs/>
-          <w:sz w:val="20"/>
-          <w:lang w:val="es-ES_tradnl" w:eastAsia="en-US"/>
-        </w:rPr>
-        <w:t xml:space="preserve">. </w:t>
-      </w:r>
-      <w:proofErr w:type="spellStart"/>
-      <w:r>
-        <w:rPr>
-          <w:rFonts w:eastAsia="SimSun"/>
-          <w:i/>
-          <w:iCs/>
-          <w:sz w:val="20"/>
-          <w:lang w:val="es-ES_tradnl" w:eastAsia="en-US"/>
-        </w:rPr>
-        <w:t>Sci</w:t>
-      </w:r>
-      <w:proofErr w:type="spellEnd"/>
-      <w:r>
-        <w:rPr>
-          <w:rFonts w:eastAsia="SimSun"/>
-          <w:i/>
-          <w:iCs/>
-          <w:sz w:val="20"/>
-          <w:lang w:val="es-ES_tradnl" w:eastAsia="en-US"/>
-        </w:rPr>
-        <w:t>.</w:t>
-      </w:r>
-      <w:r>
-        <w:rPr>
-          <w:rFonts w:eastAsia="SimSun"/>
-          <w:sz w:val="20"/>
-          <w:lang w:val="es-ES_tradnl" w:eastAsia="en-US"/>
-        </w:rPr>
-        <w:t>, vol. 3, jul. 2017, doi: 10.7717/peerj-cs.142.</w:t>
-      </w:r>
-    </w:p>
-    <w:p>
-      <w:pPr>
-        <w:pStyle w:val="Bibliografa"/>
-        <w:rPr>
-          <w:rFonts w:eastAsia="SimSun"/>
-          <w:sz w:val="20"/>
-          <w:lang w:val="es-ES_tradnl" w:eastAsia="en-US"/>
-        </w:rPr>
-      </w:pPr>
-      <w:r>
-        <w:rPr>
-          <w:rFonts w:eastAsia="SimSun"/>
-          <w:sz w:val="20"/>
-          <w:lang w:val="es-ES_tradnl" w:eastAsia="en-US"/>
-        </w:rPr>
-        <w:t>[13]</w:t>
-      </w:r>
-      <w:r>
-        <w:rPr>
-          <w:rFonts w:eastAsia="SimSun"/>
-          <w:sz w:val="20"/>
-          <w:lang w:val="es-ES_tradnl" w:eastAsia="en-US"/>
-        </w:rPr>
-        <w:tab/>
-        <w:t xml:space="preserve">M. </w:t>
-      </w:r>
-      <w:proofErr w:type="spellStart"/>
-      <w:r>
-        <w:rPr>
-          <w:rFonts w:eastAsia="SimSun"/>
-          <w:sz w:val="20"/>
-          <w:lang w:val="es-ES_tradnl" w:eastAsia="en-US"/>
-        </w:rPr>
-        <w:t>Heusse</w:t>
-      </w:r>
-      <w:proofErr w:type="spellEnd"/>
-      <w:r>
-        <w:rPr>
-          <w:rFonts w:eastAsia="SimSun"/>
-          <w:sz w:val="20"/>
-          <w:lang w:val="es-ES_tradnl" w:eastAsia="en-US"/>
-        </w:rPr>
-        <w:t xml:space="preserve"> y G. </w:t>
-      </w:r>
-      <w:proofErr w:type="spellStart"/>
-      <w:r>
-        <w:rPr>
-          <w:rFonts w:eastAsia="SimSun"/>
-          <w:sz w:val="20"/>
-          <w:lang w:val="es-ES_tradnl" w:eastAsia="en-US"/>
-        </w:rPr>
-        <w:t>Cabanac</w:t>
-      </w:r>
-      <w:proofErr w:type="spellEnd"/>
-      <w:r>
-        <w:rPr>
-          <w:rFonts w:eastAsia="SimSun"/>
-          <w:sz w:val="20"/>
-          <w:lang w:val="es-ES_tradnl" w:eastAsia="en-US"/>
-        </w:rPr>
-        <w:t xml:space="preserve">, «ORCID </w:t>
-      </w:r>
-      <w:proofErr w:type="spellStart"/>
-      <w:r>
-        <w:rPr>
-          <w:rFonts w:eastAsia="SimSun"/>
-          <w:sz w:val="20"/>
-          <w:lang w:val="es-ES_tradnl" w:eastAsia="en-US"/>
-        </w:rPr>
-        <w:t>growth</w:t>
-      </w:r>
-      <w:proofErr w:type="spellEnd"/>
-      <w:r>
-        <w:rPr>
-          <w:rFonts w:eastAsia="SimSun"/>
-          <w:sz w:val="20"/>
-          <w:lang w:val="es-ES_tradnl" w:eastAsia="en-US"/>
-        </w:rPr>
-        <w:t xml:space="preserve"> and </w:t>
-      </w:r>
-      <w:proofErr w:type="spellStart"/>
-      <w:r>
-        <w:rPr>
-          <w:rFonts w:eastAsia="SimSun"/>
-          <w:sz w:val="20"/>
-          <w:lang w:val="es-ES_tradnl" w:eastAsia="en-US"/>
-        </w:rPr>
-        <w:t>field‐wise</w:t>
-      </w:r>
-      <w:proofErr w:type="spellEnd"/>
-      <w:r>
-        <w:rPr>
-          <w:rFonts w:eastAsia="SimSun"/>
-          <w:sz w:val="20"/>
-          <w:lang w:val="es-ES_tradnl" w:eastAsia="en-US"/>
-        </w:rPr>
-        <w:t xml:space="preserve"> </w:t>
-      </w:r>
-      <w:proofErr w:type="spellStart"/>
-      <w:r>
-        <w:rPr>
-          <w:rFonts w:eastAsia="SimSun"/>
-          <w:sz w:val="20"/>
-          <w:lang w:val="es-ES_tradnl" w:eastAsia="en-US"/>
-        </w:rPr>
-        <w:t>dynamics</w:t>
-      </w:r>
-      <w:proofErr w:type="spellEnd"/>
-      <w:r>
-        <w:rPr>
-          <w:rFonts w:eastAsia="SimSun"/>
-          <w:sz w:val="20"/>
-          <w:lang w:val="es-ES_tradnl" w:eastAsia="en-US"/>
-        </w:rPr>
-        <w:t xml:space="preserve"> of </w:t>
-      </w:r>
-      <w:proofErr w:type="spellStart"/>
-      <w:r>
-        <w:rPr>
-          <w:rFonts w:eastAsia="SimSun"/>
-          <w:sz w:val="20"/>
-          <w:lang w:val="es-ES_tradnl" w:eastAsia="en-US"/>
-        </w:rPr>
-        <w:t>adoption</w:t>
-      </w:r>
-      <w:proofErr w:type="spellEnd"/>
-      <w:r>
-        <w:rPr>
-          <w:rFonts w:eastAsia="SimSun"/>
-          <w:sz w:val="20"/>
-          <w:lang w:val="es-ES_tradnl" w:eastAsia="en-US"/>
-        </w:rPr>
-        <w:t xml:space="preserve">: A case </w:t>
-      </w:r>
-      <w:proofErr w:type="spellStart"/>
-      <w:r>
-        <w:rPr>
-          <w:rFonts w:eastAsia="SimSun"/>
-          <w:sz w:val="20"/>
-          <w:lang w:val="es-ES_tradnl" w:eastAsia="en-US"/>
-        </w:rPr>
-        <w:t>study</w:t>
-      </w:r>
-      <w:proofErr w:type="spellEnd"/>
-      <w:r>
-        <w:rPr>
-          <w:rFonts w:eastAsia="SimSun"/>
-          <w:sz w:val="20"/>
-          <w:lang w:val="es-ES_tradnl" w:eastAsia="en-US"/>
-        </w:rPr>
-        <w:t xml:space="preserve"> of </w:t>
-      </w:r>
-      <w:proofErr w:type="spellStart"/>
-      <w:r>
-        <w:rPr>
-          <w:rFonts w:eastAsia="SimSun"/>
-          <w:sz w:val="20"/>
-          <w:lang w:val="es-ES_tradnl" w:eastAsia="en-US"/>
-        </w:rPr>
-        <w:t>the</w:t>
-      </w:r>
-      <w:proofErr w:type="spellEnd"/>
-      <w:r>
-        <w:rPr>
-          <w:rFonts w:eastAsia="SimSun"/>
-          <w:sz w:val="20"/>
-          <w:lang w:val="es-ES_tradnl" w:eastAsia="en-US"/>
-        </w:rPr>
-        <w:t xml:space="preserve"> Toulouse </w:t>
-      </w:r>
-      <w:proofErr w:type="spellStart"/>
-      <w:r>
-        <w:rPr>
-          <w:rFonts w:eastAsia="SimSun"/>
-          <w:sz w:val="20"/>
-          <w:lang w:val="es-ES_tradnl" w:eastAsia="en-US"/>
-        </w:rPr>
-        <w:t>scientific</w:t>
-      </w:r>
-      <w:proofErr w:type="spellEnd"/>
-      <w:r>
-        <w:rPr>
-          <w:rFonts w:eastAsia="SimSun"/>
-          <w:sz w:val="20"/>
-          <w:lang w:val="es-ES_tradnl" w:eastAsia="en-US"/>
-        </w:rPr>
-        <w:t xml:space="preserve"> </w:t>
-      </w:r>
-      <w:proofErr w:type="spellStart"/>
-      <w:r>
-        <w:rPr>
-          <w:rFonts w:eastAsia="SimSun"/>
-          <w:sz w:val="20"/>
-          <w:lang w:val="es-ES_tradnl" w:eastAsia="en-US"/>
-        </w:rPr>
-        <w:t>area</w:t>
-      </w:r>
-      <w:proofErr w:type="spellEnd"/>
-      <w:r>
-        <w:rPr>
-          <w:rFonts w:eastAsia="SimSun"/>
-          <w:sz w:val="20"/>
-          <w:lang w:val="es-ES_tradnl" w:eastAsia="en-US"/>
-        </w:rPr>
-        <w:t xml:space="preserve">», </w:t>
-      </w:r>
-      <w:r>
-        <w:rPr>
-          <w:rFonts w:eastAsia="SimSun"/>
-          <w:i/>
-          <w:iCs/>
-          <w:sz w:val="20"/>
-          <w:lang w:val="es-ES_tradnl" w:eastAsia="en-US"/>
-        </w:rPr>
-        <w:t xml:space="preserve">Learn. </w:t>
-      </w:r>
-      <w:proofErr w:type="spellStart"/>
-      <w:r>
-        <w:rPr>
-          <w:rFonts w:eastAsia="SimSun"/>
-          <w:i/>
-          <w:iCs/>
-          <w:sz w:val="20"/>
-          <w:lang w:val="es-ES_tradnl" w:eastAsia="en-US"/>
-        </w:rPr>
-        <w:t>Publ</w:t>
-      </w:r>
-      <w:proofErr w:type="spellEnd"/>
-      <w:r>
-        <w:rPr>
-          <w:rFonts w:eastAsia="SimSun"/>
-          <w:i/>
-          <w:iCs/>
-          <w:sz w:val="20"/>
-          <w:lang w:val="es-ES_tradnl" w:eastAsia="en-US"/>
-        </w:rPr>
-        <w:t>.</w:t>
-      </w:r>
-      <w:r>
-        <w:rPr>
-          <w:rFonts w:eastAsia="SimSun"/>
-          <w:sz w:val="20"/>
-          <w:lang w:val="es-ES_tradnl" w:eastAsia="en-US"/>
-        </w:rPr>
-        <w:t>, vol. 35, mar. 2022, doi: 10.1002/leap.1451.</w:t>
-      </w:r>
-    </w:p>
-    <w:p>
-      <w:pPr>
-        <w:pStyle w:val="Bibliografa"/>
-        <w:rPr>
-          <w:rFonts w:eastAsia="SimSun"/>
-          <w:sz w:val="20"/>
-          <w:lang w:val="es-ES_tradnl" w:eastAsia="en-US"/>
-        </w:rPr>
-      </w:pPr>
-      <w:r>
-        <w:rPr>
-          <w:rFonts w:eastAsia="SimSun"/>
-          <w:sz w:val="20"/>
-          <w:lang w:val="es-ES_tradnl" w:eastAsia="en-US"/>
-        </w:rPr>
-        <w:lastRenderedPageBreak/>
-        <w:t>[14]</w:t>
-      </w:r>
-      <w:r>
-        <w:rPr>
-          <w:rFonts w:eastAsia="SimSun"/>
-          <w:sz w:val="20"/>
-          <w:lang w:val="es-ES_tradnl" w:eastAsia="en-US"/>
-        </w:rPr>
-        <w:tab/>
-        <w:t xml:space="preserve">F. Z. Khan, S. </w:t>
-      </w:r>
-      <w:proofErr w:type="spellStart"/>
-      <w:r>
-        <w:rPr>
-          <w:rFonts w:eastAsia="SimSun"/>
-          <w:sz w:val="20"/>
-          <w:lang w:val="es-ES_tradnl" w:eastAsia="en-US"/>
-        </w:rPr>
-        <w:t>Soiland</w:t>
-      </w:r>
-      <w:proofErr w:type="spellEnd"/>
-      <w:r>
-        <w:rPr>
-          <w:rFonts w:eastAsia="SimSun"/>
-          <w:sz w:val="20"/>
-          <w:lang w:val="es-ES_tradnl" w:eastAsia="en-US"/>
-        </w:rPr>
-        <w:t>-Reyes, R. Sinnott, A. Lonie, C. Goble, y M. Crusoe, «</w:t>
-      </w:r>
-      <w:proofErr w:type="spellStart"/>
-      <w:r>
-        <w:rPr>
-          <w:rFonts w:eastAsia="SimSun"/>
-          <w:sz w:val="20"/>
-          <w:lang w:val="es-ES_tradnl" w:eastAsia="en-US"/>
-        </w:rPr>
-        <w:t>Sharing</w:t>
-      </w:r>
-      <w:proofErr w:type="spellEnd"/>
-      <w:r>
-        <w:rPr>
-          <w:rFonts w:eastAsia="SimSun"/>
-          <w:sz w:val="20"/>
-          <w:lang w:val="es-ES_tradnl" w:eastAsia="en-US"/>
-        </w:rPr>
-        <w:t xml:space="preserve"> interoperable </w:t>
-      </w:r>
-      <w:proofErr w:type="spellStart"/>
-      <w:r>
-        <w:rPr>
-          <w:rFonts w:eastAsia="SimSun"/>
-          <w:sz w:val="20"/>
-          <w:lang w:val="es-ES_tradnl" w:eastAsia="en-US"/>
-        </w:rPr>
-        <w:t>workflow</w:t>
-      </w:r>
-      <w:proofErr w:type="spellEnd"/>
-      <w:r>
-        <w:rPr>
-          <w:rFonts w:eastAsia="SimSun"/>
-          <w:sz w:val="20"/>
-          <w:lang w:val="es-ES_tradnl" w:eastAsia="en-US"/>
-        </w:rPr>
-        <w:t xml:space="preserve"> </w:t>
-      </w:r>
-      <w:proofErr w:type="spellStart"/>
-      <w:r>
-        <w:rPr>
-          <w:rFonts w:eastAsia="SimSun"/>
-          <w:sz w:val="20"/>
-          <w:lang w:val="es-ES_tradnl" w:eastAsia="en-US"/>
-        </w:rPr>
-        <w:t>provenance</w:t>
-      </w:r>
-      <w:proofErr w:type="spellEnd"/>
-      <w:r>
-        <w:rPr>
-          <w:rFonts w:eastAsia="SimSun"/>
-          <w:sz w:val="20"/>
-          <w:lang w:val="es-ES_tradnl" w:eastAsia="en-US"/>
-        </w:rPr>
-        <w:t xml:space="preserve">: A </w:t>
-      </w:r>
-      <w:proofErr w:type="spellStart"/>
-      <w:r>
-        <w:rPr>
-          <w:rFonts w:eastAsia="SimSun"/>
-          <w:sz w:val="20"/>
-          <w:lang w:val="es-ES_tradnl" w:eastAsia="en-US"/>
-        </w:rPr>
-        <w:t>review</w:t>
-      </w:r>
-      <w:proofErr w:type="spellEnd"/>
-      <w:r>
-        <w:rPr>
-          <w:rFonts w:eastAsia="SimSun"/>
-          <w:sz w:val="20"/>
-          <w:lang w:val="es-ES_tradnl" w:eastAsia="en-US"/>
-        </w:rPr>
-        <w:t xml:space="preserve"> of </w:t>
-      </w:r>
-      <w:proofErr w:type="spellStart"/>
-      <w:r>
-        <w:rPr>
-          <w:rFonts w:eastAsia="SimSun"/>
-          <w:sz w:val="20"/>
-          <w:lang w:val="es-ES_tradnl" w:eastAsia="en-US"/>
-        </w:rPr>
-        <w:t>best</w:t>
-      </w:r>
-      <w:proofErr w:type="spellEnd"/>
-      <w:r>
-        <w:rPr>
-          <w:rFonts w:eastAsia="SimSun"/>
-          <w:sz w:val="20"/>
-          <w:lang w:val="es-ES_tradnl" w:eastAsia="en-US"/>
-        </w:rPr>
-        <w:t xml:space="preserve"> </w:t>
-      </w:r>
-      <w:proofErr w:type="spellStart"/>
-      <w:r>
-        <w:rPr>
-          <w:rFonts w:eastAsia="SimSun"/>
-          <w:sz w:val="20"/>
-          <w:lang w:val="es-ES_tradnl" w:eastAsia="en-US"/>
-        </w:rPr>
-        <w:t>practices</w:t>
-      </w:r>
-      <w:proofErr w:type="spellEnd"/>
-      <w:r>
-        <w:rPr>
-          <w:rFonts w:eastAsia="SimSun"/>
-          <w:sz w:val="20"/>
-          <w:lang w:val="es-ES_tradnl" w:eastAsia="en-US"/>
-        </w:rPr>
-        <w:t xml:space="preserve"> and </w:t>
-      </w:r>
-      <w:proofErr w:type="spellStart"/>
-      <w:r>
-        <w:rPr>
-          <w:rFonts w:eastAsia="SimSun"/>
-          <w:sz w:val="20"/>
-          <w:lang w:val="es-ES_tradnl" w:eastAsia="en-US"/>
-        </w:rPr>
-        <w:t>their</w:t>
-      </w:r>
-      <w:proofErr w:type="spellEnd"/>
-      <w:r>
-        <w:rPr>
-          <w:rFonts w:eastAsia="SimSun"/>
-          <w:sz w:val="20"/>
-          <w:lang w:val="es-ES_tradnl" w:eastAsia="en-US"/>
-        </w:rPr>
-        <w:t xml:space="preserve"> </w:t>
-      </w:r>
-      <w:proofErr w:type="spellStart"/>
-      <w:r>
-        <w:rPr>
-          <w:rFonts w:eastAsia="SimSun"/>
-          <w:sz w:val="20"/>
-          <w:lang w:val="es-ES_tradnl" w:eastAsia="en-US"/>
-        </w:rPr>
-        <w:t>practical</w:t>
-      </w:r>
-      <w:proofErr w:type="spellEnd"/>
-      <w:r>
-        <w:rPr>
-          <w:rFonts w:eastAsia="SimSun"/>
-          <w:sz w:val="20"/>
-          <w:lang w:val="es-ES_tradnl" w:eastAsia="en-US"/>
-        </w:rPr>
-        <w:t xml:space="preserve"> </w:t>
-      </w:r>
-      <w:proofErr w:type="spellStart"/>
-      <w:r>
-        <w:rPr>
-          <w:rFonts w:eastAsia="SimSun"/>
-          <w:sz w:val="20"/>
-          <w:lang w:val="es-ES_tradnl" w:eastAsia="en-US"/>
-        </w:rPr>
-        <w:t>application</w:t>
-      </w:r>
-      <w:proofErr w:type="spellEnd"/>
-      <w:r>
-        <w:rPr>
-          <w:rFonts w:eastAsia="SimSun"/>
-          <w:sz w:val="20"/>
-          <w:lang w:val="es-ES_tradnl" w:eastAsia="en-US"/>
-        </w:rPr>
-        <w:t xml:space="preserve"> in </w:t>
-      </w:r>
-      <w:proofErr w:type="spellStart"/>
-      <w:r>
-        <w:rPr>
-          <w:rFonts w:eastAsia="SimSun"/>
-          <w:sz w:val="20"/>
-          <w:lang w:val="es-ES_tradnl" w:eastAsia="en-US"/>
-        </w:rPr>
-        <w:t>CWLProv</w:t>
-      </w:r>
-      <w:proofErr w:type="spellEnd"/>
-      <w:r>
-        <w:rPr>
-          <w:rFonts w:eastAsia="SimSun"/>
-          <w:sz w:val="20"/>
-          <w:lang w:val="es-ES_tradnl" w:eastAsia="en-US"/>
-        </w:rPr>
-        <w:t xml:space="preserve">», </w:t>
-      </w:r>
-      <w:proofErr w:type="spellStart"/>
-      <w:r>
-        <w:rPr>
-          <w:rFonts w:eastAsia="SimSun"/>
-          <w:i/>
-          <w:iCs/>
-          <w:sz w:val="20"/>
-          <w:lang w:val="es-ES_tradnl" w:eastAsia="en-US"/>
-        </w:rPr>
-        <w:t>GigaScience</w:t>
-      </w:r>
-      <w:proofErr w:type="spellEnd"/>
-      <w:r>
-        <w:rPr>
-          <w:rFonts w:eastAsia="SimSun"/>
-          <w:sz w:val="20"/>
-          <w:lang w:val="es-ES_tradnl" w:eastAsia="en-US"/>
-        </w:rPr>
-        <w:t>, vol. 8, nov. 2019, doi: 10.1093/</w:t>
-      </w:r>
-      <w:proofErr w:type="spellStart"/>
-      <w:r>
-        <w:rPr>
-          <w:rFonts w:eastAsia="SimSun"/>
-          <w:sz w:val="20"/>
-          <w:lang w:val="es-ES_tradnl" w:eastAsia="en-US"/>
-        </w:rPr>
-        <w:t>gigascience</w:t>
-      </w:r>
-      <w:proofErr w:type="spellEnd"/>
-      <w:r>
-        <w:rPr>
-          <w:rFonts w:eastAsia="SimSun"/>
-          <w:sz w:val="20"/>
-          <w:lang w:val="es-ES_tradnl" w:eastAsia="en-US"/>
-        </w:rPr>
-        <w:t>/giz095.</w:t>
-      </w:r>
-    </w:p>
-    <w:p>
-      <w:pPr>
-        <w:pStyle w:val="Bibliografa"/>
-        <w:rPr>
-          <w:rFonts w:eastAsia="SimSun"/>
-          <w:sz w:val="20"/>
-          <w:lang w:val="es-ES_tradnl" w:eastAsia="en-US"/>
-        </w:rPr>
-      </w:pPr>
-      <w:r>
-        <w:rPr>
-          <w:rFonts w:eastAsia="SimSun"/>
-          <w:sz w:val="20"/>
-          <w:lang w:val="es-ES_tradnl" w:eastAsia="en-US"/>
-        </w:rPr>
-        <w:t>[15]</w:t>
-      </w:r>
-      <w:r>
-        <w:rPr>
-          <w:rFonts w:eastAsia="SimSun"/>
-          <w:sz w:val="20"/>
-          <w:lang w:val="es-ES_tradnl" w:eastAsia="en-US"/>
-        </w:rPr>
-        <w:tab/>
-        <w:t xml:space="preserve">S. Leo </w:t>
-      </w:r>
-      <w:r>
-        <w:rPr>
-          <w:rFonts w:eastAsia="SimSun"/>
-          <w:i/>
-          <w:iCs/>
-          <w:sz w:val="20"/>
-          <w:lang w:val="es-ES_tradnl" w:eastAsia="en-US"/>
-        </w:rPr>
-        <w:t>et al.</w:t>
-      </w:r>
-      <w:r>
-        <w:rPr>
-          <w:rFonts w:eastAsia="SimSun"/>
-          <w:sz w:val="20"/>
-          <w:lang w:val="es-ES_tradnl" w:eastAsia="en-US"/>
-        </w:rPr>
-        <w:t>, «</w:t>
-      </w:r>
-      <w:proofErr w:type="spellStart"/>
-      <w:r>
-        <w:rPr>
-          <w:rFonts w:eastAsia="SimSun"/>
-          <w:sz w:val="20"/>
-          <w:lang w:val="es-ES_tradnl" w:eastAsia="en-US"/>
-        </w:rPr>
-        <w:t>Recording</w:t>
-      </w:r>
-      <w:proofErr w:type="spellEnd"/>
-      <w:r>
-        <w:rPr>
-          <w:rFonts w:eastAsia="SimSun"/>
-          <w:sz w:val="20"/>
-          <w:lang w:val="es-ES_tradnl" w:eastAsia="en-US"/>
-        </w:rPr>
-        <w:t xml:space="preserve"> </w:t>
-      </w:r>
-      <w:proofErr w:type="spellStart"/>
-      <w:r>
-        <w:rPr>
-          <w:rFonts w:eastAsia="SimSun"/>
-          <w:sz w:val="20"/>
-          <w:lang w:val="es-ES_tradnl" w:eastAsia="en-US"/>
-        </w:rPr>
-        <w:t>provenance</w:t>
-      </w:r>
-      <w:proofErr w:type="spellEnd"/>
-      <w:r>
-        <w:rPr>
-          <w:rFonts w:eastAsia="SimSun"/>
-          <w:sz w:val="20"/>
-          <w:lang w:val="es-ES_tradnl" w:eastAsia="en-US"/>
-        </w:rPr>
-        <w:t xml:space="preserve"> of </w:t>
-      </w:r>
-      <w:proofErr w:type="spellStart"/>
-      <w:r>
-        <w:rPr>
-          <w:rFonts w:eastAsia="SimSun"/>
-          <w:sz w:val="20"/>
-          <w:lang w:val="es-ES_tradnl" w:eastAsia="en-US"/>
-        </w:rPr>
-        <w:t>workflow</w:t>
-      </w:r>
-      <w:proofErr w:type="spellEnd"/>
-      <w:r>
-        <w:rPr>
-          <w:rFonts w:eastAsia="SimSun"/>
-          <w:sz w:val="20"/>
-          <w:lang w:val="es-ES_tradnl" w:eastAsia="en-US"/>
-        </w:rPr>
-        <w:t xml:space="preserve"> </w:t>
-      </w:r>
-      <w:proofErr w:type="spellStart"/>
-      <w:r>
-        <w:rPr>
-          <w:rFonts w:eastAsia="SimSun"/>
-          <w:sz w:val="20"/>
-          <w:lang w:val="es-ES_tradnl" w:eastAsia="en-US"/>
-        </w:rPr>
-        <w:t>runs</w:t>
-      </w:r>
-      <w:proofErr w:type="spellEnd"/>
-      <w:r>
-        <w:rPr>
-          <w:rFonts w:eastAsia="SimSun"/>
-          <w:sz w:val="20"/>
-          <w:lang w:val="es-ES_tradnl" w:eastAsia="en-US"/>
-        </w:rPr>
-        <w:t xml:space="preserve"> </w:t>
-      </w:r>
-      <w:proofErr w:type="spellStart"/>
-      <w:r>
-        <w:rPr>
-          <w:rFonts w:eastAsia="SimSun"/>
-          <w:sz w:val="20"/>
-          <w:lang w:val="es-ES_tradnl" w:eastAsia="en-US"/>
-        </w:rPr>
-        <w:t>with</w:t>
-      </w:r>
-      <w:proofErr w:type="spellEnd"/>
-      <w:r>
-        <w:rPr>
-          <w:rFonts w:eastAsia="SimSun"/>
-          <w:sz w:val="20"/>
-          <w:lang w:val="es-ES_tradnl" w:eastAsia="en-US"/>
-        </w:rPr>
-        <w:t xml:space="preserve"> RO-Crate», </w:t>
-      </w:r>
-      <w:r>
-        <w:rPr>
-          <w:rFonts w:eastAsia="SimSun"/>
-          <w:i/>
-          <w:iCs/>
-          <w:sz w:val="20"/>
-          <w:lang w:val="es-ES_tradnl" w:eastAsia="en-US"/>
-        </w:rPr>
-        <w:t>PLOS ONE</w:t>
-      </w:r>
-      <w:r>
-        <w:rPr>
-          <w:rFonts w:eastAsia="SimSun"/>
-          <w:sz w:val="20"/>
-          <w:lang w:val="es-ES_tradnl" w:eastAsia="en-US"/>
-        </w:rPr>
-        <w:t>, vol. 19, dic. 2023, doi: 10.1371/journal.pone.0309210.</w:t>
-      </w:r>
-    </w:p>
-    <w:p>
-      <w:pPr>
-        <w:pStyle w:val="Bibliografa"/>
-        <w:rPr>
-          <w:rFonts w:eastAsia="SimSun"/>
-          <w:sz w:val="20"/>
-          <w:lang w:val="es-ES_tradnl" w:eastAsia="en-US"/>
-        </w:rPr>
-      </w:pPr>
-      <w:r>
-        <w:rPr>
-          <w:rFonts w:eastAsia="SimSun"/>
-          <w:sz w:val="20"/>
-          <w:lang w:val="es-ES_tradnl" w:eastAsia="en-US"/>
-        </w:rPr>
-        <w:t>[16]</w:t>
-      </w:r>
-      <w:r>
-        <w:rPr>
-          <w:rFonts w:eastAsia="SimSun"/>
-          <w:sz w:val="20"/>
-          <w:lang w:val="es-ES_tradnl" w:eastAsia="en-US"/>
-        </w:rPr>
-        <w:tab/>
-        <w:t xml:space="preserve">H. </w:t>
-      </w:r>
-      <w:proofErr w:type="spellStart"/>
-      <w:r>
-        <w:rPr>
-          <w:rFonts w:eastAsia="SimSun"/>
-          <w:sz w:val="20"/>
-          <w:lang w:val="es-ES_tradnl" w:eastAsia="en-US"/>
-        </w:rPr>
-        <w:t>Suetake</w:t>
-      </w:r>
-      <w:proofErr w:type="spellEnd"/>
-      <w:r>
-        <w:rPr>
-          <w:rFonts w:eastAsia="SimSun"/>
-          <w:sz w:val="20"/>
-          <w:lang w:val="es-ES_tradnl" w:eastAsia="en-US"/>
-        </w:rPr>
-        <w:t xml:space="preserve">, T. </w:t>
-      </w:r>
-      <w:proofErr w:type="spellStart"/>
-      <w:r>
-        <w:rPr>
-          <w:rFonts w:eastAsia="SimSun"/>
-          <w:sz w:val="20"/>
-          <w:lang w:val="es-ES_tradnl" w:eastAsia="en-US"/>
-        </w:rPr>
-        <w:t>Fukusato</w:t>
-      </w:r>
-      <w:proofErr w:type="spellEnd"/>
-      <w:r>
-        <w:rPr>
-          <w:rFonts w:eastAsia="SimSun"/>
-          <w:sz w:val="20"/>
-          <w:lang w:val="es-ES_tradnl" w:eastAsia="en-US"/>
-        </w:rPr>
-        <w:t>, T. Igarashi, y T. Ohta, «</w:t>
-      </w:r>
-      <w:proofErr w:type="spellStart"/>
-      <w:r>
-        <w:rPr>
-          <w:rFonts w:eastAsia="SimSun"/>
-          <w:sz w:val="20"/>
-          <w:lang w:val="es-ES_tradnl" w:eastAsia="en-US"/>
-        </w:rPr>
-        <w:t>Workflow</w:t>
-      </w:r>
-      <w:proofErr w:type="spellEnd"/>
-      <w:r>
-        <w:rPr>
-          <w:rFonts w:eastAsia="SimSun"/>
-          <w:sz w:val="20"/>
-          <w:lang w:val="es-ES_tradnl" w:eastAsia="en-US"/>
-        </w:rPr>
-        <w:t xml:space="preserve"> </w:t>
-      </w:r>
-      <w:proofErr w:type="spellStart"/>
-      <w:r>
-        <w:rPr>
-          <w:rFonts w:eastAsia="SimSun"/>
-          <w:sz w:val="20"/>
-          <w:lang w:val="es-ES_tradnl" w:eastAsia="en-US"/>
-        </w:rPr>
-        <w:t>sharing</w:t>
-      </w:r>
-      <w:proofErr w:type="spellEnd"/>
-      <w:r>
-        <w:rPr>
-          <w:rFonts w:eastAsia="SimSun"/>
-          <w:sz w:val="20"/>
-          <w:lang w:val="es-ES_tradnl" w:eastAsia="en-US"/>
-        </w:rPr>
-        <w:t xml:space="preserve"> </w:t>
-      </w:r>
-      <w:proofErr w:type="spellStart"/>
-      <w:r>
-        <w:rPr>
-          <w:rFonts w:eastAsia="SimSun"/>
-          <w:sz w:val="20"/>
-          <w:lang w:val="es-ES_tradnl" w:eastAsia="en-US"/>
-        </w:rPr>
-        <w:t>with</w:t>
-      </w:r>
-      <w:proofErr w:type="spellEnd"/>
-      <w:r>
-        <w:rPr>
-          <w:rFonts w:eastAsia="SimSun"/>
-          <w:sz w:val="20"/>
-          <w:lang w:val="es-ES_tradnl" w:eastAsia="en-US"/>
-        </w:rPr>
-        <w:t xml:space="preserve"> </w:t>
-      </w:r>
-      <w:proofErr w:type="spellStart"/>
-      <w:r>
-        <w:rPr>
-          <w:rFonts w:eastAsia="SimSun"/>
-          <w:sz w:val="20"/>
-          <w:lang w:val="es-ES_tradnl" w:eastAsia="en-US"/>
-        </w:rPr>
-        <w:t>automated</w:t>
-      </w:r>
-      <w:proofErr w:type="spellEnd"/>
-      <w:r>
-        <w:rPr>
-          <w:rFonts w:eastAsia="SimSun"/>
-          <w:sz w:val="20"/>
-          <w:lang w:val="es-ES_tradnl" w:eastAsia="en-US"/>
-        </w:rPr>
-        <w:t xml:space="preserve"> </w:t>
-      </w:r>
-      <w:proofErr w:type="spellStart"/>
-      <w:r>
-        <w:rPr>
-          <w:rFonts w:eastAsia="SimSun"/>
-          <w:sz w:val="20"/>
-          <w:lang w:val="es-ES_tradnl" w:eastAsia="en-US"/>
-        </w:rPr>
-        <w:t>metadata</w:t>
-      </w:r>
-      <w:proofErr w:type="spellEnd"/>
-      <w:r>
-        <w:rPr>
-          <w:rFonts w:eastAsia="SimSun"/>
-          <w:sz w:val="20"/>
-          <w:lang w:val="es-ES_tradnl" w:eastAsia="en-US"/>
-        </w:rPr>
-        <w:t xml:space="preserve"> </w:t>
-      </w:r>
-      <w:proofErr w:type="spellStart"/>
-      <w:r>
-        <w:rPr>
-          <w:rFonts w:eastAsia="SimSun"/>
-          <w:sz w:val="20"/>
-          <w:lang w:val="es-ES_tradnl" w:eastAsia="en-US"/>
-        </w:rPr>
-        <w:t>validation</w:t>
-      </w:r>
-      <w:proofErr w:type="spellEnd"/>
-      <w:r>
-        <w:rPr>
-          <w:rFonts w:eastAsia="SimSun"/>
-          <w:sz w:val="20"/>
-          <w:lang w:val="es-ES_tradnl" w:eastAsia="en-US"/>
-        </w:rPr>
-        <w:t xml:space="preserve"> and test </w:t>
-      </w:r>
-      <w:proofErr w:type="spellStart"/>
-      <w:r>
-        <w:rPr>
-          <w:rFonts w:eastAsia="SimSun"/>
-          <w:sz w:val="20"/>
-          <w:lang w:val="es-ES_tradnl" w:eastAsia="en-US"/>
-        </w:rPr>
-        <w:t>execution</w:t>
-      </w:r>
-      <w:proofErr w:type="spellEnd"/>
-      <w:r>
-        <w:rPr>
-          <w:rFonts w:eastAsia="SimSun"/>
-          <w:sz w:val="20"/>
-          <w:lang w:val="es-ES_tradnl" w:eastAsia="en-US"/>
-        </w:rPr>
-        <w:t xml:space="preserve"> </w:t>
-      </w:r>
-      <w:proofErr w:type="spellStart"/>
-      <w:r>
-        <w:rPr>
-          <w:rFonts w:eastAsia="SimSun"/>
-          <w:sz w:val="20"/>
-          <w:lang w:val="es-ES_tradnl" w:eastAsia="en-US"/>
-        </w:rPr>
-        <w:t>to</w:t>
-      </w:r>
-      <w:proofErr w:type="spellEnd"/>
-      <w:r>
-        <w:rPr>
-          <w:rFonts w:eastAsia="SimSun"/>
-          <w:sz w:val="20"/>
-          <w:lang w:val="es-ES_tradnl" w:eastAsia="en-US"/>
-        </w:rPr>
-        <w:t xml:space="preserve"> </w:t>
-      </w:r>
-      <w:proofErr w:type="spellStart"/>
-      <w:r>
-        <w:rPr>
-          <w:rFonts w:eastAsia="SimSun"/>
-          <w:sz w:val="20"/>
-          <w:lang w:val="es-ES_tradnl" w:eastAsia="en-US"/>
-        </w:rPr>
-        <w:t>improve</w:t>
-      </w:r>
-      <w:proofErr w:type="spellEnd"/>
-      <w:r>
-        <w:rPr>
-          <w:rFonts w:eastAsia="SimSun"/>
-          <w:sz w:val="20"/>
-          <w:lang w:val="es-ES_tradnl" w:eastAsia="en-US"/>
-        </w:rPr>
-        <w:t xml:space="preserve"> </w:t>
-      </w:r>
-      <w:proofErr w:type="spellStart"/>
-      <w:r>
-        <w:rPr>
-          <w:rFonts w:eastAsia="SimSun"/>
-          <w:sz w:val="20"/>
-          <w:lang w:val="es-ES_tradnl" w:eastAsia="en-US"/>
-        </w:rPr>
-        <w:t>the</w:t>
-      </w:r>
-      <w:proofErr w:type="spellEnd"/>
-      <w:r>
-        <w:rPr>
-          <w:rFonts w:eastAsia="SimSun"/>
-          <w:sz w:val="20"/>
-          <w:lang w:val="es-ES_tradnl" w:eastAsia="en-US"/>
-        </w:rPr>
-        <w:t xml:space="preserve"> </w:t>
-      </w:r>
-      <w:proofErr w:type="spellStart"/>
-      <w:r>
-        <w:rPr>
-          <w:rFonts w:eastAsia="SimSun"/>
-          <w:sz w:val="20"/>
-          <w:lang w:val="es-ES_tradnl" w:eastAsia="en-US"/>
-        </w:rPr>
-        <w:t>reusability</w:t>
-      </w:r>
-      <w:proofErr w:type="spellEnd"/>
-      <w:r>
-        <w:rPr>
-          <w:rFonts w:eastAsia="SimSun"/>
-          <w:sz w:val="20"/>
-          <w:lang w:val="es-ES_tradnl" w:eastAsia="en-US"/>
-        </w:rPr>
-        <w:t xml:space="preserve"> of </w:t>
-      </w:r>
-      <w:proofErr w:type="spellStart"/>
-      <w:r>
-        <w:rPr>
-          <w:rFonts w:eastAsia="SimSun"/>
-          <w:sz w:val="20"/>
-          <w:lang w:val="es-ES_tradnl" w:eastAsia="en-US"/>
-        </w:rPr>
-        <w:t>published</w:t>
-      </w:r>
-      <w:proofErr w:type="spellEnd"/>
-      <w:r>
-        <w:rPr>
-          <w:rFonts w:eastAsia="SimSun"/>
-          <w:sz w:val="20"/>
-          <w:lang w:val="es-ES_tradnl" w:eastAsia="en-US"/>
-        </w:rPr>
-        <w:t xml:space="preserve"> </w:t>
-      </w:r>
-      <w:proofErr w:type="spellStart"/>
-      <w:r>
-        <w:rPr>
-          <w:rFonts w:eastAsia="SimSun"/>
-          <w:sz w:val="20"/>
-          <w:lang w:val="es-ES_tradnl" w:eastAsia="en-US"/>
-        </w:rPr>
-        <w:t>workflows</w:t>
-      </w:r>
-      <w:proofErr w:type="spellEnd"/>
-      <w:r>
-        <w:rPr>
-          <w:rFonts w:eastAsia="SimSun"/>
-          <w:sz w:val="20"/>
-          <w:lang w:val="es-ES_tradnl" w:eastAsia="en-US"/>
-        </w:rPr>
-        <w:t xml:space="preserve">», </w:t>
-      </w:r>
-      <w:proofErr w:type="spellStart"/>
-      <w:r>
-        <w:rPr>
-          <w:rFonts w:eastAsia="SimSun"/>
-          <w:i/>
-          <w:iCs/>
-          <w:sz w:val="20"/>
-          <w:lang w:val="es-ES_tradnl" w:eastAsia="en-US"/>
-        </w:rPr>
-        <w:t>GigaScience</w:t>
-      </w:r>
-      <w:proofErr w:type="spellEnd"/>
-      <w:r>
-        <w:rPr>
-          <w:rFonts w:eastAsia="SimSun"/>
-          <w:sz w:val="20"/>
-          <w:lang w:val="es-ES_tradnl" w:eastAsia="en-US"/>
-        </w:rPr>
-        <w:t>, vol. 12, nov. 2022, doi: 10.1093/</w:t>
-      </w:r>
-      <w:proofErr w:type="spellStart"/>
-      <w:r>
-        <w:rPr>
-          <w:rFonts w:eastAsia="SimSun"/>
-          <w:sz w:val="20"/>
-          <w:lang w:val="es-ES_tradnl" w:eastAsia="en-US"/>
-        </w:rPr>
-        <w:t>gigascience</w:t>
-      </w:r>
-      <w:proofErr w:type="spellEnd"/>
-      <w:r>
-        <w:rPr>
-          <w:rFonts w:eastAsia="SimSun"/>
-          <w:sz w:val="20"/>
-          <w:lang w:val="es-ES_tradnl" w:eastAsia="en-US"/>
-        </w:rPr>
-        <w:t>/giad006.</w:t>
-      </w:r>
-    </w:p>
-    <w:p>
-      <w:pPr>
-        <w:pStyle w:val="Bibliografa"/>
-        <w:rPr>
-          <w:rFonts w:eastAsia="SimSun"/>
-          <w:sz w:val="20"/>
-          <w:lang w:val="es-ES_tradnl" w:eastAsia="en-US"/>
-        </w:rPr>
-      </w:pPr>
-      <w:r>
-        <w:rPr>
-          <w:rFonts w:eastAsia="SimSun"/>
-          <w:sz w:val="20"/>
-          <w:lang w:val="es-ES_tradnl" w:eastAsia="en-US"/>
-        </w:rPr>
-        <w:t>[17]</w:t>
-      </w:r>
-      <w:r>
-        <w:rPr>
-          <w:rFonts w:eastAsia="SimSun"/>
-          <w:sz w:val="20"/>
-          <w:lang w:val="es-ES_tradnl" w:eastAsia="en-US"/>
-        </w:rPr>
-        <w:tab/>
-        <w:t xml:space="preserve">S. Wilkinson </w:t>
-      </w:r>
-      <w:r>
-        <w:rPr>
-          <w:rFonts w:eastAsia="SimSun"/>
-          <w:i/>
-          <w:iCs/>
-          <w:sz w:val="20"/>
-          <w:lang w:val="es-ES_tradnl" w:eastAsia="en-US"/>
-        </w:rPr>
-        <w:t>et al.</w:t>
-      </w:r>
-      <w:r>
-        <w:rPr>
-          <w:rFonts w:eastAsia="SimSun"/>
-          <w:sz w:val="20"/>
-          <w:lang w:val="es-ES_tradnl" w:eastAsia="en-US"/>
-        </w:rPr>
-        <w:t>, «</w:t>
-      </w:r>
-      <w:proofErr w:type="spellStart"/>
-      <w:r>
-        <w:rPr>
-          <w:rFonts w:eastAsia="SimSun"/>
-          <w:sz w:val="20"/>
-          <w:lang w:val="es-ES_tradnl" w:eastAsia="en-US"/>
-        </w:rPr>
-        <w:t>Applying</w:t>
-      </w:r>
-      <w:proofErr w:type="spellEnd"/>
-      <w:r>
-        <w:rPr>
-          <w:rFonts w:eastAsia="SimSun"/>
-          <w:sz w:val="20"/>
-          <w:lang w:val="es-ES_tradnl" w:eastAsia="en-US"/>
-        </w:rPr>
-        <w:t xml:space="preserve"> </w:t>
-      </w:r>
-      <w:proofErr w:type="spellStart"/>
-      <w:r>
-        <w:rPr>
-          <w:rFonts w:eastAsia="SimSun"/>
-          <w:sz w:val="20"/>
-          <w:lang w:val="es-ES_tradnl" w:eastAsia="en-US"/>
-        </w:rPr>
-        <w:t>the</w:t>
-      </w:r>
-      <w:proofErr w:type="spellEnd"/>
-      <w:r>
-        <w:rPr>
-          <w:rFonts w:eastAsia="SimSun"/>
-          <w:sz w:val="20"/>
-          <w:lang w:val="es-ES_tradnl" w:eastAsia="en-US"/>
-        </w:rPr>
-        <w:t xml:space="preserve"> FAIR </w:t>
-      </w:r>
-      <w:proofErr w:type="spellStart"/>
-      <w:r>
-        <w:rPr>
-          <w:rFonts w:eastAsia="SimSun"/>
-          <w:sz w:val="20"/>
-          <w:lang w:val="es-ES_tradnl" w:eastAsia="en-US"/>
-        </w:rPr>
-        <w:t>Principles</w:t>
-      </w:r>
-      <w:proofErr w:type="spellEnd"/>
-      <w:r>
-        <w:rPr>
-          <w:rFonts w:eastAsia="SimSun"/>
-          <w:sz w:val="20"/>
-          <w:lang w:val="es-ES_tradnl" w:eastAsia="en-US"/>
-        </w:rPr>
-        <w:t xml:space="preserve"> </w:t>
-      </w:r>
-      <w:proofErr w:type="spellStart"/>
-      <w:r>
-        <w:rPr>
-          <w:rFonts w:eastAsia="SimSun"/>
-          <w:sz w:val="20"/>
-          <w:lang w:val="es-ES_tradnl" w:eastAsia="en-US"/>
-        </w:rPr>
-        <w:t>to</w:t>
-      </w:r>
-      <w:proofErr w:type="spellEnd"/>
-      <w:r>
-        <w:rPr>
-          <w:rFonts w:eastAsia="SimSun"/>
-          <w:sz w:val="20"/>
-          <w:lang w:val="es-ES_tradnl" w:eastAsia="en-US"/>
-        </w:rPr>
-        <w:t xml:space="preserve"> </w:t>
-      </w:r>
-      <w:proofErr w:type="spellStart"/>
-      <w:r>
-        <w:rPr>
-          <w:rFonts w:eastAsia="SimSun"/>
-          <w:sz w:val="20"/>
-          <w:lang w:val="es-ES_tradnl" w:eastAsia="en-US"/>
-        </w:rPr>
-        <w:t>computational</w:t>
-      </w:r>
-      <w:proofErr w:type="spellEnd"/>
-      <w:r>
-        <w:rPr>
-          <w:rFonts w:eastAsia="SimSun"/>
-          <w:sz w:val="20"/>
-          <w:lang w:val="es-ES_tradnl" w:eastAsia="en-US"/>
-        </w:rPr>
-        <w:t xml:space="preserve"> </w:t>
-      </w:r>
-      <w:proofErr w:type="spellStart"/>
-      <w:r>
-        <w:rPr>
-          <w:rFonts w:eastAsia="SimSun"/>
-          <w:sz w:val="20"/>
-          <w:lang w:val="es-ES_tradnl" w:eastAsia="en-US"/>
-        </w:rPr>
-        <w:t>workflows</w:t>
-      </w:r>
-      <w:proofErr w:type="spellEnd"/>
-      <w:r>
-        <w:rPr>
-          <w:rFonts w:eastAsia="SimSun"/>
-          <w:sz w:val="20"/>
-          <w:lang w:val="es-ES_tradnl" w:eastAsia="en-US"/>
-        </w:rPr>
-        <w:t xml:space="preserve">», </w:t>
-      </w:r>
-      <w:proofErr w:type="spellStart"/>
-      <w:r>
-        <w:rPr>
-          <w:rFonts w:eastAsia="SimSun"/>
-          <w:i/>
-          <w:iCs/>
-          <w:sz w:val="20"/>
-          <w:lang w:val="es-ES_tradnl" w:eastAsia="en-US"/>
-        </w:rPr>
-        <w:t>Sci</w:t>
-      </w:r>
-      <w:proofErr w:type="spellEnd"/>
-      <w:r>
-        <w:rPr>
-          <w:rFonts w:eastAsia="SimSun"/>
-          <w:i/>
-          <w:iCs/>
-          <w:sz w:val="20"/>
-          <w:lang w:val="es-ES_tradnl" w:eastAsia="en-US"/>
-        </w:rPr>
-        <w:t>. Data</w:t>
-      </w:r>
-      <w:r>
-        <w:rPr>
-          <w:rFonts w:eastAsia="SimSun"/>
-          <w:sz w:val="20"/>
-          <w:lang w:val="es-ES_tradnl" w:eastAsia="en-US"/>
-        </w:rPr>
-        <w:t>, vol. 12, oct. 2024, doi: 10.1038/s41597-025-04451-9.</w:t>
-      </w:r>
-    </w:p>
-    <w:p>
-      <w:pPr>
-        <w:pStyle w:val="Bibliografa"/>
-        <w:rPr>
-          <w:rFonts w:eastAsia="SimSun"/>
-          <w:sz w:val="20"/>
-          <w:lang w:val="es-ES_tradnl" w:eastAsia="en-US"/>
-        </w:rPr>
-      </w:pPr>
-      <w:r>
-        <w:rPr>
-          <w:rFonts w:eastAsia="SimSun"/>
-          <w:sz w:val="20"/>
-          <w:lang w:val="es-ES_tradnl" w:eastAsia="en-US"/>
-        </w:rPr>
-        <w:t>[18]</w:t>
-      </w:r>
-      <w:r>
-        <w:rPr>
-          <w:rFonts w:eastAsia="SimSun"/>
-          <w:sz w:val="20"/>
-          <w:lang w:val="es-ES_tradnl" w:eastAsia="en-US"/>
-        </w:rPr>
-        <w:tab/>
-        <w:t xml:space="preserve">M. Barker </w:t>
-      </w:r>
-      <w:r>
-        <w:rPr>
-          <w:rFonts w:eastAsia="SimSun"/>
-          <w:i/>
-          <w:iCs/>
-          <w:sz w:val="20"/>
-          <w:lang w:val="es-ES_tradnl" w:eastAsia="en-US"/>
-        </w:rPr>
-        <w:t>et al.</w:t>
-      </w:r>
-      <w:r>
-        <w:rPr>
-          <w:rFonts w:eastAsia="SimSun"/>
-          <w:sz w:val="20"/>
-          <w:lang w:val="es-ES_tradnl" w:eastAsia="en-US"/>
-        </w:rPr>
-        <w:t>, «</w:t>
-      </w:r>
-      <w:proofErr w:type="spellStart"/>
-      <w:r>
-        <w:rPr>
-          <w:rFonts w:eastAsia="SimSun"/>
-          <w:sz w:val="20"/>
-          <w:lang w:val="es-ES_tradnl" w:eastAsia="en-US"/>
-        </w:rPr>
-        <w:t>Introducing</w:t>
-      </w:r>
-      <w:proofErr w:type="spellEnd"/>
-      <w:r>
-        <w:rPr>
-          <w:rFonts w:eastAsia="SimSun"/>
-          <w:sz w:val="20"/>
-          <w:lang w:val="es-ES_tradnl" w:eastAsia="en-US"/>
-        </w:rPr>
-        <w:t xml:space="preserve"> </w:t>
-      </w:r>
-      <w:proofErr w:type="spellStart"/>
-      <w:r>
-        <w:rPr>
-          <w:rFonts w:eastAsia="SimSun"/>
-          <w:sz w:val="20"/>
-          <w:lang w:val="es-ES_tradnl" w:eastAsia="en-US"/>
-        </w:rPr>
-        <w:t>the</w:t>
-      </w:r>
-      <w:proofErr w:type="spellEnd"/>
-      <w:r>
-        <w:rPr>
-          <w:rFonts w:eastAsia="SimSun"/>
-          <w:sz w:val="20"/>
-          <w:lang w:val="es-ES_tradnl" w:eastAsia="en-US"/>
-        </w:rPr>
-        <w:t xml:space="preserve"> FAIR </w:t>
-      </w:r>
-      <w:proofErr w:type="spellStart"/>
-      <w:r>
-        <w:rPr>
-          <w:rFonts w:eastAsia="SimSun"/>
-          <w:sz w:val="20"/>
-          <w:lang w:val="es-ES_tradnl" w:eastAsia="en-US"/>
-        </w:rPr>
-        <w:t>Principles</w:t>
-      </w:r>
-      <w:proofErr w:type="spellEnd"/>
-      <w:r>
-        <w:rPr>
-          <w:rFonts w:eastAsia="SimSun"/>
-          <w:sz w:val="20"/>
-          <w:lang w:val="es-ES_tradnl" w:eastAsia="en-US"/>
-        </w:rPr>
-        <w:t xml:space="preserve"> for </w:t>
-      </w:r>
-      <w:proofErr w:type="spellStart"/>
-      <w:r>
-        <w:rPr>
-          <w:rFonts w:eastAsia="SimSun"/>
-          <w:sz w:val="20"/>
-          <w:lang w:val="es-ES_tradnl" w:eastAsia="en-US"/>
-        </w:rPr>
-        <w:t>research</w:t>
-      </w:r>
-      <w:proofErr w:type="spellEnd"/>
-      <w:r>
-        <w:rPr>
-          <w:rFonts w:eastAsia="SimSun"/>
-          <w:sz w:val="20"/>
-          <w:lang w:val="es-ES_tradnl" w:eastAsia="en-US"/>
-        </w:rPr>
-        <w:t xml:space="preserve"> software», </w:t>
-      </w:r>
-      <w:proofErr w:type="spellStart"/>
-      <w:r>
-        <w:rPr>
-          <w:rFonts w:eastAsia="SimSun"/>
-          <w:i/>
-          <w:iCs/>
-          <w:sz w:val="20"/>
-          <w:lang w:val="es-ES_tradnl" w:eastAsia="en-US"/>
-        </w:rPr>
-        <w:t>Sci</w:t>
-      </w:r>
-      <w:proofErr w:type="spellEnd"/>
-      <w:r>
-        <w:rPr>
-          <w:rFonts w:eastAsia="SimSun"/>
-          <w:i/>
-          <w:iCs/>
-          <w:sz w:val="20"/>
-          <w:lang w:val="es-ES_tradnl" w:eastAsia="en-US"/>
-        </w:rPr>
-        <w:t>. Data</w:t>
-      </w:r>
-      <w:r>
-        <w:rPr>
-          <w:rFonts w:eastAsia="SimSun"/>
-          <w:sz w:val="20"/>
-          <w:lang w:val="es-ES_tradnl" w:eastAsia="en-US"/>
-        </w:rPr>
-        <w:t>, vol. 9, oct. 2022, doi: 10.1038/s41597-022-01710-x.</w:t>
-      </w:r>
-    </w:p>
-    <w:p>
-      <w:pPr>
-        <w:pStyle w:val="Bibliografa"/>
-        <w:rPr>
-          <w:rFonts w:eastAsia="SimSun"/>
-          <w:sz w:val="20"/>
-          <w:lang w:val="es-ES_tradnl" w:eastAsia="en-US"/>
-        </w:rPr>
-      </w:pPr>
-      <w:r>
-        <w:rPr>
-          <w:rFonts w:eastAsia="SimSun"/>
-          <w:sz w:val="20"/>
-          <w:lang w:val="es-ES_tradnl" w:eastAsia="en-US"/>
-        </w:rPr>
-        <w:t>[19]</w:t>
-      </w:r>
-      <w:r>
-        <w:rPr>
-          <w:rFonts w:eastAsia="SimSun"/>
-          <w:sz w:val="20"/>
-          <w:lang w:val="es-ES_tradnl" w:eastAsia="en-US"/>
-        </w:rPr>
-        <w:tab/>
-        <w:t xml:space="preserve">C. Sebe, O. Ferret, A. </w:t>
-      </w:r>
-      <w:proofErr w:type="spellStart"/>
-      <w:r>
-        <w:rPr>
-          <w:rFonts w:eastAsia="SimSun"/>
-          <w:sz w:val="20"/>
-          <w:lang w:val="es-ES_tradnl" w:eastAsia="en-US"/>
-        </w:rPr>
-        <w:t>N’ev’eol</w:t>
-      </w:r>
-      <w:proofErr w:type="spellEnd"/>
-      <w:r>
-        <w:rPr>
-          <w:rFonts w:eastAsia="SimSun"/>
-          <w:sz w:val="20"/>
-          <w:lang w:val="es-ES_tradnl" w:eastAsia="en-US"/>
-        </w:rPr>
-        <w:t xml:space="preserve">, M. </w:t>
-      </w:r>
-      <w:proofErr w:type="spellStart"/>
-      <w:r>
-        <w:rPr>
-          <w:rFonts w:eastAsia="SimSun"/>
-          <w:sz w:val="20"/>
-          <w:lang w:val="es-ES_tradnl" w:eastAsia="en-US"/>
-        </w:rPr>
-        <w:t>Esmailoghli</w:t>
-      </w:r>
-      <w:proofErr w:type="spellEnd"/>
-      <w:r>
-        <w:rPr>
-          <w:rFonts w:eastAsia="SimSun"/>
-          <w:sz w:val="20"/>
-          <w:lang w:val="es-ES_tradnl" w:eastAsia="en-US"/>
-        </w:rPr>
-        <w:t>, U. Leser, y S. Cohen-</w:t>
-      </w:r>
-      <w:proofErr w:type="spellStart"/>
-      <w:r>
-        <w:rPr>
-          <w:rFonts w:eastAsia="SimSun"/>
-          <w:sz w:val="20"/>
-          <w:lang w:val="es-ES_tradnl" w:eastAsia="en-US"/>
-        </w:rPr>
-        <w:t>Boulakia</w:t>
-      </w:r>
-      <w:proofErr w:type="spellEnd"/>
-      <w:r>
-        <w:rPr>
-          <w:rFonts w:eastAsia="SimSun"/>
-          <w:sz w:val="20"/>
-          <w:lang w:val="es-ES_tradnl" w:eastAsia="en-US"/>
-        </w:rPr>
-        <w:t>, «</w:t>
-      </w:r>
-      <w:proofErr w:type="spellStart"/>
-      <w:r>
-        <w:rPr>
-          <w:rFonts w:eastAsia="SimSun"/>
-          <w:sz w:val="20"/>
-          <w:lang w:val="es-ES_tradnl" w:eastAsia="en-US"/>
-        </w:rPr>
-        <w:t>Supporting</w:t>
-      </w:r>
-      <w:proofErr w:type="spellEnd"/>
-      <w:r>
-        <w:rPr>
-          <w:rFonts w:eastAsia="SimSun"/>
-          <w:sz w:val="20"/>
-          <w:lang w:val="es-ES_tradnl" w:eastAsia="en-US"/>
-        </w:rPr>
-        <w:t xml:space="preserve"> </w:t>
-      </w:r>
-      <w:proofErr w:type="spellStart"/>
-      <w:r>
-        <w:rPr>
-          <w:rFonts w:eastAsia="SimSun"/>
-          <w:sz w:val="20"/>
-          <w:lang w:val="es-ES_tradnl" w:eastAsia="en-US"/>
-        </w:rPr>
-        <w:t>workflow</w:t>
-      </w:r>
-      <w:proofErr w:type="spellEnd"/>
-      <w:r>
-        <w:rPr>
-          <w:rFonts w:eastAsia="SimSun"/>
-          <w:sz w:val="20"/>
-          <w:lang w:val="es-ES_tradnl" w:eastAsia="en-US"/>
-        </w:rPr>
-        <w:t xml:space="preserve"> </w:t>
-      </w:r>
-      <w:proofErr w:type="spellStart"/>
-      <w:r>
-        <w:rPr>
-          <w:rFonts w:eastAsia="SimSun"/>
-          <w:sz w:val="20"/>
-          <w:lang w:val="es-ES_tradnl" w:eastAsia="en-US"/>
-        </w:rPr>
-        <w:t>reproducibility</w:t>
-      </w:r>
-      <w:proofErr w:type="spellEnd"/>
-      <w:r>
-        <w:rPr>
-          <w:rFonts w:eastAsia="SimSun"/>
-          <w:sz w:val="20"/>
-          <w:lang w:val="es-ES_tradnl" w:eastAsia="en-US"/>
-        </w:rPr>
-        <w:t xml:space="preserve"> </w:t>
-      </w:r>
-      <w:proofErr w:type="spellStart"/>
-      <w:r>
-        <w:rPr>
-          <w:rFonts w:eastAsia="SimSun"/>
-          <w:sz w:val="20"/>
-          <w:lang w:val="es-ES_tradnl" w:eastAsia="en-US"/>
-        </w:rPr>
-        <w:t>by</w:t>
-      </w:r>
-      <w:proofErr w:type="spellEnd"/>
-      <w:r>
-        <w:rPr>
-          <w:rFonts w:eastAsia="SimSun"/>
-          <w:sz w:val="20"/>
-          <w:lang w:val="es-ES_tradnl" w:eastAsia="en-US"/>
-        </w:rPr>
-        <w:t xml:space="preserve"> </w:t>
-      </w:r>
-      <w:proofErr w:type="spellStart"/>
-      <w:r>
-        <w:rPr>
-          <w:rFonts w:eastAsia="SimSun"/>
-          <w:sz w:val="20"/>
-          <w:lang w:val="es-ES_tradnl" w:eastAsia="en-US"/>
-        </w:rPr>
-        <w:t>linking</w:t>
-      </w:r>
-      <w:proofErr w:type="spellEnd"/>
-      <w:r>
-        <w:rPr>
-          <w:rFonts w:eastAsia="SimSun"/>
-          <w:sz w:val="20"/>
-          <w:lang w:val="es-ES_tradnl" w:eastAsia="en-US"/>
-        </w:rPr>
-        <w:t xml:space="preserve"> </w:t>
-      </w:r>
-      <w:proofErr w:type="spellStart"/>
-      <w:r>
-        <w:rPr>
-          <w:rFonts w:eastAsia="SimSun"/>
-          <w:sz w:val="20"/>
-          <w:lang w:val="es-ES_tradnl" w:eastAsia="en-US"/>
-        </w:rPr>
-        <w:t>bioinformatics</w:t>
-      </w:r>
-      <w:proofErr w:type="spellEnd"/>
-      <w:r>
-        <w:rPr>
-          <w:rFonts w:eastAsia="SimSun"/>
-          <w:sz w:val="20"/>
-          <w:lang w:val="es-ES_tradnl" w:eastAsia="en-US"/>
-        </w:rPr>
-        <w:t xml:space="preserve"> </w:t>
-      </w:r>
-      <w:proofErr w:type="spellStart"/>
-      <w:r>
-        <w:rPr>
-          <w:rFonts w:eastAsia="SimSun"/>
-          <w:sz w:val="20"/>
-          <w:lang w:val="es-ES_tradnl" w:eastAsia="en-US"/>
-        </w:rPr>
-        <w:t>tools</w:t>
-      </w:r>
-      <w:proofErr w:type="spellEnd"/>
-      <w:r>
-        <w:rPr>
-          <w:rFonts w:eastAsia="SimSun"/>
-          <w:sz w:val="20"/>
-          <w:lang w:val="es-ES_tradnl" w:eastAsia="en-US"/>
-        </w:rPr>
-        <w:t xml:space="preserve"> </w:t>
-      </w:r>
-      <w:proofErr w:type="spellStart"/>
-      <w:r>
-        <w:rPr>
-          <w:rFonts w:eastAsia="SimSun"/>
-          <w:sz w:val="20"/>
-          <w:lang w:val="es-ES_tradnl" w:eastAsia="en-US"/>
-        </w:rPr>
-        <w:t>across</w:t>
-      </w:r>
-      <w:proofErr w:type="spellEnd"/>
-      <w:r>
-        <w:rPr>
-          <w:rFonts w:eastAsia="SimSun"/>
-          <w:sz w:val="20"/>
-          <w:lang w:val="es-ES_tradnl" w:eastAsia="en-US"/>
-        </w:rPr>
-        <w:t xml:space="preserve"> </w:t>
-      </w:r>
-      <w:proofErr w:type="spellStart"/>
-      <w:r>
-        <w:rPr>
-          <w:rFonts w:eastAsia="SimSun"/>
-          <w:sz w:val="20"/>
-          <w:lang w:val="es-ES_tradnl" w:eastAsia="en-US"/>
-        </w:rPr>
-        <w:t>papers</w:t>
-      </w:r>
-      <w:proofErr w:type="spellEnd"/>
-      <w:r>
-        <w:rPr>
-          <w:rFonts w:eastAsia="SimSun"/>
-          <w:sz w:val="20"/>
-          <w:lang w:val="es-ES_tradnl" w:eastAsia="en-US"/>
-        </w:rPr>
-        <w:t xml:space="preserve"> and </w:t>
-      </w:r>
-      <w:proofErr w:type="spellStart"/>
-      <w:r>
-        <w:rPr>
-          <w:rFonts w:eastAsia="SimSun"/>
-          <w:sz w:val="20"/>
-          <w:lang w:val="es-ES_tradnl" w:eastAsia="en-US"/>
-        </w:rPr>
-        <w:t>executable</w:t>
-      </w:r>
-      <w:proofErr w:type="spellEnd"/>
-      <w:r>
-        <w:rPr>
-          <w:rFonts w:eastAsia="SimSun"/>
-          <w:sz w:val="20"/>
-          <w:lang w:val="es-ES_tradnl" w:eastAsia="en-US"/>
-        </w:rPr>
-        <w:t xml:space="preserve"> </w:t>
-      </w:r>
-      <w:proofErr w:type="spellStart"/>
-      <w:r>
-        <w:rPr>
-          <w:rFonts w:eastAsia="SimSun"/>
-          <w:sz w:val="20"/>
-          <w:lang w:val="es-ES_tradnl" w:eastAsia="en-US"/>
-        </w:rPr>
-        <w:t>code</w:t>
-      </w:r>
-      <w:proofErr w:type="spellEnd"/>
-      <w:r>
-        <w:rPr>
-          <w:rFonts w:eastAsia="SimSun"/>
-          <w:sz w:val="20"/>
-          <w:lang w:val="es-ES_tradnl" w:eastAsia="en-US"/>
-        </w:rPr>
-        <w:t xml:space="preserve">», </w:t>
-      </w:r>
-      <w:proofErr w:type="spellStart"/>
-      <w:r>
-        <w:rPr>
-          <w:rFonts w:eastAsia="SimSun"/>
-          <w:i/>
-          <w:iCs/>
-          <w:sz w:val="20"/>
-          <w:lang w:val="es-ES_tradnl" w:eastAsia="en-US"/>
-        </w:rPr>
-        <w:t>Bioinformatics</w:t>
-      </w:r>
-      <w:proofErr w:type="spellEnd"/>
-      <w:r>
-        <w:rPr>
-          <w:rFonts w:eastAsia="SimSun"/>
-          <w:sz w:val="20"/>
-          <w:lang w:val="es-ES_tradnl" w:eastAsia="en-US"/>
-        </w:rPr>
-        <w:t>, vol. 42, mar. 2026, doi: 10.1093/</w:t>
-      </w:r>
-      <w:proofErr w:type="spellStart"/>
-      <w:r>
-        <w:rPr>
-          <w:rFonts w:eastAsia="SimSun"/>
-          <w:sz w:val="20"/>
-          <w:lang w:val="es-ES_tradnl" w:eastAsia="en-US"/>
-        </w:rPr>
-        <w:t>bioinformatics</w:t>
-      </w:r>
-      <w:proofErr w:type="spellEnd"/>
-      <w:r>
-        <w:rPr>
-          <w:rFonts w:eastAsia="SimSun"/>
-          <w:sz w:val="20"/>
-          <w:lang w:val="es-ES_tradnl" w:eastAsia="en-US"/>
-        </w:rPr>
-        <w:t>/btag565.</w:t>
-      </w:r>
-    </w:p>
-    <w:p>
-      <w:pPr>
-        <w:pStyle w:val="Bibliografa"/>
-        <w:rPr>
-          <w:rFonts w:eastAsia="SimSun"/>
-          <w:sz w:val="20"/>
-          <w:lang w:val="es-ES_tradnl" w:eastAsia="en-US"/>
-        </w:rPr>
-      </w:pPr>
-      <w:r>
-        <w:rPr>
-          <w:rFonts w:eastAsia="SimSun"/>
-          <w:sz w:val="20"/>
-          <w:lang w:val="es-ES_tradnl" w:eastAsia="en-US"/>
-        </w:rPr>
-        <w:t>[20]</w:t>
-      </w:r>
-      <w:r>
-        <w:rPr>
-          <w:rFonts w:eastAsia="SimSun"/>
-          <w:sz w:val="20"/>
-          <w:lang w:val="es-ES_tradnl" w:eastAsia="en-US"/>
-        </w:rPr>
-        <w:tab/>
-        <w:t>B. Schilder, A. Murphy, y N. Skene, «</w:t>
-      </w:r>
-      <w:proofErr w:type="spellStart"/>
-      <w:r>
-        <w:rPr>
-          <w:rFonts w:eastAsia="SimSun"/>
-          <w:sz w:val="20"/>
-          <w:lang w:val="es-ES_tradnl" w:eastAsia="en-US"/>
-        </w:rPr>
-        <w:t>rworkflows</w:t>
-      </w:r>
-      <w:proofErr w:type="spellEnd"/>
-      <w:r>
-        <w:rPr>
-          <w:rFonts w:eastAsia="SimSun"/>
-          <w:sz w:val="20"/>
-          <w:lang w:val="es-ES_tradnl" w:eastAsia="en-US"/>
-        </w:rPr>
-        <w:t xml:space="preserve">: </w:t>
-      </w:r>
-      <w:proofErr w:type="spellStart"/>
-      <w:r>
-        <w:rPr>
-          <w:rFonts w:eastAsia="SimSun"/>
-          <w:sz w:val="20"/>
-          <w:lang w:val="es-ES_tradnl" w:eastAsia="en-US"/>
-        </w:rPr>
-        <w:t>automating</w:t>
-      </w:r>
-      <w:proofErr w:type="spellEnd"/>
-      <w:r>
-        <w:rPr>
-          <w:rFonts w:eastAsia="SimSun"/>
-          <w:sz w:val="20"/>
-          <w:lang w:val="es-ES_tradnl" w:eastAsia="en-US"/>
-        </w:rPr>
-        <w:t xml:space="preserve"> reproducible </w:t>
-      </w:r>
-      <w:proofErr w:type="spellStart"/>
-      <w:r>
-        <w:rPr>
-          <w:rFonts w:eastAsia="SimSun"/>
-          <w:sz w:val="20"/>
-          <w:lang w:val="es-ES_tradnl" w:eastAsia="en-US"/>
-        </w:rPr>
-        <w:t>practices</w:t>
-      </w:r>
-      <w:proofErr w:type="spellEnd"/>
-      <w:r>
-        <w:rPr>
-          <w:rFonts w:eastAsia="SimSun"/>
-          <w:sz w:val="20"/>
-          <w:lang w:val="es-ES_tradnl" w:eastAsia="en-US"/>
-        </w:rPr>
-        <w:t xml:space="preserve"> for </w:t>
-      </w:r>
-      <w:proofErr w:type="spellStart"/>
-      <w:r>
-        <w:rPr>
-          <w:rFonts w:eastAsia="SimSun"/>
-          <w:sz w:val="20"/>
-          <w:lang w:val="es-ES_tradnl" w:eastAsia="en-US"/>
-        </w:rPr>
-        <w:t>the</w:t>
-      </w:r>
-      <w:proofErr w:type="spellEnd"/>
-      <w:r>
-        <w:rPr>
-          <w:rFonts w:eastAsia="SimSun"/>
-          <w:sz w:val="20"/>
-          <w:lang w:val="es-ES_tradnl" w:eastAsia="en-US"/>
-        </w:rPr>
-        <w:t xml:space="preserve"> R </w:t>
-      </w:r>
-      <w:proofErr w:type="spellStart"/>
-      <w:r>
-        <w:rPr>
-          <w:rFonts w:eastAsia="SimSun"/>
-          <w:sz w:val="20"/>
-          <w:lang w:val="es-ES_tradnl" w:eastAsia="en-US"/>
-        </w:rPr>
-        <w:t>community</w:t>
-      </w:r>
-      <w:proofErr w:type="spellEnd"/>
-      <w:r>
-        <w:rPr>
-          <w:rFonts w:eastAsia="SimSun"/>
-          <w:sz w:val="20"/>
-          <w:lang w:val="es-ES_tradnl" w:eastAsia="en-US"/>
-        </w:rPr>
-        <w:t xml:space="preserve">», </w:t>
-      </w:r>
-      <w:r>
-        <w:rPr>
-          <w:rFonts w:eastAsia="SimSun"/>
-          <w:i/>
-          <w:iCs/>
-          <w:sz w:val="20"/>
-          <w:lang w:val="es-ES_tradnl" w:eastAsia="en-US"/>
-        </w:rPr>
-        <w:t xml:space="preserve">Nat. </w:t>
-      </w:r>
-      <w:proofErr w:type="spellStart"/>
-      <w:r>
-        <w:rPr>
-          <w:rFonts w:eastAsia="SimSun"/>
-          <w:i/>
-          <w:iCs/>
-          <w:sz w:val="20"/>
-          <w:lang w:val="es-ES_tradnl" w:eastAsia="en-US"/>
-        </w:rPr>
-        <w:t>Commun</w:t>
-      </w:r>
-      <w:proofErr w:type="spellEnd"/>
-      <w:r>
-        <w:rPr>
-          <w:rFonts w:eastAsia="SimSun"/>
-          <w:i/>
-          <w:iCs/>
-          <w:sz w:val="20"/>
-          <w:lang w:val="es-ES_tradnl" w:eastAsia="en-US"/>
-        </w:rPr>
-        <w:t>.</w:t>
-      </w:r>
-      <w:r>
-        <w:rPr>
-          <w:rFonts w:eastAsia="SimSun"/>
-          <w:sz w:val="20"/>
-          <w:lang w:val="es-ES_tradnl" w:eastAsia="en-US"/>
-        </w:rPr>
-        <w:t>, vol. 15, ene. 2024, doi: 10.1038/s41467-023-44484-5.</w:t>
-      </w:r>
-    </w:p>
-    <w:p>
-      <w:pPr>
-        <w:pStyle w:val="Bibliografa"/>
-        <w:rPr>
-          <w:rFonts w:eastAsia="SimSun"/>
-          <w:sz w:val="20"/>
-          <w:lang w:val="es-ES_tradnl" w:eastAsia="en-US"/>
-        </w:rPr>
-      </w:pPr>
-      <w:r>
-        <w:rPr>
-          <w:rFonts w:eastAsia="SimSun"/>
-          <w:sz w:val="20"/>
-          <w:lang w:val="es-ES_tradnl" w:eastAsia="en-US"/>
-        </w:rPr>
-        <w:t>[21]</w:t>
-      </w:r>
-      <w:r>
-        <w:rPr>
-          <w:rFonts w:eastAsia="SimSun"/>
-          <w:sz w:val="20"/>
-          <w:lang w:val="es-ES_tradnl" w:eastAsia="en-US"/>
-        </w:rPr>
-        <w:tab/>
-        <w:t xml:space="preserve">F. Mölder </w:t>
-      </w:r>
-      <w:r>
-        <w:rPr>
-          <w:rFonts w:eastAsia="SimSun"/>
-          <w:i/>
-          <w:iCs/>
-          <w:sz w:val="20"/>
-          <w:lang w:val="es-ES_tradnl" w:eastAsia="en-US"/>
-        </w:rPr>
-        <w:t>et al.</w:t>
-      </w:r>
-      <w:r>
-        <w:rPr>
-          <w:rFonts w:eastAsia="SimSun"/>
-          <w:sz w:val="20"/>
-          <w:lang w:val="es-ES_tradnl" w:eastAsia="en-US"/>
-        </w:rPr>
-        <w:t>, «</w:t>
-      </w:r>
-      <w:proofErr w:type="spellStart"/>
-      <w:r>
-        <w:rPr>
-          <w:rFonts w:eastAsia="SimSun"/>
-          <w:sz w:val="20"/>
-          <w:lang w:val="es-ES_tradnl" w:eastAsia="en-US"/>
-        </w:rPr>
-        <w:t>Sustainable</w:t>
-      </w:r>
-      <w:proofErr w:type="spellEnd"/>
-      <w:r>
-        <w:rPr>
-          <w:rFonts w:eastAsia="SimSun"/>
-          <w:sz w:val="20"/>
-          <w:lang w:val="es-ES_tradnl" w:eastAsia="en-US"/>
-        </w:rPr>
-        <w:t xml:space="preserve"> data </w:t>
-      </w:r>
-      <w:proofErr w:type="spellStart"/>
-      <w:r>
-        <w:rPr>
-          <w:rFonts w:eastAsia="SimSun"/>
-          <w:sz w:val="20"/>
-          <w:lang w:val="es-ES_tradnl" w:eastAsia="en-US"/>
-        </w:rPr>
-        <w:t>analysis</w:t>
-      </w:r>
-      <w:proofErr w:type="spellEnd"/>
-      <w:r>
-        <w:rPr>
-          <w:rFonts w:eastAsia="SimSun"/>
-          <w:sz w:val="20"/>
-          <w:lang w:val="es-ES_tradnl" w:eastAsia="en-US"/>
-        </w:rPr>
-        <w:t xml:space="preserve"> </w:t>
-      </w:r>
-      <w:proofErr w:type="spellStart"/>
-      <w:r>
-        <w:rPr>
-          <w:rFonts w:eastAsia="SimSun"/>
-          <w:sz w:val="20"/>
-          <w:lang w:val="es-ES_tradnl" w:eastAsia="en-US"/>
-        </w:rPr>
-        <w:t>with</w:t>
-      </w:r>
-      <w:proofErr w:type="spellEnd"/>
-      <w:r>
-        <w:rPr>
-          <w:rFonts w:eastAsia="SimSun"/>
-          <w:sz w:val="20"/>
-          <w:lang w:val="es-ES_tradnl" w:eastAsia="en-US"/>
-        </w:rPr>
-        <w:t xml:space="preserve"> </w:t>
-      </w:r>
-      <w:proofErr w:type="spellStart"/>
-      <w:r>
-        <w:rPr>
-          <w:rFonts w:eastAsia="SimSun"/>
-          <w:sz w:val="20"/>
-          <w:lang w:val="es-ES_tradnl" w:eastAsia="en-US"/>
-        </w:rPr>
-        <w:t>Snakemake</w:t>
-      </w:r>
-      <w:proofErr w:type="spellEnd"/>
-      <w:r>
-        <w:rPr>
-          <w:rFonts w:eastAsia="SimSun"/>
-          <w:sz w:val="20"/>
-          <w:lang w:val="es-ES_tradnl" w:eastAsia="en-US"/>
-        </w:rPr>
-        <w:t xml:space="preserve">», </w:t>
-      </w:r>
-      <w:r>
-        <w:rPr>
-          <w:rFonts w:eastAsia="SimSun"/>
-          <w:i/>
-          <w:iCs/>
-          <w:sz w:val="20"/>
-          <w:lang w:val="es-ES_tradnl" w:eastAsia="en-US"/>
-        </w:rPr>
-        <w:t>F1000Research</w:t>
-      </w:r>
-      <w:r>
-        <w:rPr>
-          <w:rFonts w:eastAsia="SimSun"/>
-          <w:sz w:val="20"/>
-          <w:lang w:val="es-ES_tradnl" w:eastAsia="en-US"/>
-        </w:rPr>
-        <w:t>, vol. 10, ene. 2021, doi: 10.12688/f1000research.29032.3.</w:t>
-      </w:r>
-    </w:p>
-    <w:p>
-      <w:pPr>
-        <w:pStyle w:val="Bibliografa"/>
-        <w:rPr>
-          <w:rFonts w:eastAsia="SimSun"/>
-          <w:sz w:val="20"/>
-          <w:lang w:val="es-ES_tradnl" w:eastAsia="en-US"/>
-        </w:rPr>
-      </w:pPr>
-      <w:r>
-        <w:rPr>
-          <w:rFonts w:eastAsia="SimSun"/>
-          <w:sz w:val="20"/>
-          <w:lang w:val="es-ES_tradnl" w:eastAsia="en-US"/>
-        </w:rPr>
-        <w:t>[22]</w:t>
-      </w:r>
-      <w:r>
-        <w:rPr>
-          <w:rFonts w:eastAsia="SimSun"/>
-          <w:sz w:val="20"/>
-          <w:lang w:val="es-ES_tradnl" w:eastAsia="en-US"/>
-        </w:rPr>
-        <w:tab/>
-        <w:t xml:space="preserve">C. Lissa </w:t>
-      </w:r>
-      <w:r>
-        <w:rPr>
-          <w:rFonts w:eastAsia="SimSun"/>
-          <w:i/>
-          <w:iCs/>
-          <w:sz w:val="20"/>
-          <w:lang w:val="es-ES_tradnl" w:eastAsia="en-US"/>
-        </w:rPr>
-        <w:t>et al.</w:t>
-      </w:r>
-      <w:r>
-        <w:rPr>
-          <w:rFonts w:eastAsia="SimSun"/>
-          <w:sz w:val="20"/>
-          <w:lang w:val="es-ES_tradnl" w:eastAsia="en-US"/>
-        </w:rPr>
-        <w:t xml:space="preserve">, «WORCS: A </w:t>
-      </w:r>
-      <w:proofErr w:type="spellStart"/>
-      <w:r>
-        <w:rPr>
-          <w:rFonts w:eastAsia="SimSun"/>
-          <w:sz w:val="20"/>
-          <w:lang w:val="es-ES_tradnl" w:eastAsia="en-US"/>
-        </w:rPr>
-        <w:t>workflow</w:t>
-      </w:r>
-      <w:proofErr w:type="spellEnd"/>
-      <w:r>
-        <w:rPr>
-          <w:rFonts w:eastAsia="SimSun"/>
-          <w:sz w:val="20"/>
-          <w:lang w:val="es-ES_tradnl" w:eastAsia="en-US"/>
-        </w:rPr>
-        <w:t xml:space="preserve"> for open reproducible </w:t>
-      </w:r>
-      <w:proofErr w:type="spellStart"/>
-      <w:r>
-        <w:rPr>
-          <w:rFonts w:eastAsia="SimSun"/>
-          <w:sz w:val="20"/>
-          <w:lang w:val="es-ES_tradnl" w:eastAsia="en-US"/>
-        </w:rPr>
-        <w:t>code</w:t>
-      </w:r>
-      <w:proofErr w:type="spellEnd"/>
-      <w:r>
-        <w:rPr>
-          <w:rFonts w:eastAsia="SimSun"/>
-          <w:sz w:val="20"/>
-          <w:lang w:val="es-ES_tradnl" w:eastAsia="en-US"/>
-        </w:rPr>
-        <w:t xml:space="preserve"> in </w:t>
-      </w:r>
-      <w:proofErr w:type="spellStart"/>
-      <w:r>
-        <w:rPr>
-          <w:rFonts w:eastAsia="SimSun"/>
-          <w:sz w:val="20"/>
-          <w:lang w:val="es-ES_tradnl" w:eastAsia="en-US"/>
-        </w:rPr>
-        <w:t>science</w:t>
-      </w:r>
-      <w:proofErr w:type="spellEnd"/>
-      <w:r>
-        <w:rPr>
-          <w:rFonts w:eastAsia="SimSun"/>
-          <w:sz w:val="20"/>
-          <w:lang w:val="es-ES_tradnl" w:eastAsia="en-US"/>
-        </w:rPr>
-        <w:t xml:space="preserve">», </w:t>
-      </w:r>
-      <w:r>
-        <w:rPr>
-          <w:rFonts w:eastAsia="SimSun"/>
-          <w:i/>
-          <w:iCs/>
-          <w:sz w:val="20"/>
-          <w:lang w:val="es-ES_tradnl" w:eastAsia="en-US"/>
-        </w:rPr>
-        <w:t xml:space="preserve">Data </w:t>
-      </w:r>
-      <w:proofErr w:type="spellStart"/>
-      <w:r>
-        <w:rPr>
-          <w:rFonts w:eastAsia="SimSun"/>
-          <w:i/>
-          <w:iCs/>
-          <w:sz w:val="20"/>
-          <w:lang w:val="es-ES_tradnl" w:eastAsia="en-US"/>
-        </w:rPr>
-        <w:t>Sci</w:t>
-      </w:r>
-      <w:proofErr w:type="spellEnd"/>
-      <w:r>
-        <w:rPr>
-          <w:rFonts w:eastAsia="SimSun"/>
-          <w:sz w:val="20"/>
-          <w:lang w:val="es-ES_tradnl" w:eastAsia="en-US"/>
-        </w:rPr>
-        <w:t xml:space="preserve">, vol. 4, pp. 29-49, </w:t>
-      </w:r>
-      <w:proofErr w:type="spellStart"/>
-      <w:r>
-        <w:rPr>
-          <w:rFonts w:eastAsia="SimSun"/>
-          <w:sz w:val="20"/>
-          <w:lang w:val="es-ES_tradnl" w:eastAsia="en-US"/>
-        </w:rPr>
-        <w:t>may</w:t>
-      </w:r>
-      <w:proofErr w:type="spellEnd"/>
-      <w:r>
-        <w:rPr>
-          <w:rFonts w:eastAsia="SimSun"/>
-          <w:sz w:val="20"/>
-          <w:lang w:val="es-ES_tradnl" w:eastAsia="en-US"/>
-        </w:rPr>
-        <w:t xml:space="preserve"> 2020, doi: 10.31234/osf.io/k4wde.</w:t>
-      </w:r>
-    </w:p>
-    <w:p>
-      <w:pPr>
-        <w:pStyle w:val="Bibliografa"/>
-        <w:rPr>
-          <w:rFonts w:eastAsia="SimSun"/>
-          <w:sz w:val="20"/>
-          <w:lang w:val="es-ES_tradnl" w:eastAsia="en-US"/>
-        </w:rPr>
-      </w:pPr>
-      <w:r>
-        <w:rPr>
-          <w:rFonts w:eastAsia="SimSun"/>
-          <w:sz w:val="20"/>
-          <w:lang w:val="es-ES_tradnl" w:eastAsia="en-US"/>
-        </w:rPr>
-        <w:t>[23]</w:t>
-      </w:r>
-      <w:r>
-        <w:rPr>
-          <w:rFonts w:eastAsia="SimSun"/>
-          <w:sz w:val="20"/>
-          <w:lang w:val="es-ES_tradnl" w:eastAsia="en-US"/>
-        </w:rPr>
-        <w:tab/>
-        <w:t>A. Wolen, C. Hartgerink, R. Hafen, B. Richards, C. Soderberg, y T. York, «</w:t>
-      </w:r>
-      <w:proofErr w:type="spellStart"/>
-      <w:r>
-        <w:rPr>
-          <w:rFonts w:eastAsia="SimSun"/>
-          <w:sz w:val="20"/>
-          <w:lang w:val="es-ES_tradnl" w:eastAsia="en-US"/>
-        </w:rPr>
-        <w:t>osfr</w:t>
-      </w:r>
-      <w:proofErr w:type="spellEnd"/>
-      <w:r>
-        <w:rPr>
-          <w:rFonts w:eastAsia="SimSun"/>
-          <w:sz w:val="20"/>
-          <w:lang w:val="es-ES_tradnl" w:eastAsia="en-US"/>
-        </w:rPr>
-        <w:t xml:space="preserve">: </w:t>
-      </w:r>
-      <w:proofErr w:type="spellStart"/>
-      <w:r>
-        <w:rPr>
-          <w:rFonts w:eastAsia="SimSun"/>
-          <w:sz w:val="20"/>
-          <w:lang w:val="es-ES_tradnl" w:eastAsia="en-US"/>
-        </w:rPr>
-        <w:t>An</w:t>
-      </w:r>
-      <w:proofErr w:type="spellEnd"/>
-      <w:r>
-        <w:rPr>
-          <w:rFonts w:eastAsia="SimSun"/>
-          <w:sz w:val="20"/>
-          <w:lang w:val="es-ES_tradnl" w:eastAsia="en-US"/>
-        </w:rPr>
-        <w:t xml:space="preserve"> R Interface </w:t>
-      </w:r>
-      <w:proofErr w:type="spellStart"/>
-      <w:r>
-        <w:rPr>
-          <w:rFonts w:eastAsia="SimSun"/>
-          <w:sz w:val="20"/>
-          <w:lang w:val="es-ES_tradnl" w:eastAsia="en-US"/>
-        </w:rPr>
-        <w:t>to</w:t>
-      </w:r>
-      <w:proofErr w:type="spellEnd"/>
-      <w:r>
-        <w:rPr>
-          <w:rFonts w:eastAsia="SimSun"/>
-          <w:sz w:val="20"/>
-          <w:lang w:val="es-ES_tradnl" w:eastAsia="en-US"/>
-        </w:rPr>
-        <w:t xml:space="preserve"> </w:t>
-      </w:r>
-      <w:proofErr w:type="spellStart"/>
-      <w:r>
-        <w:rPr>
-          <w:rFonts w:eastAsia="SimSun"/>
-          <w:sz w:val="20"/>
-          <w:lang w:val="es-ES_tradnl" w:eastAsia="en-US"/>
-        </w:rPr>
-        <w:t>the</w:t>
-      </w:r>
-      <w:proofErr w:type="spellEnd"/>
-      <w:r>
-        <w:rPr>
-          <w:rFonts w:eastAsia="SimSun"/>
-          <w:sz w:val="20"/>
-          <w:lang w:val="es-ES_tradnl" w:eastAsia="en-US"/>
-        </w:rPr>
-        <w:t xml:space="preserve"> Open </w:t>
-      </w:r>
-      <w:proofErr w:type="spellStart"/>
-      <w:r>
-        <w:rPr>
-          <w:rFonts w:eastAsia="SimSun"/>
-          <w:sz w:val="20"/>
-          <w:lang w:val="es-ES_tradnl" w:eastAsia="en-US"/>
-        </w:rPr>
-        <w:t>Science</w:t>
-      </w:r>
-      <w:proofErr w:type="spellEnd"/>
-      <w:r>
-        <w:rPr>
-          <w:rFonts w:eastAsia="SimSun"/>
-          <w:sz w:val="20"/>
-          <w:lang w:val="es-ES_tradnl" w:eastAsia="en-US"/>
-        </w:rPr>
-        <w:t xml:space="preserve"> Framework», </w:t>
-      </w:r>
-      <w:r>
-        <w:rPr>
-          <w:rFonts w:eastAsia="SimSun"/>
-          <w:i/>
-          <w:iCs/>
-          <w:sz w:val="20"/>
-          <w:lang w:val="es-ES_tradnl" w:eastAsia="en-US"/>
-        </w:rPr>
-        <w:t xml:space="preserve">J Open Source </w:t>
-      </w:r>
-      <w:proofErr w:type="spellStart"/>
-      <w:r>
-        <w:rPr>
-          <w:rFonts w:eastAsia="SimSun"/>
-          <w:i/>
-          <w:iCs/>
-          <w:sz w:val="20"/>
-          <w:lang w:val="es-ES_tradnl" w:eastAsia="en-US"/>
-        </w:rPr>
-        <w:t>Softw</w:t>
-      </w:r>
-      <w:proofErr w:type="spellEnd"/>
-      <w:r>
-        <w:rPr>
-          <w:rFonts w:eastAsia="SimSun"/>
-          <w:sz w:val="20"/>
-          <w:lang w:val="es-ES_tradnl" w:eastAsia="en-US"/>
-        </w:rPr>
-        <w:t>, vol. 5, p. 2071, feb. 2020, doi: 10.21105/joss.02071.</w:t>
-      </w:r>
-    </w:p>
-    <w:p>
-      <w:pPr>
-        <w:pStyle w:val="Bibliografa"/>
-        <w:rPr>
-          <w:rFonts w:eastAsia="SimSun"/>
-          <w:sz w:val="20"/>
-          <w:lang w:val="es-ES_tradnl" w:eastAsia="en-US"/>
-        </w:rPr>
-      </w:pPr>
-      <w:r>
-        <w:rPr>
-          <w:rFonts w:eastAsia="SimSun"/>
-          <w:sz w:val="20"/>
-          <w:lang w:val="es-ES_tradnl" w:eastAsia="en-US"/>
-        </w:rPr>
-        <w:t>[24]</w:t>
-      </w:r>
-      <w:r>
-        <w:rPr>
-          <w:rFonts w:eastAsia="SimSun"/>
-          <w:sz w:val="20"/>
-          <w:lang w:val="es-ES_tradnl" w:eastAsia="en-US"/>
-        </w:rPr>
-        <w:tab/>
-        <w:t xml:space="preserve">G. M. </w:t>
-      </w:r>
-      <w:proofErr w:type="spellStart"/>
-      <w:r>
-        <w:rPr>
-          <w:rFonts w:eastAsia="SimSun"/>
-          <w:sz w:val="20"/>
-          <w:lang w:val="es-ES_tradnl" w:eastAsia="en-US"/>
-        </w:rPr>
-        <w:t>Dias</w:t>
-      </w:r>
-      <w:proofErr w:type="spellEnd"/>
-      <w:r>
-        <w:rPr>
-          <w:rFonts w:eastAsia="SimSun"/>
-          <w:sz w:val="20"/>
-          <w:lang w:val="es-ES_tradnl" w:eastAsia="en-US"/>
-        </w:rPr>
-        <w:t xml:space="preserve">, D. Faria, D. Arcanjo, T. </w:t>
-      </w:r>
-      <w:proofErr w:type="spellStart"/>
-      <w:r>
-        <w:rPr>
-          <w:rFonts w:eastAsia="SimSun"/>
-          <w:sz w:val="20"/>
-          <w:lang w:val="es-ES_tradnl" w:eastAsia="en-US"/>
-        </w:rPr>
-        <w:t>Dias</w:t>
-      </w:r>
-      <w:proofErr w:type="spellEnd"/>
-      <w:r>
-        <w:rPr>
-          <w:rFonts w:eastAsia="SimSun"/>
-          <w:sz w:val="20"/>
-          <w:lang w:val="es-ES_tradnl" w:eastAsia="en-US"/>
-        </w:rPr>
-        <w:t>, y P. Mascarenhas, «</w:t>
-      </w:r>
-      <w:proofErr w:type="spellStart"/>
-      <w:r>
-        <w:rPr>
-          <w:rFonts w:eastAsia="SimSun"/>
-          <w:sz w:val="20"/>
-          <w:lang w:val="es-ES_tradnl" w:eastAsia="en-US"/>
-        </w:rPr>
-        <w:t>Infrastructure</w:t>
-      </w:r>
-      <w:proofErr w:type="spellEnd"/>
-      <w:r>
-        <w:rPr>
-          <w:rFonts w:eastAsia="SimSun"/>
-          <w:sz w:val="20"/>
-          <w:lang w:val="es-ES_tradnl" w:eastAsia="en-US"/>
-        </w:rPr>
-        <w:t xml:space="preserve"> for Open </w:t>
-      </w:r>
-      <w:proofErr w:type="spellStart"/>
-      <w:r>
-        <w:rPr>
-          <w:rFonts w:eastAsia="SimSun"/>
-          <w:sz w:val="20"/>
-          <w:lang w:val="es-ES_tradnl" w:eastAsia="en-US"/>
-        </w:rPr>
-        <w:t>Science</w:t>
-      </w:r>
-      <w:proofErr w:type="spellEnd"/>
-      <w:r>
-        <w:rPr>
-          <w:rFonts w:eastAsia="SimSun"/>
-          <w:sz w:val="20"/>
-          <w:lang w:val="es-ES_tradnl" w:eastAsia="en-US"/>
-        </w:rPr>
-        <w:t xml:space="preserve">: </w:t>
-      </w:r>
-      <w:proofErr w:type="spellStart"/>
-      <w:r>
-        <w:rPr>
-          <w:rFonts w:eastAsia="SimSun"/>
-          <w:sz w:val="20"/>
-          <w:lang w:val="es-ES_tradnl" w:eastAsia="en-US"/>
-        </w:rPr>
-        <w:t>analysis</w:t>
-      </w:r>
-      <w:proofErr w:type="spellEnd"/>
-      <w:r>
-        <w:rPr>
-          <w:rFonts w:eastAsia="SimSun"/>
-          <w:sz w:val="20"/>
-          <w:lang w:val="es-ES_tradnl" w:eastAsia="en-US"/>
-        </w:rPr>
-        <w:t xml:space="preserve"> of </w:t>
-      </w:r>
-      <w:proofErr w:type="spellStart"/>
-      <w:r>
-        <w:rPr>
-          <w:rFonts w:eastAsia="SimSun"/>
-          <w:sz w:val="20"/>
-          <w:lang w:val="es-ES_tradnl" w:eastAsia="en-US"/>
-        </w:rPr>
-        <w:t>the</w:t>
-      </w:r>
-      <w:proofErr w:type="spellEnd"/>
-      <w:r>
-        <w:rPr>
-          <w:rFonts w:eastAsia="SimSun"/>
-          <w:sz w:val="20"/>
-          <w:lang w:val="es-ES_tradnl" w:eastAsia="en-US"/>
-        </w:rPr>
-        <w:t xml:space="preserve"> </w:t>
-      </w:r>
-      <w:proofErr w:type="spellStart"/>
-      <w:r>
-        <w:rPr>
-          <w:rFonts w:eastAsia="SimSun"/>
-          <w:sz w:val="20"/>
-          <w:lang w:val="es-ES_tradnl" w:eastAsia="en-US"/>
-        </w:rPr>
-        <w:t>national</w:t>
-      </w:r>
-      <w:proofErr w:type="spellEnd"/>
-      <w:r>
-        <w:rPr>
-          <w:rFonts w:eastAsia="SimSun"/>
-          <w:sz w:val="20"/>
-          <w:lang w:val="es-ES_tradnl" w:eastAsia="en-US"/>
-        </w:rPr>
-        <w:t xml:space="preserve"> </w:t>
-      </w:r>
-      <w:proofErr w:type="spellStart"/>
-      <w:r>
-        <w:rPr>
-          <w:rFonts w:eastAsia="SimSun"/>
-          <w:sz w:val="20"/>
-          <w:lang w:val="es-ES_tradnl" w:eastAsia="en-US"/>
-        </w:rPr>
-        <w:t>coverage</w:t>
-      </w:r>
-      <w:proofErr w:type="spellEnd"/>
-      <w:r>
-        <w:rPr>
-          <w:rFonts w:eastAsia="SimSun"/>
-          <w:sz w:val="20"/>
-          <w:lang w:val="es-ES_tradnl" w:eastAsia="en-US"/>
-        </w:rPr>
-        <w:t xml:space="preserve"> of </w:t>
-      </w:r>
-      <w:proofErr w:type="spellStart"/>
-      <w:r>
-        <w:rPr>
-          <w:rFonts w:eastAsia="SimSun"/>
-          <w:sz w:val="20"/>
-          <w:lang w:val="es-ES_tradnl" w:eastAsia="en-US"/>
-        </w:rPr>
-        <w:t>persistent</w:t>
-      </w:r>
-      <w:proofErr w:type="spellEnd"/>
-      <w:r>
-        <w:rPr>
-          <w:rFonts w:eastAsia="SimSun"/>
-          <w:sz w:val="20"/>
-          <w:lang w:val="es-ES_tradnl" w:eastAsia="en-US"/>
-        </w:rPr>
-        <w:t xml:space="preserve"> </w:t>
-      </w:r>
-      <w:proofErr w:type="spellStart"/>
-      <w:r>
-        <w:rPr>
-          <w:rFonts w:eastAsia="SimSun"/>
-          <w:sz w:val="20"/>
-          <w:lang w:val="es-ES_tradnl" w:eastAsia="en-US"/>
-        </w:rPr>
-        <w:t>identifiers</w:t>
-      </w:r>
-      <w:proofErr w:type="spellEnd"/>
-      <w:r>
-        <w:rPr>
-          <w:rFonts w:eastAsia="SimSun"/>
-          <w:sz w:val="20"/>
-          <w:lang w:val="es-ES_tradnl" w:eastAsia="en-US"/>
-        </w:rPr>
-        <w:t xml:space="preserve"> in Brazil», </w:t>
-      </w:r>
-      <w:r>
-        <w:rPr>
-          <w:rFonts w:eastAsia="SimSun"/>
-          <w:i/>
-          <w:iCs/>
-          <w:sz w:val="20"/>
-          <w:lang w:val="es-ES_tradnl" w:eastAsia="en-US"/>
-        </w:rPr>
-        <w:t xml:space="preserve">Ibero-Lat. Am. </w:t>
-      </w:r>
-      <w:proofErr w:type="spellStart"/>
-      <w:r>
-        <w:rPr>
-          <w:rFonts w:eastAsia="SimSun"/>
-          <w:i/>
-          <w:iCs/>
-          <w:sz w:val="20"/>
-          <w:lang w:val="es-ES_tradnl" w:eastAsia="en-US"/>
-        </w:rPr>
-        <w:t>Congr</w:t>
-      </w:r>
-      <w:proofErr w:type="spellEnd"/>
-      <w:r>
-        <w:rPr>
-          <w:rFonts w:eastAsia="SimSun"/>
-          <w:i/>
-          <w:iCs/>
-          <w:sz w:val="20"/>
-          <w:lang w:val="es-ES_tradnl" w:eastAsia="en-US"/>
-        </w:rPr>
-        <w:t xml:space="preserve">. </w:t>
-      </w:r>
-      <w:proofErr w:type="spellStart"/>
-      <w:r>
-        <w:rPr>
-          <w:rFonts w:eastAsia="SimSun"/>
-          <w:i/>
-          <w:iCs/>
-          <w:sz w:val="20"/>
-          <w:lang w:val="es-ES_tradnl" w:eastAsia="en-US"/>
-        </w:rPr>
-        <w:t>Comput</w:t>
-      </w:r>
-      <w:proofErr w:type="spellEnd"/>
-      <w:r>
-        <w:rPr>
-          <w:rFonts w:eastAsia="SimSun"/>
-          <w:i/>
-          <w:iCs/>
-          <w:sz w:val="20"/>
-          <w:lang w:val="es-ES_tradnl" w:eastAsia="en-US"/>
-        </w:rPr>
-        <w:t xml:space="preserve">. </w:t>
-      </w:r>
-      <w:proofErr w:type="spellStart"/>
-      <w:r>
-        <w:rPr>
-          <w:rFonts w:eastAsia="SimSun"/>
-          <w:i/>
-          <w:iCs/>
-          <w:sz w:val="20"/>
-          <w:lang w:val="es-ES_tradnl" w:eastAsia="en-US"/>
-        </w:rPr>
-        <w:t>Methods</w:t>
-      </w:r>
-      <w:proofErr w:type="spellEnd"/>
-      <w:r>
-        <w:rPr>
-          <w:rFonts w:eastAsia="SimSun"/>
-          <w:i/>
-          <w:iCs/>
-          <w:sz w:val="20"/>
-          <w:lang w:val="es-ES_tradnl" w:eastAsia="en-US"/>
-        </w:rPr>
-        <w:t xml:space="preserve"> Eng. CILAMCE</w:t>
-      </w:r>
-      <w:r>
-        <w:rPr>
-          <w:rFonts w:eastAsia="SimSun"/>
-          <w:sz w:val="20"/>
-          <w:lang w:val="es-ES_tradnl" w:eastAsia="en-US"/>
-        </w:rPr>
-        <w:t>, mar. 2026, doi: 10.55592/cilamce2025.v5i.14033.</w:t>
-      </w:r>
-    </w:p>
-    <w:p>
-      <w:pPr>
-        <w:pStyle w:val="Bibliografa"/>
-        <w:rPr>
-          <w:rFonts w:eastAsia="SimSun"/>
-          <w:sz w:val="20"/>
-          <w:lang w:val="es-ES_tradnl" w:eastAsia="en-US"/>
-        </w:rPr>
-      </w:pPr>
-      <w:r>
-        <w:rPr>
-          <w:rFonts w:eastAsia="SimSun"/>
-          <w:sz w:val="20"/>
-          <w:lang w:val="es-ES_tradnl" w:eastAsia="en-US"/>
-        </w:rPr>
-        <w:t>[25]</w:t>
-      </w:r>
-      <w:r>
-        <w:rPr>
-          <w:rFonts w:eastAsia="SimSun"/>
-          <w:sz w:val="20"/>
-          <w:lang w:val="es-ES_tradnl" w:eastAsia="en-US"/>
-        </w:rPr>
-        <w:tab/>
-        <w:t xml:space="preserve">J. Plantin, C. </w:t>
-      </w:r>
-      <w:proofErr w:type="spellStart"/>
-      <w:r>
-        <w:rPr>
-          <w:rFonts w:eastAsia="SimSun"/>
-          <w:sz w:val="20"/>
-          <w:lang w:val="es-ES_tradnl" w:eastAsia="en-US"/>
-        </w:rPr>
-        <w:t>Lagoze</w:t>
-      </w:r>
-      <w:proofErr w:type="spellEnd"/>
-      <w:r>
-        <w:rPr>
-          <w:rFonts w:eastAsia="SimSun"/>
-          <w:sz w:val="20"/>
-          <w:lang w:val="es-ES_tradnl" w:eastAsia="en-US"/>
-        </w:rPr>
-        <w:t>, y P. Edwards, «Re-</w:t>
-      </w:r>
-      <w:proofErr w:type="spellStart"/>
-      <w:r>
-        <w:rPr>
-          <w:rFonts w:eastAsia="SimSun"/>
-          <w:sz w:val="20"/>
-          <w:lang w:val="es-ES_tradnl" w:eastAsia="en-US"/>
-        </w:rPr>
-        <w:t>integrating</w:t>
-      </w:r>
-      <w:proofErr w:type="spellEnd"/>
-      <w:r>
-        <w:rPr>
-          <w:rFonts w:eastAsia="SimSun"/>
-          <w:sz w:val="20"/>
-          <w:lang w:val="es-ES_tradnl" w:eastAsia="en-US"/>
-        </w:rPr>
-        <w:t xml:space="preserve"> </w:t>
-      </w:r>
-      <w:proofErr w:type="spellStart"/>
-      <w:r>
-        <w:rPr>
-          <w:rFonts w:eastAsia="SimSun"/>
-          <w:sz w:val="20"/>
-          <w:lang w:val="es-ES_tradnl" w:eastAsia="en-US"/>
-        </w:rPr>
-        <w:t>scholarly</w:t>
-      </w:r>
-      <w:proofErr w:type="spellEnd"/>
-      <w:r>
-        <w:rPr>
-          <w:rFonts w:eastAsia="SimSun"/>
-          <w:sz w:val="20"/>
-          <w:lang w:val="es-ES_tradnl" w:eastAsia="en-US"/>
-        </w:rPr>
-        <w:t xml:space="preserve"> </w:t>
-      </w:r>
-      <w:proofErr w:type="spellStart"/>
-      <w:r>
-        <w:rPr>
-          <w:rFonts w:eastAsia="SimSun"/>
-          <w:sz w:val="20"/>
-          <w:lang w:val="es-ES_tradnl" w:eastAsia="en-US"/>
-        </w:rPr>
-        <w:t>infrastructure</w:t>
-      </w:r>
-      <w:proofErr w:type="spellEnd"/>
-      <w:r>
-        <w:rPr>
-          <w:rFonts w:eastAsia="SimSun"/>
-          <w:sz w:val="20"/>
-          <w:lang w:val="es-ES_tradnl" w:eastAsia="en-US"/>
-        </w:rPr>
-        <w:t xml:space="preserve">: The </w:t>
-      </w:r>
-      <w:proofErr w:type="spellStart"/>
-      <w:r>
-        <w:rPr>
-          <w:rFonts w:eastAsia="SimSun"/>
-          <w:sz w:val="20"/>
-          <w:lang w:val="es-ES_tradnl" w:eastAsia="en-US"/>
-        </w:rPr>
-        <w:t>ambiguous</w:t>
-      </w:r>
-      <w:proofErr w:type="spellEnd"/>
-      <w:r>
-        <w:rPr>
-          <w:rFonts w:eastAsia="SimSun"/>
-          <w:sz w:val="20"/>
-          <w:lang w:val="es-ES_tradnl" w:eastAsia="en-US"/>
-        </w:rPr>
-        <w:t xml:space="preserve"> role of data </w:t>
-      </w:r>
-      <w:proofErr w:type="spellStart"/>
-      <w:r>
-        <w:rPr>
-          <w:rFonts w:eastAsia="SimSun"/>
-          <w:sz w:val="20"/>
-          <w:lang w:val="es-ES_tradnl" w:eastAsia="en-US"/>
-        </w:rPr>
-        <w:t>sharing</w:t>
-      </w:r>
-      <w:proofErr w:type="spellEnd"/>
-      <w:r>
-        <w:rPr>
-          <w:rFonts w:eastAsia="SimSun"/>
-          <w:sz w:val="20"/>
-          <w:lang w:val="es-ES_tradnl" w:eastAsia="en-US"/>
-        </w:rPr>
-        <w:t xml:space="preserve"> </w:t>
-      </w:r>
-      <w:proofErr w:type="spellStart"/>
-      <w:r>
-        <w:rPr>
-          <w:rFonts w:eastAsia="SimSun"/>
-          <w:sz w:val="20"/>
-          <w:lang w:val="es-ES_tradnl" w:eastAsia="en-US"/>
-        </w:rPr>
-        <w:t>platforms</w:t>
-      </w:r>
-      <w:proofErr w:type="spellEnd"/>
-      <w:r>
-        <w:rPr>
-          <w:rFonts w:eastAsia="SimSun"/>
-          <w:sz w:val="20"/>
-          <w:lang w:val="es-ES_tradnl" w:eastAsia="en-US"/>
-        </w:rPr>
-        <w:t xml:space="preserve">», </w:t>
-      </w:r>
-      <w:r>
-        <w:rPr>
-          <w:rFonts w:eastAsia="SimSun"/>
-          <w:i/>
-          <w:iCs/>
-          <w:sz w:val="20"/>
-          <w:lang w:val="es-ES_tradnl" w:eastAsia="en-US"/>
-        </w:rPr>
-        <w:t>Big Data Soc.</w:t>
-      </w:r>
-      <w:r>
-        <w:rPr>
-          <w:rFonts w:eastAsia="SimSun"/>
-          <w:sz w:val="20"/>
-          <w:lang w:val="es-ES_tradnl" w:eastAsia="en-US"/>
-        </w:rPr>
-        <w:t>, vol. 5, feb. 2018, doi: 10.1177/2053951718756683.</w:t>
-      </w:r>
-    </w:p>
-    <w:p>
-      <w:pPr>
-        <w:pStyle w:val="Bibliografa"/>
-        <w:rPr>
-          <w:rFonts w:eastAsia="SimSun"/>
-          <w:sz w:val="20"/>
-          <w:lang w:val="es-ES_tradnl" w:eastAsia="en-US"/>
-        </w:rPr>
-      </w:pPr>
-      <w:r>
-        <w:rPr>
-          <w:rFonts w:eastAsia="SimSun"/>
-          <w:sz w:val="20"/>
-          <w:lang w:val="es-ES_tradnl" w:eastAsia="en-US"/>
-        </w:rPr>
-        <w:t>[26]</w:t>
-      </w:r>
-      <w:r>
-        <w:rPr>
-          <w:rFonts w:eastAsia="SimSun"/>
-          <w:sz w:val="20"/>
-          <w:lang w:val="es-ES_tradnl" w:eastAsia="en-US"/>
-        </w:rPr>
-        <w:tab/>
-        <w:t xml:space="preserve">T. Miguel-Medina, </w:t>
-      </w:r>
-      <w:r>
-        <w:rPr>
-          <w:rFonts w:eastAsia="SimSun"/>
-          <w:i/>
-          <w:iCs/>
-          <w:sz w:val="20"/>
-          <w:lang w:val="es-ES_tradnl" w:eastAsia="en-US"/>
-        </w:rPr>
-        <w:t xml:space="preserve">Reproducible Open </w:t>
-      </w:r>
-      <w:proofErr w:type="spellStart"/>
-      <w:r>
-        <w:rPr>
-          <w:rFonts w:eastAsia="SimSun"/>
-          <w:i/>
-          <w:iCs/>
-          <w:sz w:val="20"/>
-          <w:lang w:val="es-ES_tradnl" w:eastAsia="en-US"/>
-        </w:rPr>
-        <w:t>Science</w:t>
-      </w:r>
-      <w:proofErr w:type="spellEnd"/>
-      <w:r>
-        <w:rPr>
-          <w:rFonts w:eastAsia="SimSun"/>
-          <w:i/>
-          <w:iCs/>
-          <w:sz w:val="20"/>
-          <w:lang w:val="es-ES_tradnl" w:eastAsia="en-US"/>
-        </w:rPr>
-        <w:t xml:space="preserve"> </w:t>
-      </w:r>
-      <w:proofErr w:type="spellStart"/>
-      <w:r>
-        <w:rPr>
-          <w:rFonts w:eastAsia="SimSun"/>
-          <w:i/>
-          <w:iCs/>
-          <w:sz w:val="20"/>
-          <w:lang w:val="es-ES_tradnl" w:eastAsia="en-US"/>
-        </w:rPr>
-        <w:t>Workflow</w:t>
-      </w:r>
-      <w:proofErr w:type="spellEnd"/>
-      <w:r>
-        <w:rPr>
-          <w:rFonts w:eastAsia="SimSun"/>
-          <w:i/>
-          <w:iCs/>
-          <w:sz w:val="20"/>
-          <w:lang w:val="es-ES_tradnl" w:eastAsia="en-US"/>
-        </w:rPr>
-        <w:t xml:space="preserve"> Evaluation</w:t>
-      </w:r>
-      <w:r>
-        <w:rPr>
-          <w:rFonts w:eastAsia="SimSun"/>
-          <w:sz w:val="20"/>
-          <w:lang w:val="es-ES_tradnl" w:eastAsia="en-US"/>
-        </w:rPr>
-        <w:t xml:space="preserve">. (29 de agosto de 2026). </w:t>
-      </w:r>
-      <w:proofErr w:type="spellStart"/>
-      <w:r>
-        <w:rPr>
-          <w:rFonts w:eastAsia="SimSun"/>
-          <w:sz w:val="20"/>
-          <w:lang w:val="es-ES_tradnl" w:eastAsia="en-US"/>
-        </w:rPr>
-        <w:t>Zenodo</w:t>
-      </w:r>
-      <w:proofErr w:type="spellEnd"/>
-      <w:r>
-        <w:rPr>
-          <w:rFonts w:eastAsia="SimSun"/>
-          <w:sz w:val="20"/>
-          <w:lang w:val="es-ES_tradnl" w:eastAsia="en-US"/>
-        </w:rPr>
-        <w:t>. doi: 10.5281/ZENODO.22164247.</w:t>
+        <w:t>Reproducible Open Science Workflow Evaluation</w:t>
+      </w:r>
+      <w:r>
+        <w:rPr>
+          <w:rFonts w:eastAsia="SimSun"/>
+          <w:sz w:val="20"/>
+          <w:lang w:val="es-ES_tradnl" w:eastAsia="en-US"/>
+        </w:rPr>
+        <w:t>. (29 de agosto de 2026). Zenodo. doi: 10.5281/ZENODO.22164247.</w:t>
       </w:r>
     </w:p>
     <w:p>
@@ -7835,7 +4411,13 @@
 </file>
 
 <file path=word/footer3.xml><?xml version="1.0" encoding="utf-8"?>
-<w:ftr xmlns:wpc="http://schemas.microsoft.com/office/word/2010/wordprocessingCanvas" xmlns:cx="http://schemas.microsoft.com/office/drawing/2014/chartex" xmlns:cx1="http://schemas.microsoft.com/office/drawing/2015/9/8/chartex" xmlns:cx2="http://schemas.microsoft.com/office/drawing/2015/10/21/chartex" xmlns:cx3="http://schemas.microsoft.com/office/drawing/2016/5/9/chartex" xmlns:cx4="http://schemas.microsoft.com/office/drawing/2016/5/10/chartex" xmlns:cx5="http://schemas.microsoft.com/office/drawing/2016/5/11/chartex" xmlns:cx6="http://schemas.microsoft.com/office/drawing/2016/5/12/chartex" xmlns:cx7="http://schemas.microsoft.com/office/drawing/2016/5/13/chartex" xmlns:cx8="http://schemas.microsoft.com/office/drawing/2016/5/14/chartex" xmlns:mc="http://schemas.openxmlformats.org/markup-compatibility/2006" xmlns:aink="http://schemas.microsoft.com/office/drawing/2016/ink" xmlns:am3d="http://schemas.microsoft.com/office/drawing/2017/model3d" xmlns:o="urn:schemas-microsoft-com:office:office" xmlns:oel="http://schemas.microsoft.com/office/2019/extlst" xmlns:r="http://schemas.openxmlformats.org/officeDocument/2006/relationships" xmlns:m="http://schemas.openxmlformats.org/officeDocument/2006/math" xmlns:v="urn:schemas-microsoft-com:vml" xmlns:wp14="http://schemas.microsoft.com/office/word/2010/wordprocessingDrawing" xmlns:wp="http://schemas.openxmlformats.org/drawingml/2006/wordprocessingDrawing" xmlns:w10="urn:schemas-microsoft-com:office:word" xmlns:w="http://schemas.openxmlformats.org/wordprocessingml/2006/main" xmlns:w14="http://schemas.microsoft.com/office/word/2010/wordml" xmlns:w15="http://schemas.microsoft.com/office/word/2012/wordml" xmlns:w16cex="http://schemas.microsoft.com/office/word/2018/wordml/cex" xmlns:w16cid="http://schemas.microsoft.com/office/word/2016/wordml/cid" xmlns:w16="http://schemas.microsoft.com/office/word/2018/wordml" xmlns:w16du="http://schemas.microsoft.com/office/word/2023/wordml/word16du" xmlns:w16sdtdh="http://schemas.microsoft.com/office/word/2020/wordml/sdtdatahash" xmlns:w16sdtfl="http://schemas.microsoft.com/office/word/2024/wordml/sdtformatlock" xmlns:w16se="http://schemas.microsoft.com/office/word/2015/wordml/symex" xmlns:wpg="http://schemas.microsoft.com/office/word/2010/wordprocessingGroup" xmlns:wpi="http://schemas.microsoft.com/office/word/2010/wordprocessingInk" xmlns:wne="http://schemas.microsoft.com/office/word/2006/wordml" xmlns:wps="http://schemas.microsoft.com/office/word/2010/wordprocessingShape" mc:Ignorable="w14 w15 w16se w16cid w16 w16cex w16sdtdh w16sdtfl w16du wp14"/>
+<w:ftr xmlns:wpc="http://schemas.microsoft.com/office/word/2010/wordprocessingCanvas" xmlns:cx="http://schemas.microsoft.com/office/drawing/2014/chartex" xmlns:cx1="http://schemas.microsoft.com/office/drawing/2015/9/8/chartex" xmlns:cx2="http://schemas.microsoft.com/office/drawing/2015/10/21/chartex" xmlns:cx3="http://schemas.microsoft.com/office/drawing/2016/5/9/chartex" xmlns:cx4="http://schemas.microsoft.com/office/drawing/2016/5/10/chartex" xmlns:cx5="http://schemas.microsoft.com/office/drawing/2016/5/11/chartex" xmlns:cx6="http://schemas.microsoft.com/office/drawing/2016/5/12/chartex" xmlns:cx7="http://schemas.microsoft.com/office/drawing/2016/5/13/chartex" xmlns:cx8="http://schemas.microsoft.com/office/drawing/2016/5/14/chartex" xmlns:mc="http://schemas.openxmlformats.org/markup-compatibility/2006" xmlns:aink="http://schemas.microsoft.com/office/drawing/2016/ink" xmlns:am3d="http://schemas.microsoft.com/office/drawing/2017/model3d" xmlns:o="urn:schemas-microsoft-com:office:office" xmlns:oel="http://schemas.microsoft.com/office/2019/extlst" xmlns:r="http://schemas.openxmlformats.org/officeDocument/2006/relationships" xmlns:m="http://schemas.openxmlformats.org/officeDocument/2006/math" xmlns:v="urn:schemas-microsoft-com:vml" xmlns:wp14="http://schemas.microsoft.com/office/word/2010/wordprocessingDrawing" xmlns:wp="http://schemas.openxmlformats.org/drawingml/2006/wordprocessingDrawing" xmlns:w10="urn:schemas-microsoft-com:office:word" xmlns:w="http://schemas.openxmlformats.org/wordprocessingml/2006/main" xmlns:w14="http://schemas.microsoft.com/office/word/2010/wordml" xmlns:w15="http://schemas.microsoft.com/office/word/2012/wordml" xmlns:w16cex="http://schemas.microsoft.com/office/word/2018/wordml/cex" xmlns:w16cid="http://schemas.microsoft.com/office/word/2016/wordml/cid" xmlns:w16="http://schemas.microsoft.com/office/word/2018/wordml" xmlns:w16du="http://schemas.microsoft.com/office/word/2023/wordml/word16du" xmlns:w16sdtdh="http://schemas.microsoft.com/office/word/2020/wordml/sdtdatahash" xmlns:w16sdtfl="http://schemas.microsoft.com/office/word/2024/wordml/sdtformatlock" xmlns:w16se="http://schemas.microsoft.com/office/word/2015/wordml/symex" xmlns:wpg="http://schemas.microsoft.com/office/word/2010/wordprocessingGroup" xmlns:wpi="http://schemas.microsoft.com/office/word/2010/wordprocessingInk" xmlns:wne="http://schemas.microsoft.com/office/word/2006/wordml" xmlns:wps="http://schemas.microsoft.com/office/word/2010/wordprocessingShape" mc:Ignorable="w14 w15 w16se w16cid w16 w16cex w16sdtdh w16sdtfl w16du wp14">
+  <w:p>
+    <w:r>
+      <w:cr/>
+    </w:r>
+  </w:p>
+</w:ftr>
 </file>
 
 <file path=word/footnotes.xml><?xml version="1.0" encoding="utf-8"?>
@@ -7877,7 +4459,13 @@
 </file>
 
 <file path=word/header2.xml><?xml version="1.0" encoding="utf-8"?>
-<w:hdr xmlns:wpc="http://schemas.microsoft.com/office/word/2010/wordprocessingCanvas" xmlns:cx="http://schemas.microsoft.com/office/drawing/2014/chartex" xmlns:cx1="http://schemas.microsoft.com/office/drawing/2015/9/8/chartex" xmlns:cx2="http://schemas.microsoft.com/office/drawing/2015/10/21/chartex" xmlns:cx3="http://schemas.microsoft.com/office/drawing/2016/5/9/chartex" xmlns:cx4="http://schemas.microsoft.com/office/drawing/2016/5/10/chartex" xmlns:cx5="http://schemas.microsoft.com/office/drawing/2016/5/11/chartex" xmlns:cx6="http://schemas.microsoft.com/office/drawing/2016/5/12/chartex" xmlns:cx7="http://schemas.microsoft.com/office/drawing/2016/5/13/chartex" xmlns:cx8="http://schemas.microsoft.com/office/drawing/2016/5/14/chartex" xmlns:mc="http://schemas.openxmlformats.org/markup-compatibility/2006" xmlns:aink="http://schemas.microsoft.com/office/drawing/2016/ink" xmlns:am3d="http://schemas.microsoft.com/office/drawing/2017/model3d" xmlns:o="urn:schemas-microsoft-com:office:office" xmlns:oel="http://schemas.microsoft.com/office/2019/extlst" xmlns:r="http://schemas.openxmlformats.org/officeDocument/2006/relationships" xmlns:m="http://schemas.openxmlformats.org/officeDocument/2006/math" xmlns:v="urn:schemas-microsoft-com:vml" xmlns:wp14="http://schemas.microsoft.com/office/word/2010/wordprocessingDrawing" xmlns:wp="http://schemas.openxmlformats.org/drawingml/2006/wordprocessingDrawing" xmlns:w10="urn:schemas-microsoft-com:office:word" xmlns:w="http://schemas.openxmlformats.org/wordprocessingml/2006/main" xmlns:w14="http://schemas.microsoft.com/office/word/2010/wordml" xmlns:w15="http://schemas.microsoft.com/office/word/2012/wordml" xmlns:w16cex="http://schemas.microsoft.com/office/word/2018/wordml/cex" xmlns:w16cid="http://schemas.microsoft.com/office/word/2016/wordml/cid" xmlns:w16="http://schemas.microsoft.com/office/word/2018/wordml" xmlns:w16du="http://schemas.microsoft.com/office/word/2023/wordml/word16du" xmlns:w16sdtdh="http://schemas.microsoft.com/office/word/2020/wordml/sdtdatahash" xmlns:w16sdtfl="http://schemas.microsoft.com/office/word/2024/wordml/sdtformatlock" xmlns:w16se="http://schemas.microsoft.com/office/word/2015/wordml/symex" xmlns:wpg="http://schemas.microsoft.com/office/word/2010/wordprocessingGroup" xmlns:wpi="http://schemas.microsoft.com/office/word/2010/wordprocessingInk" xmlns:wne="http://schemas.microsoft.com/office/word/2006/wordml" xmlns:wps="http://schemas.microsoft.com/office/word/2010/wordprocessingShape" mc:Ignorable="w14 w15 w16se w16cid w16 w16cex w16sdtdh w16sdtfl w16du wp14"/>
+<w:hdr xmlns:wpc="http://schemas.microsoft.com/office/word/2010/wordprocessingCanvas" xmlns:cx="http://schemas.microsoft.com/office/drawing/2014/chartex" xmlns:cx1="http://schemas.microsoft.com/office/drawing/2015/9/8/chartex" xmlns:cx2="http://schemas.microsoft.com/office/drawing/2015/10/21/chartex" xmlns:cx3="http://schemas.microsoft.com/office/drawing/2016/5/9/chartex" xmlns:cx4="http://schemas.microsoft.com/office/drawing/2016/5/10/chartex" xmlns:cx5="http://schemas.microsoft.com/office/drawing/2016/5/11/chartex" xmlns:cx6="http://schemas.microsoft.com/office/drawing/2016/5/12/chartex" xmlns:cx7="http://schemas.microsoft.com/office/drawing/2016/5/13/chartex" xmlns:cx8="http://schemas.microsoft.com/office/drawing/2016/5/14/chartex" xmlns:mc="http://schemas.openxmlformats.org/markup-compatibility/2006" xmlns:aink="http://schemas.microsoft.com/office/drawing/2016/ink" xmlns:am3d="http://schemas.microsoft.com/office/drawing/2017/model3d" xmlns:o="urn:schemas-microsoft-com:office:office" xmlns:oel="http://schemas.microsoft.com/office/2019/extlst" xmlns:r="http://schemas.openxmlformats.org/officeDocument/2006/relationships" xmlns:m="http://schemas.openxmlformats.org/officeDocument/2006/math" xmlns:v="urn:schemas-microsoft-com:vml" xmlns:wp14="http://schemas.microsoft.com/office/word/2010/wordprocessingDrawing" xmlns:wp="http://schemas.openxmlformats.org/drawingml/2006/wordprocessingDrawing" xmlns:w10="urn:schemas-microsoft-com:office:word" xmlns:w="http://schemas.openxmlformats.org/wordprocessingml/2006/main" xmlns:w14="http://schemas.microsoft.com/office/word/2010/wordml" xmlns:w15="http://schemas.microsoft.com/office/word/2012/wordml" xmlns:w16cex="http://schemas.microsoft.com/office/word/2018/wordml/cex" xmlns:w16cid="http://schemas.microsoft.com/office/word/2016/wordml/cid" xmlns:w16="http://schemas.microsoft.com/office/word/2018/wordml" xmlns:w16du="http://schemas.microsoft.com/office/word/2023/wordml/word16du" xmlns:w16sdtdh="http://schemas.microsoft.com/office/word/2020/wordml/sdtdatahash" xmlns:w16sdtfl="http://schemas.microsoft.com/office/word/2024/wordml/sdtformatlock" xmlns:w16se="http://schemas.microsoft.com/office/word/2015/wordml/symex" xmlns:wpg="http://schemas.microsoft.com/office/word/2010/wordprocessingGroup" xmlns:wpi="http://schemas.microsoft.com/office/word/2010/wordprocessingInk" xmlns:wne="http://schemas.microsoft.com/office/word/2006/wordml" xmlns:wps="http://schemas.microsoft.com/office/word/2010/wordprocessingShape" mc:Ignorable="w14 w15 w16se w16cid w16 w16cex w16sdtdh w16sdtfl w16du wp14">
+  <w:p>
+    <w:r>
+      <w:cr/>
+    </w:r>
+  </w:p>
+</w:hdr>
 </file>
 
 <file path=word/header3.xml><?xml version="1.0" encoding="utf-8"?>
